--- a/Lab 08/CA-Lab08_ad11013_sk11236.docx
+++ b/Lab 08/CA-Lab08_ad11013_sk11236.docx
@@ -1,6 +1,6 @@
 
 <file path=word/document.xml><?xml version="1.0" encoding="utf-8"?>
-<w:document xmlns:wpc="http://schemas.microsoft.com/office/word/2010/wordprocessingCanvas" xmlns:cx="http://schemas.microsoft.com/office/drawing/2014/chartex" xmlns:cx1="http://schemas.microsoft.com/office/drawing/2015/9/8/chartex" xmlns:cx2="http://schemas.microsoft.com/office/drawing/2015/10/21/chartex" xmlns:cx3="http://schemas.microsoft.com/office/drawing/2016/5/9/chartex" xmlns:cx4="http://schemas.microsoft.com/office/drawing/2016/5/10/chartex" xmlns:cx5="http://schemas.microsoft.com/office/drawing/2016/5/11/chartex" xmlns:cx6="http://schemas.microsoft.com/office/drawing/2016/5/12/chartex" xmlns:cx7="http://schemas.microsoft.com/office/drawing/2016/5/13/chartex" xmlns:cx8="http://schemas.microsoft.com/office/drawing/2016/5/14/chartex" xmlns:mc="http://schemas.openxmlformats.org/markup-compatibility/2006" xmlns:aink="http://schemas.microsoft.com/office/drawing/2016/ink" xmlns:am3d="http://schemas.microsoft.com/office/drawing/2017/model3d" xmlns:o="urn:schemas-microsoft-com:office:office" xmlns:oel="http://schemas.microsoft.com/office/2019/extlst" xmlns:r="http://schemas.openxmlformats.org/officeDocument/2006/relationships" xmlns:m="http://schemas.openxmlformats.org/officeDocument/2006/math" xmlns:v="urn:schemas-microsoft-com:vml" xmlns:wp14="http://schemas.microsoft.com/office/word/2010/wordprocessingDrawing" xmlns:wp="http://schemas.openxmlformats.org/drawingml/2006/wordprocessingDrawing" xmlns:w10="urn:schemas-microsoft-com:office:word" xmlns:w="http://schemas.openxmlformats.org/wordprocessingml/2006/main" xmlns:w14="http://schemas.microsoft.com/office/word/2010/wordml" xmlns:w15="http://schemas.microsoft.com/office/word/2012/wordml" xmlns:w16cex="http://schemas.microsoft.com/office/word/2018/wordml/cex" xmlns:w16cid="http://schemas.microsoft.com/office/word/2016/wordml/cid" xmlns:w16="http://schemas.microsoft.com/office/word/2018/wordml" xmlns:w16du="http://schemas.microsoft.com/office/word/2023/wordml/word16du" xmlns:w16sdtdh="http://schemas.microsoft.com/office/word/2020/wordml/sdtdatahash" xmlns:w16sdtfl="http://schemas.microsoft.com/office/word/2024/wordml/sdtformatlock" xmlns:w16se="http://schemas.microsoft.com/office/word/2015/wordml/symex" xmlns:wpg="http://schemas.microsoft.com/office/word/2010/wordprocessingGroup" xmlns:wpi="http://schemas.microsoft.com/office/word/2010/wordprocessingInk" xmlns:wne="http://schemas.microsoft.com/office/word/2006/wordml" xmlns:wps="http://schemas.microsoft.com/office/word/2010/wordprocessingShape" mc:Ignorable="w14 w15 w16se w16cid w16 w16cex w16sdtdh w16sdtfl w16du wp14">
+<w:document xmlns:wpc="http://schemas.microsoft.com/office/word/2010/wordprocessingCanvas" xmlns:cx="http://schemas.microsoft.com/office/drawing/2014/chartex" xmlns:cx1="http://schemas.microsoft.com/office/drawing/2015/9/8/chartex" xmlns:cx2="http://schemas.microsoft.com/office/drawing/2015/10/21/chartex" xmlns:cx3="http://schemas.microsoft.com/office/drawing/2016/5/9/chartex" xmlns:cx4="http://schemas.microsoft.com/office/drawing/2016/5/10/chartex" xmlns:cx5="http://schemas.microsoft.com/office/drawing/2016/5/11/chartex" xmlns:cx6="http://schemas.microsoft.com/office/drawing/2016/5/12/chartex" xmlns:cx7="http://schemas.microsoft.com/office/drawing/2016/5/13/chartex" xmlns:cx8="http://schemas.microsoft.com/office/drawing/2016/5/14/chartex" xmlns:mc="http://schemas.openxmlformats.org/markup-compatibility/2006" xmlns:aink="http://schemas.microsoft.com/office/drawing/2016/ink" xmlns:am3d="http://schemas.microsoft.com/office/drawing/2017/model3d" xmlns:o="urn:schemas-microsoft-com:office:office" xmlns:oel="http://schemas.microsoft.com/office/2019/extlst" xmlns:r="http://schemas.openxmlformats.org/officeDocument/2006/relationships" xmlns:m="http://schemas.openxmlformats.org/officeDocument/2006/math" xmlns:v="urn:schemas-microsoft-com:vml" xmlns:wp14="http://schemas.microsoft.com/office/word/2010/wordprocessingDrawing" xmlns:wp="http://schemas.openxmlformats.org/drawingml/2006/wordprocessingDrawing" xmlns:w10="urn:schemas-microsoft-com:office:word" xmlns:w="http://schemas.openxmlformats.org/wordprocessingml/2006/main" xmlns:w14="http://schemas.microsoft.com/office/word/2010/wordml" xmlns:w15="http://schemas.microsoft.com/office/word/2012/wordml" xmlns:w16cex="http://schemas.microsoft.com/office/word/2018/wordml/cex" xmlns:w16cid="http://schemas.microsoft.com/office/word/2016/wordml/cid" xmlns:w16="http://schemas.microsoft.com/office/word/2018/wordml" xmlns:w16du="http://schemas.microsoft.com/office/word/2023/wordml/word16du" xmlns:w16sdtdh="http://schemas.microsoft.com/office/word/2020/wordml/sdtdatahash" xmlns:w16sdtfl="http://schemas.microsoft.com/office/word/2024/wordml/sdtformatlock" xmlns:w16se="http://schemas.microsoft.com/office/word/2015/wordml/symex" xmlns:wpg="http://schemas.microsoft.com/office/word/2010/wordprocessingGroup" xmlns:wpi="http://schemas.microsoft.com/office/word/2010/wordprocessingInk" xmlns:wne="http://schemas.microsoft.com/office/word/2006/wordml" xmlns:wps="http://schemas.microsoft.com/office/word/2010/wordprocessingShape" xmlns:a="http://schemas.openxmlformats.org/drawingml/2006/main" xmlns:pic="http://schemas.openxmlformats.org/drawingml/2006/picture" xmlns:a14="http://schemas.microsoft.com/office/drawing/2010/main" mc:Ignorable="w14 w15 w16se w16cid w16 w16cex w16sdtdh w16sdtfl w16du wp14">
   <w:body>
     <w:p>
       <w:pPr>
@@ -12,7 +12,7 @@
           <w:szCs w:val="56"/>
         </w:rPr>
       </w:pPr>
-      <w:bookmarkStart w:id="0" w:name="_Toc49775716"/>
+      <w:bookmarkStart w:name="_Toc49775716" w:id="0"/>
       <w:r>
         <w:rPr>
           <w:rFonts w:cs="Times"/>
@@ -63,20 +63,6 @@
         <w:t xml:space="preserve"> </w:t>
       </w:r>
     </w:p>
-    <w:p>
-      <w:pPr>
-        <w:rPr>
-          <w:rFonts w:ascii="Times" w:hAnsi="Times" w:cs="Times"/>
-        </w:rPr>
-      </w:pPr>
-    </w:p>
-    <w:p>
-      <w:pPr>
-        <w:rPr>
-          <w:rFonts w:ascii="Times" w:hAnsi="Times" w:cs="Times"/>
-        </w:rPr>
-      </w:pPr>
-    </w:p>
     <w:tbl>
       <w:tblPr>
         <w:tblW w:w="0" w:type="auto"/>
@@ -92,11 +78,12 @@
           <w:tcPr>
             <w:tcW w:w="5382" w:type="dxa"/>
             <w:tcBorders>
-              <w:top w:val="single" w:sz="4" w:space="0" w:color="auto"/>
-              <w:left w:val="single" w:sz="4" w:space="0" w:color="auto"/>
-              <w:bottom w:val="single" w:sz="4" w:space="0" w:color="auto"/>
-              <w:right w:val="single" w:sz="4" w:space="0" w:color="auto"/>
+              <w:top w:val="single" w:color="auto" w:sz="4" w:space="0"/>
+              <w:left w:val="single" w:color="auto" w:sz="4" w:space="0"/>
+              <w:bottom w:val="single" w:color="auto" w:sz="4" w:space="0"/>
+              <w:right w:val="single" w:color="auto" w:sz="4" w:space="0"/>
             </w:tcBorders>
+            <w:tcMar/>
             <w:hideMark/>
           </w:tcPr>
           <w:p>
@@ -104,7 +91,12 @@
               <w:spacing w:after="240"/>
             </w:pPr>
             <w:r>
+              <w:rPr/>
               <w:t>Name:</w:t>
+            </w:r>
+            <w:r>
+              <w:rPr/>
+              <w:t xml:space="preserve"> Abbas Huzaifa Dar, Syed Muhammad Kabir</w:t>
             </w:r>
           </w:p>
         </w:tc>
@@ -112,16 +104,22 @@
           <w:tcPr>
             <w:tcW w:w="1843" w:type="dxa"/>
             <w:tcBorders>
-              <w:top w:val="single" w:sz="4" w:space="0" w:color="auto"/>
-              <w:left w:val="single" w:sz="4" w:space="0" w:color="auto"/>
-              <w:bottom w:val="single" w:sz="4" w:space="0" w:color="auto"/>
-              <w:right w:val="single" w:sz="4" w:space="0" w:color="auto"/>
+              <w:top w:val="single" w:color="auto" w:sz="4" w:space="0"/>
+              <w:left w:val="single" w:color="auto" w:sz="4" w:space="0"/>
+              <w:bottom w:val="single" w:color="auto" w:sz="4" w:space="0"/>
+              <w:right w:val="single" w:color="auto" w:sz="4" w:space="0"/>
             </w:tcBorders>
+            <w:tcMar/>
             <w:hideMark/>
           </w:tcPr>
           <w:p>
             <w:r>
+              <w:rPr/>
               <w:t>ID:</w:t>
+            </w:r>
+            <w:r>
+              <w:rPr/>
+              <w:t xml:space="preserve"> ad11013, sk11236</w:t>
             </w:r>
           </w:p>
         </w:tc>
@@ -129,16 +127,22 @@
           <w:tcPr>
             <w:tcW w:w="2125" w:type="dxa"/>
             <w:tcBorders>
-              <w:top w:val="single" w:sz="4" w:space="0" w:color="auto"/>
-              <w:left w:val="single" w:sz="4" w:space="0" w:color="auto"/>
-              <w:bottom w:val="single" w:sz="4" w:space="0" w:color="auto"/>
-              <w:right w:val="single" w:sz="4" w:space="0" w:color="auto"/>
+              <w:top w:val="single" w:color="auto" w:sz="4" w:space="0"/>
+              <w:left w:val="single" w:color="auto" w:sz="4" w:space="0"/>
+              <w:bottom w:val="single" w:color="auto" w:sz="4" w:space="0"/>
+              <w:right w:val="single" w:color="auto" w:sz="4" w:space="0"/>
             </w:tcBorders>
+            <w:tcMar/>
             <w:hideMark/>
           </w:tcPr>
           <w:p>
             <w:r>
+              <w:rPr/>
               <w:t>Section:</w:t>
+            </w:r>
+            <w:r>
+              <w:rPr/>
+              <w:t xml:space="preserve"> T4</w:t>
             </w:r>
           </w:p>
         </w:tc>
@@ -159,7 +163,7 @@
           <w:tcPr>
             <w:tcW w:w="9016" w:type="dxa"/>
             <w:tcBorders>
-              <w:top w:val="single" w:sz="12" w:space="0" w:color="auto"/>
+              <w:top w:val="single" w:color="auto" w:sz="12" w:space="0"/>
             </w:tcBorders>
           </w:tcPr>
           <w:p>
@@ -183,8 +187,11 @@
         </w:tc>
       </w:tr>
     </w:tbl>
-    <w:p/>
-    <w:p/>
+    <w:p>
+      <w:pPr>
+        <w:pStyle w:val="Normal"/>
+      </w:pPr>
+    </w:p>
     <w:p>
       <w:pPr>
         <w:pStyle w:val="Heading2"/>
@@ -212,7 +219,7 @@
           <w:iCs/>
         </w:rPr>
       </w:pPr>
-      <w:bookmarkStart w:id="1" w:name="_Hlk115686917"/>
+      <w:bookmarkStart w:name="_Hlk115686917" w:id="1"/>
       <w:r>
         <w:rPr>
           <w:i/>
@@ -226,6 +233,12 @@
           <w:iCs/>
         </w:rPr>
         <w:br/>
+      </w:r>
+      <w:r>
+        <w:rPr>
+          <w:i/>
+          <w:iCs/>
+        </w:rPr>
         <w:t>a) Data Memory Module</w:t>
       </w:r>
     </w:p>
@@ -279,220 +292,95 @@
       </w:tblGrid>
       <w:tr>
         <w:trPr>
-          <w:trHeight w:val="1848"/>
+          <w:trHeight w:val="3930"/>
         </w:trPr>
         <w:tc>
           <w:tcPr>
             <w:tcW w:w="8510" w:type="dxa"/>
+            <w:tcMar/>
           </w:tcPr>
           <w:p>
             <w:pPr>
-              <w:rPr>
-                <w:rFonts w:ascii="Times" w:eastAsia="Times New Roman" w:hAnsi="Times"/>
-                <w:color w:val="000000"/>
-                <w:szCs w:val="26"/>
-              </w:rPr>
-            </w:pPr>
-          </w:p>
-          <w:p>
-            <w:pPr>
-              <w:rPr>
-                <w:rFonts w:ascii="Times" w:eastAsia="Times New Roman" w:hAnsi="Times"/>
-                <w:color w:val="000000"/>
-                <w:szCs w:val="26"/>
-              </w:rPr>
-            </w:pPr>
-          </w:p>
-          <w:p>
-            <w:pPr>
-              <w:rPr>
-                <w:rFonts w:ascii="Times" w:eastAsia="Times New Roman" w:hAnsi="Times"/>
-                <w:color w:val="000000"/>
-                <w:szCs w:val="26"/>
-              </w:rPr>
-            </w:pPr>
-          </w:p>
-          <w:p>
-            <w:pPr>
-              <w:rPr>
-                <w:rFonts w:ascii="Times" w:eastAsia="Times New Roman" w:hAnsi="Times"/>
-                <w:color w:val="000000"/>
-                <w:szCs w:val="26"/>
-              </w:rPr>
-            </w:pPr>
-          </w:p>
-          <w:p>
-            <w:pPr>
-              <w:rPr>
-                <w:rFonts w:ascii="Times" w:eastAsia="Times New Roman" w:hAnsi="Times"/>
-                <w:color w:val="000000"/>
-                <w:szCs w:val="26"/>
-              </w:rPr>
-            </w:pPr>
-          </w:p>
-          <w:p>
-            <w:pPr>
-              <w:rPr>
-                <w:rFonts w:ascii="Times" w:eastAsia="Times New Roman" w:hAnsi="Times"/>
-                <w:color w:val="000000"/>
-                <w:szCs w:val="26"/>
-              </w:rPr>
-            </w:pPr>
-          </w:p>
-          <w:p>
-            <w:pPr>
-              <w:rPr>
-                <w:rFonts w:ascii="Times" w:eastAsia="Times New Roman" w:hAnsi="Times"/>
-                <w:color w:val="000000"/>
-                <w:szCs w:val="26"/>
-              </w:rPr>
-            </w:pPr>
-          </w:p>
-          <w:p>
-            <w:pPr>
-              <w:rPr>
-                <w:rFonts w:ascii="Times" w:eastAsia="Times New Roman" w:hAnsi="Times"/>
-                <w:color w:val="000000"/>
-                <w:szCs w:val="26"/>
-              </w:rPr>
-            </w:pPr>
-          </w:p>
-          <w:p>
-            <w:pPr>
-              <w:rPr>
-                <w:rFonts w:ascii="Times" w:eastAsia="Times New Roman" w:hAnsi="Times"/>
-                <w:color w:val="000000"/>
-                <w:szCs w:val="26"/>
-              </w:rPr>
-            </w:pPr>
-          </w:p>
-          <w:p>
-            <w:pPr>
-              <w:rPr>
-                <w:rFonts w:ascii="Times" w:eastAsia="Times New Roman" w:hAnsi="Times"/>
-                <w:color w:val="000000"/>
-                <w:szCs w:val="26"/>
-              </w:rPr>
-            </w:pPr>
-          </w:p>
-          <w:p>
-            <w:pPr>
-              <w:rPr>
-                <w:rFonts w:ascii="Times" w:eastAsia="Times New Roman" w:hAnsi="Times"/>
-                <w:color w:val="000000"/>
-                <w:szCs w:val="26"/>
-              </w:rPr>
-            </w:pPr>
-          </w:p>
-          <w:p>
-            <w:pPr>
-              <w:rPr>
-                <w:rFonts w:ascii="Times" w:eastAsia="Times New Roman" w:hAnsi="Times"/>
-                <w:color w:val="000000"/>
-                <w:szCs w:val="26"/>
-              </w:rPr>
-            </w:pPr>
-          </w:p>
-          <w:p>
-            <w:pPr>
-              <w:rPr>
-                <w:rFonts w:ascii="Times" w:eastAsia="Times New Roman" w:hAnsi="Times"/>
-                <w:color w:val="000000"/>
-                <w:szCs w:val="26"/>
-              </w:rPr>
-            </w:pPr>
-          </w:p>
-          <w:p>
-            <w:pPr>
-              <w:rPr>
-                <w:rFonts w:ascii="Times" w:eastAsia="Times New Roman" w:hAnsi="Times"/>
-                <w:color w:val="000000"/>
-                <w:szCs w:val="26"/>
-              </w:rPr>
-            </w:pPr>
-          </w:p>
-          <w:p>
-            <w:pPr>
-              <w:rPr>
-                <w:rFonts w:ascii="Times" w:eastAsia="Times New Roman" w:hAnsi="Times"/>
-                <w:color w:val="000000"/>
-                <w:szCs w:val="26"/>
-              </w:rPr>
-            </w:pPr>
-          </w:p>
-          <w:p>
-            <w:pPr>
-              <w:rPr>
-                <w:rFonts w:ascii="Times" w:eastAsia="Times New Roman" w:hAnsi="Times"/>
-                <w:color w:val="000000"/>
-                <w:szCs w:val="26"/>
-              </w:rPr>
-            </w:pPr>
-          </w:p>
-          <w:p>
-            <w:pPr>
-              <w:rPr>
-                <w:rFonts w:ascii="Times" w:eastAsia="Times New Roman" w:hAnsi="Times"/>
-                <w:color w:val="000000"/>
-                <w:szCs w:val="26"/>
-              </w:rPr>
-            </w:pPr>
-          </w:p>
-          <w:p>
-            <w:pPr>
-              <w:rPr>
-                <w:rFonts w:ascii="Times" w:eastAsia="Times New Roman" w:hAnsi="Times"/>
-                <w:color w:val="000000"/>
-                <w:szCs w:val="26"/>
-              </w:rPr>
-            </w:pPr>
-          </w:p>
-          <w:p>
-            <w:pPr>
-              <w:rPr>
-                <w:rFonts w:ascii="Times" w:eastAsia="Times New Roman" w:hAnsi="Times"/>
-                <w:color w:val="000000"/>
-                <w:szCs w:val="26"/>
-              </w:rPr>
-            </w:pPr>
+              <w:pStyle w:val="Normal"/>
+            </w:pPr>
+            <w:r>
+              <w:rPr>
+                <w:rFonts w:ascii="Times" w:hAnsi="Times" w:eastAsia="Times New Roman"/>
+                <w:color w:val="000000" w:themeColor="text1" w:themeTint="FF" w:themeShade="FF"/>
+              </w:rPr>
+              <w:t>All modules implemented in Top:</w:t>
+            </w:r>
+          </w:p>
+          <w:p>
+            <w:pPr>
+              <w:pStyle w:val="Normal"/>
+            </w:pPr>
+            <w:r>
+              <w:drawing>
+                <wp:inline wp14:editId="2F4F1B58" wp14:anchorId="04EDF68E">
+                  <wp:extent cx="5257800" cy="2619375"/>
+                  <wp:effectExtent l="0" t="0" r="0" b="0"/>
+                  <wp:docPr id="1234677661" name="drawing"/>
+                  <wp:cNvGraphicFramePr>
+                    <a:graphicFrameLocks noChangeAspect="1"/>
+                  </wp:cNvGraphicFramePr>
+                  <a:graphic>
+                    <a:graphicData xmlns:a="http://schemas.openxmlformats.org/drawingml/2006/main" uri="http://schemas.openxmlformats.org/drawingml/2006/picture">
+                      <pic:pic xmlns:pic="http://schemas.openxmlformats.org/drawingml/2006/picture">
+                        <pic:nvPicPr>
+                          <pic:cNvPr id="1234677661" name="Picture 1234677661"/>
+                          <pic:cNvPicPr/>
+                        </pic:nvPicPr>
+                        <pic:blipFill>
+                          <a:blip xmlns:r="http://schemas.openxmlformats.org/officeDocument/2006/relationships" r:embed="rId1077573358">
+                            <a:extLst>
+                              <a:ext uri="{28A0092B-C50C-407E-A947-70E740481C1C}">
+                                <a14:useLocalDpi xmlns:a14="http://schemas.microsoft.com/office/drawing/2010/main"/>
+                              </a:ext>
+                            </a:extLst>
+                          </a:blip>
+                          <a:stretch>
+                            <a:fillRect/>
+                          </a:stretch>
+                        </pic:blipFill>
+                        <pic:spPr>
+                          <a:xfrm>
+                            <a:off x="0" y="0"/>
+                            <a:ext cx="5257800" cy="2619375"/>
+                          </a:xfrm>
+                          <a:prstGeom prst="rect">
+                            <a:avLst/>
+                          </a:prstGeom>
+                        </pic:spPr>
+                      </pic:pic>
+                    </a:graphicData>
+                  </a:graphic>
+                </wp:inline>
+              </w:drawing>
+            </w:r>
           </w:p>
         </w:tc>
       </w:tr>
     </w:tbl>
     <w:p>
       <w:pPr>
+        <w:pStyle w:val="Normal"/>
         <w:rPr>
-          <w:rFonts w:ascii="Times" w:eastAsia="Times New Roman" w:hAnsi="Times"/>
-          <w:i/>
-          <w:iCs/>
-          <w:color w:val="000000"/>
+          <w:rFonts w:ascii="Times" w:hAnsi="Times" w:eastAsia="Times New Roman"/>
+          <w:i w:val="1"/>
+          <w:iCs w:val="1"/>
+          <w:color w:val="000000" w:themeColor="text1"/>
         </w:rPr>
       </w:pPr>
+      <w:r>
+        <w:br/>
+      </w:r>
       <w:r>
         <w:rPr>
-          <w:rFonts w:ascii="Times" w:eastAsia="Times New Roman" w:hAnsi="Times"/>
-          <w:i/>
-          <w:iCs/>
-          <w:color w:val="000000"/>
-        </w:rPr>
-        <w:br/>
-      </w:r>
-    </w:p>
-    <w:p>
-      <w:pPr>
-        <w:rPr>
-          <w:rFonts w:ascii="Times" w:eastAsia="Times New Roman" w:hAnsi="Times"/>
-          <w:i/>
-          <w:iCs/>
-          <w:color w:val="000000" w:themeColor="text1"/>
-        </w:rPr>
-      </w:pPr>
-      <w:r>
-        <w:rPr>
-          <w:rFonts w:ascii="Times" w:eastAsia="Times New Roman" w:hAnsi="Times"/>
-          <w:i/>
-          <w:iCs/>
-          <w:color w:val="000000" w:themeColor="text1"/>
+          <w:rFonts w:ascii="Times" w:hAnsi="Times" w:eastAsia="Times New Roman"/>
+          <w:i w:val="1"/>
+          <w:iCs w:val="1"/>
+          <w:color w:val="000000" w:themeColor="text1" w:themeTint="FF" w:themeShade="FF"/>
         </w:rPr>
         <w:t>Comments</w:t>
       </w:r>
@@ -514,16 +402,186 @@
         <w:tc>
           <w:tcPr>
             <w:tcW w:w="8076" w:type="dxa"/>
+            <w:tcMar/>
           </w:tcPr>
           <w:p>
-            <w:pPr>
-              <w:rPr>
-                <w:rFonts w:ascii="Times" w:eastAsia="Times New Roman" w:hAnsi="Times"/>
-                <w:i/>
-                <w:iCs/>
-                <w:color w:val="000000" w:themeColor="text1"/>
-              </w:rPr>
-            </w:pPr>
+            <w:pPr/>
+            <w:r>
+              <w:rPr>
+                <w:rFonts w:ascii="Times" w:hAnsi="Times" w:eastAsia="Times New Roman"/>
+                <w:i w:val="0"/>
+                <w:iCs w:val="0"/>
+                <w:color w:val="000000" w:themeColor="text1" w:themeTint="FF" w:themeShade="FF"/>
+                <w:sz w:val="22"/>
+                <w:szCs w:val="22"/>
+              </w:rPr>
+              <w:t>All of the modules have altogether been implemented in the top module.</w:t>
+            </w:r>
+            <w:r>
+              <w:rPr>
+                <w:rFonts w:ascii="Times" w:hAnsi="Times" w:eastAsia="Times New Roman"/>
+                <w:i w:val="0"/>
+                <w:iCs w:val="0"/>
+                <w:color w:val="000000" w:themeColor="text1" w:themeTint="FF" w:themeShade="FF"/>
+                <w:sz w:val="22"/>
+                <w:szCs w:val="22"/>
+              </w:rPr>
+              <w:t xml:space="preserve"> The CPU gives the signals to the address signal upon which it generates signals </w:t>
+            </w:r>
+            <w:r>
+              <w:rPr>
+                <w:rFonts w:ascii="Times" w:hAnsi="Times" w:eastAsia="Times New Roman"/>
+                <w:i w:val="0"/>
+                <w:iCs w:val="0"/>
+                <w:color w:val="000000" w:themeColor="text1" w:themeTint="FF" w:themeShade="FF"/>
+                <w:sz w:val="22"/>
+                <w:szCs w:val="22"/>
+              </w:rPr>
+              <w:t xml:space="preserve">for Data Memory, </w:t>
+            </w:r>
+            <w:r>
+              <w:rPr>
+                <w:rFonts w:ascii="Times" w:hAnsi="Times" w:eastAsia="Times New Roman"/>
+                <w:i w:val="0"/>
+                <w:iCs w:val="0"/>
+                <w:color w:val="000000" w:themeColor="text1" w:themeTint="FF" w:themeShade="FF"/>
+                <w:sz w:val="22"/>
+                <w:szCs w:val="22"/>
+              </w:rPr>
+              <w:t>Switch</w:t>
+            </w:r>
+            <w:r>
+              <w:rPr>
+                <w:rFonts w:ascii="Times" w:hAnsi="Times" w:eastAsia="Times New Roman"/>
+                <w:i w:val="0"/>
+                <w:iCs w:val="0"/>
+                <w:color w:val="000000" w:themeColor="text1" w:themeTint="FF" w:themeShade="FF"/>
+                <w:sz w:val="22"/>
+                <w:szCs w:val="22"/>
+              </w:rPr>
+              <w:t xml:space="preserve"> and LED blocks. The </w:t>
+            </w:r>
+            <w:r>
+              <w:rPr>
+                <w:rFonts w:ascii="Times" w:hAnsi="Times" w:eastAsia="Times New Roman"/>
+                <w:i w:val="0"/>
+                <w:iCs w:val="0"/>
+                <w:color w:val="000000" w:themeColor="text1" w:themeTint="FF" w:themeShade="FF"/>
+                <w:sz w:val="22"/>
+                <w:szCs w:val="22"/>
+              </w:rPr>
+              <w:t>32 bit</w:t>
+            </w:r>
+            <w:r>
+              <w:rPr>
+                <w:rFonts w:ascii="Times" w:hAnsi="Times" w:eastAsia="Times New Roman"/>
+                <w:i w:val="0"/>
+                <w:iCs w:val="0"/>
+                <w:color w:val="000000" w:themeColor="text1" w:themeTint="FF" w:themeShade="FF"/>
+                <w:sz w:val="22"/>
+                <w:szCs w:val="22"/>
+              </w:rPr>
+              <w:t xml:space="preserve"> </w:t>
+            </w:r>
+            <w:r>
+              <w:rPr>
+                <w:rFonts w:ascii="Times" w:hAnsi="Times" w:eastAsia="Times New Roman"/>
+                <w:i w:val="0"/>
+                <w:iCs w:val="0"/>
+                <w:color w:val="000000" w:themeColor="text1" w:themeTint="FF" w:themeShade="FF"/>
+                <w:sz w:val="22"/>
+                <w:szCs w:val="22"/>
+              </w:rPr>
+              <w:t>writeData</w:t>
+            </w:r>
+            <w:r>
+              <w:rPr>
+                <w:rFonts w:ascii="Times" w:hAnsi="Times" w:eastAsia="Times New Roman"/>
+                <w:i w:val="0"/>
+                <w:iCs w:val="0"/>
+                <w:color w:val="000000" w:themeColor="text1" w:themeTint="FF" w:themeShade="FF"/>
+                <w:sz w:val="22"/>
+                <w:szCs w:val="22"/>
+              </w:rPr>
+              <w:t xml:space="preserve"> signal is fed into both the Data Memory and LED inputs</w:t>
+            </w:r>
+            <w:r>
+              <w:rPr>
+                <w:rFonts w:ascii="Times" w:hAnsi="Times" w:eastAsia="Times New Roman"/>
+                <w:i w:val="0"/>
+                <w:iCs w:val="0"/>
+                <w:color w:val="000000" w:themeColor="text1" w:themeTint="FF" w:themeShade="FF"/>
+                <w:sz w:val="22"/>
+                <w:szCs w:val="22"/>
+              </w:rPr>
+              <w:t xml:space="preserve"> from the CPU. The lower 8 bits of address are</w:t>
+            </w:r>
+            <w:r>
+              <w:rPr>
+                <w:rFonts w:ascii="Times" w:hAnsi="Times" w:eastAsia="Times New Roman"/>
+                <w:i w:val="0"/>
+                <w:iCs w:val="0"/>
+                <w:color w:val="000000" w:themeColor="text1" w:themeTint="FF" w:themeShade="FF"/>
+                <w:sz w:val="22"/>
+                <w:szCs w:val="22"/>
+              </w:rPr>
+              <w:t xml:space="preserve"> fed into the Switch and LED modules to get desired </w:t>
+            </w:r>
+            <w:r>
+              <w:rPr>
+                <w:rFonts w:ascii="Times" w:hAnsi="Times" w:eastAsia="Times New Roman"/>
+                <w:i w:val="0"/>
+                <w:iCs w:val="0"/>
+                <w:color w:val="000000" w:themeColor="text1" w:themeTint="FF" w:themeShade="FF"/>
+                <w:sz w:val="22"/>
+                <w:szCs w:val="22"/>
+              </w:rPr>
+              <w:t>32 bit</w:t>
+            </w:r>
+            <w:r>
+              <w:rPr>
+                <w:rFonts w:ascii="Times" w:hAnsi="Times" w:eastAsia="Times New Roman"/>
+                <w:i w:val="0"/>
+                <w:iCs w:val="0"/>
+                <w:color w:val="000000" w:themeColor="text1" w:themeTint="FF" w:themeShade="FF"/>
+                <w:sz w:val="22"/>
+                <w:szCs w:val="22"/>
+              </w:rPr>
+              <w:t xml:space="preserve"> output, which </w:t>
+            </w:r>
+            <w:r>
+              <w:rPr>
+                <w:rFonts w:ascii="Times" w:hAnsi="Times" w:eastAsia="Times New Roman"/>
+                <w:i w:val="0"/>
+                <w:iCs w:val="0"/>
+                <w:color w:val="000000" w:themeColor="text1" w:themeTint="FF" w:themeShade="FF"/>
+                <w:sz w:val="22"/>
+                <w:szCs w:val="22"/>
+              </w:rPr>
+              <w:t xml:space="preserve">gets fed again into the CPU into its </w:t>
+            </w:r>
+            <w:r>
+              <w:rPr>
+                <w:rFonts w:ascii="Times" w:hAnsi="Times" w:eastAsia="Times New Roman"/>
+                <w:i w:val="0"/>
+                <w:iCs w:val="0"/>
+                <w:color w:val="000000" w:themeColor="text1" w:themeTint="FF" w:themeShade="FF"/>
+                <w:sz w:val="22"/>
+                <w:szCs w:val="22"/>
+              </w:rPr>
+              <w:t>readData</w:t>
+            </w:r>
+            <w:r>
+              <w:rPr>
+                <w:rFonts w:ascii="Times" w:hAnsi="Times" w:eastAsia="Times New Roman"/>
+                <w:i w:val="0"/>
+                <w:iCs w:val="0"/>
+                <w:color w:val="000000" w:themeColor="text1" w:themeTint="FF" w:themeShade="FF"/>
+                <w:sz w:val="22"/>
+                <w:szCs w:val="22"/>
+              </w:rPr>
+              <w:t xml:space="preserve"> input.</w:t>
+            </w:r>
           </w:p>
         </w:tc>
       </w:tr>
@@ -531,14 +589,7 @@
     <w:p>
       <w:pPr>
         <w:pStyle w:val="Heading2"/>
-        <w:rPr>
-          <w:rFonts w:cs="Times"/>
-        </w:rPr>
-      </w:pPr>
-    </w:p>
-    <w:p>
-      <w:pPr>
-        <w:pStyle w:val="Heading2"/>
+        <w:pageBreakBefore w:val="1"/>
         <w:rPr>
           <w:rFonts w:cs="Times"/>
         </w:rPr>
@@ -555,16 +606,7 @@
         </w:rPr>
         <w:t>2</w:t>
       </w:r>
-    </w:p>
-    <w:p>
-      <w:pPr>
-        <w:jc w:val="both"/>
-        <w:rPr>
-          <w:i/>
-          <w:iCs/>
-        </w:rPr>
-      </w:pPr>
-      <w:bookmarkStart w:id="2" w:name="_Hlk125319071"/>
+      <w:bookmarkStart w:name="_Hlk125319071" w:id="2"/>
     </w:p>
     <w:p>
       <w:pPr>
@@ -673,203 +715,2726 @@
         <w:gridCol w:w="8415"/>
       </w:tblGrid>
       <w:tr>
+        <w:trPr>
+          <w:trHeight w:val="300"/>
+        </w:trPr>
         <w:tc>
           <w:tcPr>
             <w:tcW w:w="8415" w:type="dxa"/>
+            <w:tcMar/>
           </w:tcPr>
           <w:p>
             <w:pPr>
-              <w:jc w:val="both"/>
-              <w:rPr>
-                <w:i/>
-              </w:rPr>
-            </w:pPr>
-          </w:p>
-          <w:p>
-            <w:pPr>
-              <w:jc w:val="both"/>
-              <w:rPr>
-                <w:i/>
-              </w:rPr>
-            </w:pPr>
-          </w:p>
-          <w:p>
-            <w:pPr>
-              <w:jc w:val="both"/>
-              <w:rPr>
-                <w:i/>
-              </w:rPr>
-            </w:pPr>
-          </w:p>
-          <w:p>
-            <w:pPr>
-              <w:jc w:val="both"/>
-              <w:rPr>
-                <w:i/>
-              </w:rPr>
-            </w:pPr>
-          </w:p>
-          <w:p>
-            <w:pPr>
-              <w:jc w:val="both"/>
-              <w:rPr>
-                <w:i/>
-              </w:rPr>
-            </w:pPr>
-          </w:p>
-          <w:p>
-            <w:pPr>
-              <w:jc w:val="both"/>
-              <w:rPr>
-                <w:i/>
-              </w:rPr>
-            </w:pPr>
-          </w:p>
-          <w:p>
-            <w:pPr>
-              <w:jc w:val="both"/>
-              <w:rPr>
-                <w:i/>
-              </w:rPr>
-            </w:pPr>
-          </w:p>
-          <w:p>
-            <w:pPr>
-              <w:jc w:val="both"/>
-              <w:rPr>
-                <w:i/>
-              </w:rPr>
-            </w:pPr>
-          </w:p>
-          <w:p>
-            <w:pPr>
-              <w:jc w:val="both"/>
-              <w:rPr>
-                <w:i/>
-              </w:rPr>
-            </w:pPr>
-          </w:p>
-          <w:p>
-            <w:pPr>
-              <w:jc w:val="both"/>
-              <w:rPr>
-                <w:i/>
-              </w:rPr>
-            </w:pPr>
-          </w:p>
-          <w:p>
-            <w:pPr>
-              <w:jc w:val="both"/>
-              <w:rPr>
-                <w:i/>
-              </w:rPr>
-            </w:pPr>
-          </w:p>
-          <w:p>
-            <w:pPr>
-              <w:jc w:val="both"/>
-              <w:rPr>
-                <w:i/>
-              </w:rPr>
-            </w:pPr>
-          </w:p>
-          <w:p>
-            <w:pPr>
-              <w:jc w:val="both"/>
-              <w:rPr>
-                <w:i/>
-              </w:rPr>
-            </w:pPr>
-          </w:p>
-          <w:p>
-            <w:pPr>
-              <w:jc w:val="both"/>
-              <w:rPr>
-                <w:i/>
-              </w:rPr>
-            </w:pPr>
-          </w:p>
-          <w:p>
-            <w:pPr>
-              <w:jc w:val="both"/>
-              <w:rPr>
-                <w:i/>
-              </w:rPr>
-            </w:pPr>
-          </w:p>
-          <w:p>
-            <w:pPr>
-              <w:jc w:val="both"/>
-              <w:rPr>
-                <w:i/>
-              </w:rPr>
-            </w:pPr>
-          </w:p>
-          <w:p>
-            <w:pPr>
-              <w:jc w:val="both"/>
-              <w:rPr>
-                <w:i/>
-              </w:rPr>
-            </w:pPr>
-          </w:p>
-          <w:p>
-            <w:pPr>
-              <w:jc w:val="both"/>
-              <w:rPr>
-                <w:i/>
-              </w:rPr>
-            </w:pPr>
-          </w:p>
-          <w:p>
-            <w:pPr>
-              <w:jc w:val="both"/>
-              <w:rPr>
-                <w:i/>
-              </w:rPr>
-            </w:pPr>
-          </w:p>
-          <w:p>
-            <w:pPr>
-              <w:jc w:val="both"/>
-              <w:rPr>
-                <w:i/>
-              </w:rPr>
-            </w:pPr>
+              <w:pStyle w:val="Normal"/>
+              <w:jc w:val="both"/>
+              <w:rPr>
+                <w:b w:val="1"/>
+                <w:bCs w:val="1"/>
+                <w:i w:val="0"/>
+                <w:iCs w:val="0"/>
+                <w:u w:val="single"/>
+              </w:rPr>
+            </w:pPr>
+            <w:r>
+              <w:rPr>
+                <w:b w:val="1"/>
+                <w:bCs w:val="1"/>
+                <w:i w:val="0"/>
+                <w:iCs w:val="0"/>
+                <w:u w:val="single"/>
+              </w:rPr>
+              <w:t>DataMemory</w:t>
+            </w:r>
+            <w:r>
+              <w:rPr>
+                <w:b w:val="1"/>
+                <w:bCs w:val="1"/>
+                <w:i w:val="0"/>
+                <w:iCs w:val="0"/>
+                <w:u w:val="single"/>
+              </w:rPr>
+              <w:t>:</w:t>
+            </w:r>
+          </w:p>
+          <w:p>
+            <w:pPr>
+              <w:pStyle w:val="Normal"/>
+              <w:jc w:val="both"/>
+              <w:rPr>
+                <w:b w:val="0"/>
+                <w:bCs w:val="0"/>
+                <w:i w:val="0"/>
+                <w:iCs w:val="0"/>
+              </w:rPr>
+            </w:pPr>
+            <w:r>
+              <w:rPr>
+                <w:b w:val="0"/>
+                <w:bCs w:val="0"/>
+                <w:i w:val="0"/>
+                <w:iCs w:val="0"/>
+              </w:rPr>
+              <w:t>mo</w:t>
+            </w:r>
+            <w:r>
+              <w:rPr>
+                <w:b w:val="0"/>
+                <w:bCs w:val="0"/>
+                <w:i w:val="0"/>
+                <w:iCs w:val="0"/>
+              </w:rPr>
+              <w:t>d</w:t>
+            </w:r>
+            <w:r>
+              <w:rPr>
+                <w:b w:val="0"/>
+                <w:bCs w:val="0"/>
+                <w:i w:val="0"/>
+                <w:iCs w:val="0"/>
+              </w:rPr>
+              <w:t xml:space="preserve">ule </w:t>
+            </w:r>
+            <w:r>
+              <w:rPr>
+                <w:b w:val="0"/>
+                <w:bCs w:val="0"/>
+                <w:i w:val="0"/>
+                <w:iCs w:val="0"/>
+              </w:rPr>
+              <w:t>DataMemory</w:t>
+            </w:r>
+            <w:r>
+              <w:rPr>
+                <w:b w:val="0"/>
+                <w:bCs w:val="0"/>
+                <w:i w:val="0"/>
+                <w:iCs w:val="0"/>
+              </w:rPr>
+              <w:t>(</w:t>
+            </w:r>
+          </w:p>
+          <w:p>
+            <w:pPr>
+              <w:pStyle w:val="Normal"/>
+              <w:jc w:val="both"/>
+              <w:rPr>
+                <w:b w:val="0"/>
+                <w:bCs w:val="0"/>
+                <w:i w:val="0"/>
+                <w:iCs w:val="0"/>
+              </w:rPr>
+            </w:pPr>
+            <w:r>
+              <w:rPr>
+                <w:b w:val="0"/>
+                <w:bCs w:val="0"/>
+                <w:i w:val="0"/>
+                <w:iCs w:val="0"/>
+              </w:rPr>
+              <w:t xml:space="preserve">     input clk, </w:t>
+            </w:r>
+          </w:p>
+          <w:p>
+            <w:pPr>
+              <w:pStyle w:val="Normal"/>
+              <w:jc w:val="both"/>
+              <w:rPr>
+                <w:b w:val="0"/>
+                <w:bCs w:val="0"/>
+                <w:i w:val="0"/>
+                <w:iCs w:val="0"/>
+              </w:rPr>
+            </w:pPr>
+            <w:r>
+              <w:rPr>
+                <w:b w:val="0"/>
+                <w:bCs w:val="0"/>
+                <w:i w:val="0"/>
+                <w:iCs w:val="0"/>
+              </w:rPr>
+              <w:t xml:space="preserve">     input rst,</w:t>
+            </w:r>
+          </w:p>
+          <w:p>
+            <w:pPr>
+              <w:pStyle w:val="Normal"/>
+              <w:jc w:val="both"/>
+              <w:rPr>
+                <w:b w:val="0"/>
+                <w:bCs w:val="0"/>
+                <w:i w:val="0"/>
+                <w:iCs w:val="0"/>
+              </w:rPr>
+            </w:pPr>
+            <w:r>
+              <w:rPr>
+                <w:b w:val="0"/>
+                <w:bCs w:val="0"/>
+                <w:i w:val="0"/>
+                <w:iCs w:val="0"/>
+              </w:rPr>
+              <w:t xml:space="preserve">     input MemWrite, </w:t>
+            </w:r>
+          </w:p>
+          <w:p>
+            <w:pPr>
+              <w:pStyle w:val="Normal"/>
+              <w:jc w:val="both"/>
+              <w:rPr>
+                <w:b w:val="0"/>
+                <w:bCs w:val="0"/>
+                <w:i w:val="0"/>
+                <w:iCs w:val="0"/>
+              </w:rPr>
+            </w:pPr>
+            <w:r>
+              <w:rPr>
+                <w:b w:val="0"/>
+                <w:bCs w:val="0"/>
+                <w:i w:val="0"/>
+                <w:iCs w:val="0"/>
+              </w:rPr>
+              <w:t xml:space="preserve">     input [31:0] address, </w:t>
+            </w:r>
+          </w:p>
+          <w:p>
+            <w:pPr>
+              <w:pStyle w:val="Normal"/>
+              <w:jc w:val="both"/>
+              <w:rPr>
+                <w:b w:val="0"/>
+                <w:bCs w:val="0"/>
+                <w:i w:val="0"/>
+                <w:iCs w:val="0"/>
+              </w:rPr>
+            </w:pPr>
+            <w:r>
+              <w:rPr>
+                <w:b w:val="0"/>
+                <w:bCs w:val="0"/>
+                <w:i w:val="0"/>
+                <w:iCs w:val="0"/>
+              </w:rPr>
+              <w:t xml:space="preserve">     input [31:0] write_data,</w:t>
+            </w:r>
+          </w:p>
+          <w:p>
+            <w:pPr>
+              <w:pStyle w:val="Normal"/>
+              <w:jc w:val="both"/>
+              <w:rPr>
+                <w:b w:val="0"/>
+                <w:bCs w:val="0"/>
+                <w:i w:val="0"/>
+                <w:iCs w:val="0"/>
+              </w:rPr>
+            </w:pPr>
+            <w:r>
+              <w:rPr>
+                <w:b w:val="0"/>
+                <w:bCs w:val="0"/>
+                <w:i w:val="0"/>
+                <w:iCs w:val="0"/>
+              </w:rPr>
+              <w:t xml:space="preserve">     output reg [31:0] read_data</w:t>
+            </w:r>
+          </w:p>
+          <w:p>
+            <w:pPr>
+              <w:pStyle w:val="Normal"/>
+              <w:jc w:val="both"/>
+              <w:rPr>
+                <w:b w:val="0"/>
+                <w:bCs w:val="0"/>
+                <w:i w:val="0"/>
+                <w:iCs w:val="0"/>
+              </w:rPr>
+            </w:pPr>
+            <w:r>
+              <w:rPr>
+                <w:b w:val="0"/>
+                <w:bCs w:val="0"/>
+                <w:i w:val="0"/>
+                <w:iCs w:val="0"/>
+              </w:rPr>
+              <w:t xml:space="preserve">    );</w:t>
+            </w:r>
+          </w:p>
+          <w:p>
+            <w:pPr>
+              <w:pStyle w:val="Normal"/>
+              <w:jc w:val="both"/>
+              <w:rPr>
+                <w:b w:val="0"/>
+                <w:bCs w:val="0"/>
+                <w:i w:val="0"/>
+                <w:iCs w:val="0"/>
+              </w:rPr>
+            </w:pPr>
+            <w:r>
+              <w:rPr>
+                <w:b w:val="0"/>
+                <w:bCs w:val="0"/>
+                <w:i w:val="0"/>
+                <w:iCs w:val="0"/>
+              </w:rPr>
+              <w:t xml:space="preserve">    reg [31:0] </w:t>
+            </w:r>
+            <w:r>
+              <w:rPr>
+                <w:b w:val="0"/>
+                <w:bCs w:val="0"/>
+                <w:i w:val="0"/>
+                <w:iCs w:val="0"/>
+              </w:rPr>
+              <w:t>mem[</w:t>
+            </w:r>
+            <w:r>
+              <w:rPr>
+                <w:b w:val="0"/>
+                <w:bCs w:val="0"/>
+                <w:i w:val="0"/>
+                <w:iCs w:val="0"/>
+              </w:rPr>
+              <w:t xml:space="preserve">0:511]; </w:t>
+            </w:r>
+            <w:r>
+              <w:rPr>
+                <w:b w:val="0"/>
+                <w:bCs w:val="0"/>
+                <w:i w:val="0"/>
+                <w:iCs w:val="0"/>
+              </w:rPr>
+              <w:t xml:space="preserve"> </w:t>
+            </w:r>
+          </w:p>
+          <w:p>
+            <w:pPr>
+              <w:pStyle w:val="Normal"/>
+              <w:jc w:val="both"/>
+              <w:rPr>
+                <w:b w:val="0"/>
+                <w:bCs w:val="0"/>
+                <w:i w:val="0"/>
+                <w:iCs w:val="0"/>
+              </w:rPr>
+            </w:pPr>
+            <w:r>
+              <w:rPr>
+                <w:b w:val="0"/>
+                <w:bCs w:val="0"/>
+                <w:i w:val="0"/>
+                <w:iCs w:val="0"/>
+              </w:rPr>
+              <w:t xml:space="preserve">    always @(posedge clk or posedge rst) begin </w:t>
+            </w:r>
+          </w:p>
+          <w:p>
+            <w:pPr>
+              <w:pStyle w:val="Normal"/>
+              <w:jc w:val="both"/>
+              <w:rPr>
+                <w:b w:val="0"/>
+                <w:bCs w:val="0"/>
+                <w:i w:val="0"/>
+                <w:iCs w:val="0"/>
+              </w:rPr>
+            </w:pPr>
+            <w:r>
+              <w:rPr>
+                <w:b w:val="0"/>
+                <w:bCs w:val="0"/>
+                <w:i w:val="0"/>
+                <w:iCs w:val="0"/>
+              </w:rPr>
+              <w:t xml:space="preserve">        if(rst) begin</w:t>
+            </w:r>
+          </w:p>
+          <w:p>
+            <w:pPr>
+              <w:pStyle w:val="Normal"/>
+              <w:jc w:val="both"/>
+              <w:rPr>
+                <w:b w:val="0"/>
+                <w:bCs w:val="0"/>
+                <w:i w:val="0"/>
+                <w:iCs w:val="0"/>
+              </w:rPr>
+            </w:pPr>
+            <w:r>
+              <w:rPr>
+                <w:b w:val="0"/>
+                <w:bCs w:val="0"/>
+                <w:i w:val="0"/>
+                <w:iCs w:val="0"/>
+              </w:rPr>
+              <w:t xml:space="preserve">            read_data &lt;= 32'b0;</w:t>
+            </w:r>
+          </w:p>
+          <w:p>
+            <w:pPr>
+              <w:pStyle w:val="Normal"/>
+              <w:jc w:val="both"/>
+              <w:rPr>
+                <w:b w:val="0"/>
+                <w:bCs w:val="0"/>
+                <w:i w:val="0"/>
+                <w:iCs w:val="0"/>
+              </w:rPr>
+            </w:pPr>
+            <w:r>
+              <w:rPr>
+                <w:b w:val="0"/>
+                <w:bCs w:val="0"/>
+                <w:i w:val="0"/>
+                <w:iCs w:val="0"/>
+              </w:rPr>
+              <w:t xml:space="preserve">        end</w:t>
+            </w:r>
+          </w:p>
+          <w:p>
+            <w:pPr>
+              <w:pStyle w:val="Normal"/>
+              <w:jc w:val="both"/>
+              <w:rPr>
+                <w:b w:val="0"/>
+                <w:bCs w:val="0"/>
+                <w:i w:val="0"/>
+                <w:iCs w:val="0"/>
+              </w:rPr>
+            </w:pPr>
+            <w:r>
+              <w:rPr>
+                <w:b w:val="0"/>
+                <w:bCs w:val="0"/>
+                <w:i w:val="0"/>
+                <w:iCs w:val="0"/>
+              </w:rPr>
+              <w:t xml:space="preserve">        else if(MemWrite == 1'b1) begin</w:t>
+            </w:r>
+          </w:p>
+          <w:p>
+            <w:pPr>
+              <w:pStyle w:val="Normal"/>
+              <w:jc w:val="both"/>
+              <w:rPr>
+                <w:b w:val="0"/>
+                <w:bCs w:val="0"/>
+                <w:i w:val="0"/>
+                <w:iCs w:val="0"/>
+              </w:rPr>
+            </w:pPr>
+            <w:r>
+              <w:rPr>
+                <w:b w:val="0"/>
+                <w:bCs w:val="0"/>
+                <w:i w:val="0"/>
+                <w:iCs w:val="0"/>
+              </w:rPr>
+              <w:t xml:space="preserve">            mem[address[8:0]] &lt;= write_data;</w:t>
+            </w:r>
+          </w:p>
+          <w:p>
+            <w:pPr>
+              <w:pStyle w:val="Normal"/>
+              <w:jc w:val="both"/>
+              <w:rPr>
+                <w:b w:val="0"/>
+                <w:bCs w:val="0"/>
+                <w:i w:val="0"/>
+                <w:iCs w:val="0"/>
+              </w:rPr>
+            </w:pPr>
+            <w:r>
+              <w:rPr>
+                <w:b w:val="0"/>
+                <w:bCs w:val="0"/>
+                <w:i w:val="0"/>
+                <w:iCs w:val="0"/>
+              </w:rPr>
+              <w:t xml:space="preserve">        end</w:t>
+            </w:r>
+          </w:p>
+          <w:p>
+            <w:pPr>
+              <w:pStyle w:val="Normal"/>
+              <w:jc w:val="both"/>
+              <w:rPr>
+                <w:b w:val="0"/>
+                <w:bCs w:val="0"/>
+                <w:i w:val="0"/>
+                <w:iCs w:val="0"/>
+              </w:rPr>
+            </w:pPr>
+            <w:r>
+              <w:rPr>
+                <w:b w:val="0"/>
+                <w:bCs w:val="0"/>
+                <w:i w:val="0"/>
+                <w:iCs w:val="0"/>
+              </w:rPr>
+              <w:t xml:space="preserve">        else begin</w:t>
+            </w:r>
+          </w:p>
+          <w:p>
+            <w:pPr>
+              <w:pStyle w:val="Normal"/>
+              <w:jc w:val="both"/>
+              <w:rPr>
+                <w:b w:val="0"/>
+                <w:bCs w:val="0"/>
+                <w:i w:val="0"/>
+                <w:iCs w:val="0"/>
+              </w:rPr>
+            </w:pPr>
+            <w:r>
+              <w:rPr>
+                <w:b w:val="0"/>
+                <w:bCs w:val="0"/>
+                <w:i w:val="0"/>
+                <w:iCs w:val="0"/>
+              </w:rPr>
+              <w:t xml:space="preserve">            read_data &lt;= mem[address[8:0]];</w:t>
+            </w:r>
+          </w:p>
+          <w:p>
+            <w:pPr>
+              <w:pStyle w:val="Normal"/>
+              <w:jc w:val="both"/>
+              <w:rPr>
+                <w:b w:val="0"/>
+                <w:bCs w:val="0"/>
+                <w:i w:val="0"/>
+                <w:iCs w:val="0"/>
+              </w:rPr>
+            </w:pPr>
+            <w:r>
+              <w:rPr>
+                <w:b w:val="0"/>
+                <w:bCs w:val="0"/>
+                <w:i w:val="0"/>
+                <w:iCs w:val="0"/>
+              </w:rPr>
+              <w:t xml:space="preserve">        end  </w:t>
+            </w:r>
+          </w:p>
+          <w:p>
+            <w:pPr>
+              <w:pStyle w:val="Normal"/>
+              <w:jc w:val="both"/>
+              <w:rPr>
+                <w:b w:val="0"/>
+                <w:bCs w:val="0"/>
+                <w:i w:val="0"/>
+                <w:iCs w:val="0"/>
+              </w:rPr>
+            </w:pPr>
+            <w:r>
+              <w:rPr>
+                <w:b w:val="0"/>
+                <w:bCs w:val="0"/>
+                <w:i w:val="0"/>
+                <w:iCs w:val="0"/>
+              </w:rPr>
+              <w:t xml:space="preserve">    end</w:t>
+            </w:r>
+          </w:p>
+          <w:p>
+            <w:pPr>
+              <w:pStyle w:val="Normal"/>
+              <w:jc w:val="both"/>
+            </w:pPr>
+            <w:r>
+              <w:rPr>
+                <w:b w:val="0"/>
+                <w:bCs w:val="0"/>
+                <w:i w:val="0"/>
+                <w:iCs w:val="0"/>
+              </w:rPr>
+              <w:t>endmodule</w:t>
+            </w:r>
+          </w:p>
+          <w:p>
+            <w:pPr>
+              <w:pStyle w:val="Normal"/>
+              <w:jc w:val="both"/>
+              <w:rPr>
+                <w:b w:val="0"/>
+                <w:bCs w:val="0"/>
+                <w:i w:val="0"/>
+                <w:iCs w:val="0"/>
+              </w:rPr>
+            </w:pPr>
+          </w:p>
+          <w:p>
+            <w:pPr>
+              <w:pStyle w:val="Normal"/>
+              <w:jc w:val="both"/>
+              <w:rPr>
+                <w:b w:val="1"/>
+                <w:bCs w:val="1"/>
+                <w:i w:val="0"/>
+                <w:iCs w:val="0"/>
+                <w:u w:val="single"/>
+              </w:rPr>
+            </w:pPr>
+            <w:r>
+              <w:rPr>
+                <w:b w:val="1"/>
+                <w:bCs w:val="1"/>
+                <w:i w:val="0"/>
+                <w:iCs w:val="0"/>
+                <w:u w:val="single"/>
+              </w:rPr>
+              <w:t>AddressDecode</w:t>
+            </w:r>
+            <w:r>
+              <w:rPr>
+                <w:b w:val="1"/>
+                <w:bCs w:val="1"/>
+                <w:i w:val="0"/>
+                <w:iCs w:val="0"/>
+                <w:u w:val="single"/>
+              </w:rPr>
+              <w:t xml:space="preserve">: </w:t>
+            </w:r>
+          </w:p>
+          <w:p>
+            <w:pPr>
+              <w:pStyle w:val="Normal"/>
+              <w:jc w:val="both"/>
+              <w:rPr>
+                <w:b w:val="0"/>
+                <w:bCs w:val="0"/>
+                <w:i w:val="0"/>
+                <w:iCs w:val="0"/>
+              </w:rPr>
+            </w:pPr>
+            <w:r>
+              <w:rPr>
+                <w:b w:val="0"/>
+                <w:bCs w:val="0"/>
+                <w:i w:val="0"/>
+                <w:iCs w:val="0"/>
+              </w:rPr>
+              <w:t>module Address_Decoder(</w:t>
+            </w:r>
+          </w:p>
+          <w:p>
+            <w:pPr>
+              <w:pStyle w:val="Normal"/>
+              <w:jc w:val="both"/>
+              <w:rPr>
+                <w:b w:val="0"/>
+                <w:bCs w:val="0"/>
+                <w:i w:val="0"/>
+                <w:iCs w:val="0"/>
+              </w:rPr>
+            </w:pPr>
+            <w:r>
+              <w:rPr>
+                <w:b w:val="0"/>
+                <w:bCs w:val="0"/>
+                <w:i w:val="0"/>
+                <w:iCs w:val="0"/>
+              </w:rPr>
+              <w:t>input clk,</w:t>
+            </w:r>
+          </w:p>
+          <w:p>
+            <w:pPr>
+              <w:pStyle w:val="Normal"/>
+              <w:jc w:val="both"/>
+              <w:rPr>
+                <w:b w:val="0"/>
+                <w:bCs w:val="0"/>
+                <w:i w:val="0"/>
+                <w:iCs w:val="0"/>
+              </w:rPr>
+            </w:pPr>
+            <w:r>
+              <w:rPr>
+                <w:b w:val="0"/>
+                <w:bCs w:val="0"/>
+                <w:i w:val="0"/>
+                <w:iCs w:val="0"/>
+              </w:rPr>
+              <w:t>input rst,</w:t>
+            </w:r>
+          </w:p>
+          <w:p>
+            <w:pPr>
+              <w:pStyle w:val="Normal"/>
+              <w:jc w:val="both"/>
+              <w:rPr>
+                <w:b w:val="0"/>
+                <w:bCs w:val="0"/>
+                <w:i w:val="0"/>
+                <w:iCs w:val="0"/>
+              </w:rPr>
+            </w:pPr>
+            <w:r>
+              <w:rPr>
+                <w:b w:val="0"/>
+                <w:bCs w:val="0"/>
+                <w:i w:val="0"/>
+                <w:iCs w:val="0"/>
+              </w:rPr>
+              <w:t>input [31:0] address,</w:t>
+            </w:r>
+          </w:p>
+          <w:p>
+            <w:pPr>
+              <w:pStyle w:val="Normal"/>
+              <w:jc w:val="both"/>
+              <w:rPr>
+                <w:b w:val="0"/>
+                <w:bCs w:val="0"/>
+                <w:i w:val="0"/>
+                <w:iCs w:val="0"/>
+              </w:rPr>
+            </w:pPr>
+            <w:r>
+              <w:rPr>
+                <w:b w:val="0"/>
+                <w:bCs w:val="0"/>
+                <w:i w:val="0"/>
+                <w:iCs w:val="0"/>
+              </w:rPr>
+              <w:t>input readEnable, writeEnable, writeLed,</w:t>
+            </w:r>
+          </w:p>
+          <w:p>
+            <w:pPr>
+              <w:pStyle w:val="Normal"/>
+              <w:jc w:val="both"/>
+              <w:rPr>
+                <w:b w:val="0"/>
+                <w:bCs w:val="0"/>
+                <w:i w:val="0"/>
+                <w:iCs w:val="0"/>
+              </w:rPr>
+            </w:pPr>
+            <w:r>
+              <w:rPr>
+                <w:b w:val="0"/>
+                <w:bCs w:val="0"/>
+                <w:i w:val="0"/>
+                <w:iCs w:val="0"/>
+              </w:rPr>
+              <w:t>input [31:0] writeData,</w:t>
+            </w:r>
+          </w:p>
+          <w:p>
+            <w:pPr>
+              <w:pStyle w:val="Normal"/>
+              <w:jc w:val="both"/>
+              <w:rPr>
+                <w:b w:val="0"/>
+                <w:bCs w:val="0"/>
+                <w:i w:val="0"/>
+                <w:iCs w:val="0"/>
+              </w:rPr>
+            </w:pPr>
+            <w:r>
+              <w:rPr>
+                <w:b w:val="0"/>
+                <w:bCs w:val="0"/>
+                <w:i w:val="0"/>
+                <w:iCs w:val="0"/>
+              </w:rPr>
+              <w:t>input [15:0] switches,</w:t>
+            </w:r>
+          </w:p>
+          <w:p>
+            <w:pPr>
+              <w:pStyle w:val="Normal"/>
+              <w:jc w:val="both"/>
+              <w:rPr>
+                <w:b w:val="0"/>
+                <w:bCs w:val="0"/>
+                <w:i w:val="0"/>
+                <w:iCs w:val="0"/>
+              </w:rPr>
+            </w:pPr>
+            <w:r>
+              <w:rPr>
+                <w:b w:val="0"/>
+                <w:bCs w:val="0"/>
+                <w:i w:val="0"/>
+                <w:iCs w:val="0"/>
+              </w:rPr>
+              <w:t xml:space="preserve">input [31:0] </w:t>
+            </w:r>
+            <w:r>
+              <w:rPr>
+                <w:b w:val="0"/>
+                <w:bCs w:val="0"/>
+                <w:i w:val="0"/>
+                <w:iCs w:val="0"/>
+              </w:rPr>
+              <w:t>datamemory</w:t>
+            </w:r>
+            <w:r>
+              <w:rPr>
+                <w:b w:val="0"/>
+                <w:bCs w:val="0"/>
+                <w:i w:val="0"/>
+                <w:iCs w:val="0"/>
+              </w:rPr>
+              <w:t>,</w:t>
+            </w:r>
+          </w:p>
+          <w:p>
+            <w:pPr>
+              <w:pStyle w:val="Normal"/>
+              <w:jc w:val="both"/>
+              <w:rPr>
+                <w:b w:val="0"/>
+                <w:bCs w:val="0"/>
+                <w:i w:val="0"/>
+                <w:iCs w:val="0"/>
+              </w:rPr>
+            </w:pPr>
+            <w:r>
+              <w:rPr>
+                <w:b w:val="0"/>
+                <w:bCs w:val="0"/>
+                <w:i w:val="0"/>
+                <w:iCs w:val="0"/>
+              </w:rPr>
+              <w:t>output memWrite,</w:t>
+            </w:r>
+          </w:p>
+          <w:p>
+            <w:pPr>
+              <w:pStyle w:val="Normal"/>
+              <w:jc w:val="both"/>
+              <w:rPr>
+                <w:b w:val="0"/>
+                <w:bCs w:val="0"/>
+                <w:i w:val="0"/>
+                <w:iCs w:val="0"/>
+              </w:rPr>
+            </w:pPr>
+            <w:r>
+              <w:rPr>
+                <w:b w:val="0"/>
+                <w:bCs w:val="0"/>
+                <w:i w:val="0"/>
+                <w:iCs w:val="0"/>
+              </w:rPr>
+              <w:t>output reg [31:0] readData,</w:t>
+            </w:r>
+          </w:p>
+          <w:p>
+            <w:pPr>
+              <w:pStyle w:val="Normal"/>
+              <w:jc w:val="both"/>
+              <w:rPr>
+                <w:b w:val="0"/>
+                <w:bCs w:val="0"/>
+                <w:i w:val="0"/>
+                <w:iCs w:val="0"/>
+              </w:rPr>
+            </w:pPr>
+            <w:r>
+              <w:rPr>
+                <w:b w:val="0"/>
+                <w:bCs w:val="0"/>
+                <w:i w:val="0"/>
+                <w:iCs w:val="0"/>
+              </w:rPr>
+              <w:t>output reg [15:0] leds</w:t>
+            </w:r>
+          </w:p>
+          <w:p>
+            <w:pPr>
+              <w:pStyle w:val="Normal"/>
+              <w:jc w:val="both"/>
+              <w:rPr>
+                <w:b w:val="0"/>
+                <w:bCs w:val="0"/>
+                <w:i w:val="0"/>
+                <w:iCs w:val="0"/>
+              </w:rPr>
+            </w:pPr>
+            <w:r>
+              <w:rPr>
+                <w:b w:val="0"/>
+                <w:bCs w:val="0"/>
+                <w:i w:val="0"/>
+                <w:iCs w:val="0"/>
+              </w:rPr>
+              <w:t>);</w:t>
+            </w:r>
+            <w:r>
+              <w:rPr>
+                <w:b w:val="0"/>
+                <w:bCs w:val="0"/>
+                <w:i w:val="0"/>
+                <w:iCs w:val="0"/>
+              </w:rPr>
+              <w:t xml:space="preserve"> </w:t>
+            </w:r>
+          </w:p>
+          <w:p>
+            <w:pPr>
+              <w:pStyle w:val="Normal"/>
+              <w:jc w:val="both"/>
+              <w:rPr>
+                <w:b w:val="0"/>
+                <w:bCs w:val="0"/>
+                <w:i w:val="0"/>
+                <w:iCs w:val="0"/>
+              </w:rPr>
+            </w:pPr>
+            <w:r>
+              <w:rPr>
+                <w:b w:val="0"/>
+                <w:bCs w:val="0"/>
+                <w:i w:val="0"/>
+                <w:iCs w:val="0"/>
+              </w:rPr>
+              <w:t>wire [1:0] selector;</w:t>
+            </w:r>
+            <w:r>
+              <w:rPr>
+                <w:b w:val="0"/>
+                <w:bCs w:val="0"/>
+                <w:i w:val="0"/>
+                <w:iCs w:val="0"/>
+              </w:rPr>
+              <w:t xml:space="preserve"> </w:t>
+            </w:r>
+          </w:p>
+          <w:p>
+            <w:pPr>
+              <w:pStyle w:val="Normal"/>
+              <w:jc w:val="both"/>
+              <w:rPr>
+                <w:b w:val="0"/>
+                <w:bCs w:val="0"/>
+                <w:i w:val="0"/>
+                <w:iCs w:val="0"/>
+              </w:rPr>
+            </w:pPr>
+            <w:r>
+              <w:rPr>
+                <w:b w:val="0"/>
+                <w:bCs w:val="0"/>
+                <w:i w:val="0"/>
+                <w:iCs w:val="0"/>
+              </w:rPr>
+              <w:t>assign selector = address[9:8];</w:t>
+            </w:r>
+          </w:p>
+          <w:p>
+            <w:pPr>
+              <w:pStyle w:val="Normal"/>
+              <w:jc w:val="both"/>
+              <w:rPr>
+                <w:b w:val="0"/>
+                <w:bCs w:val="0"/>
+                <w:i w:val="0"/>
+                <w:iCs w:val="0"/>
+              </w:rPr>
+            </w:pPr>
+            <w:r>
+              <w:rPr>
+                <w:b w:val="0"/>
+                <w:bCs w:val="0"/>
+                <w:i w:val="0"/>
+                <w:iCs w:val="0"/>
+              </w:rPr>
+              <w:t xml:space="preserve">assign </w:t>
+            </w:r>
+            <w:r>
+              <w:rPr>
+                <w:b w:val="0"/>
+                <w:bCs w:val="0"/>
+                <w:i w:val="0"/>
+                <w:iCs w:val="0"/>
+              </w:rPr>
+              <w:t>memWrite</w:t>
+            </w:r>
+            <w:r>
+              <w:rPr>
+                <w:b w:val="0"/>
+                <w:bCs w:val="0"/>
+                <w:i w:val="0"/>
+                <w:iCs w:val="0"/>
+              </w:rPr>
+              <w:t xml:space="preserve"> = (selector == 2'b00) &amp;&amp; (</w:t>
+            </w:r>
+            <w:r>
+              <w:rPr>
+                <w:b w:val="0"/>
+                <w:bCs w:val="0"/>
+                <w:i w:val="0"/>
+                <w:iCs w:val="0"/>
+              </w:rPr>
+              <w:t>writeEnable</w:t>
+            </w:r>
+            <w:r>
+              <w:rPr>
+                <w:b w:val="0"/>
+                <w:bCs w:val="0"/>
+                <w:i w:val="0"/>
+                <w:iCs w:val="0"/>
+              </w:rPr>
+              <w:t xml:space="preserve"> == 1'b1);</w:t>
+            </w:r>
+            <w:r>
+              <w:rPr>
+                <w:b w:val="0"/>
+                <w:bCs w:val="0"/>
+                <w:i w:val="0"/>
+                <w:iCs w:val="0"/>
+              </w:rPr>
+              <w:t xml:space="preserve"> </w:t>
+            </w:r>
+          </w:p>
+          <w:p>
+            <w:pPr>
+              <w:pStyle w:val="Normal"/>
+              <w:jc w:val="both"/>
+              <w:rPr>
+                <w:b w:val="0"/>
+                <w:bCs w:val="0"/>
+                <w:i w:val="0"/>
+                <w:iCs w:val="0"/>
+              </w:rPr>
+            </w:pPr>
+            <w:r>
+              <w:rPr>
+                <w:b w:val="0"/>
+                <w:bCs w:val="0"/>
+                <w:i w:val="0"/>
+                <w:iCs w:val="0"/>
+              </w:rPr>
+              <w:t>always @(posedge clk or posedge rst) begin</w:t>
+            </w:r>
+          </w:p>
+          <w:p>
+            <w:pPr>
+              <w:pStyle w:val="Normal"/>
+              <w:jc w:val="both"/>
+              <w:rPr>
+                <w:b w:val="0"/>
+                <w:bCs w:val="0"/>
+                <w:i w:val="0"/>
+                <w:iCs w:val="0"/>
+              </w:rPr>
+            </w:pPr>
+            <w:r>
+              <w:rPr>
+                <w:b w:val="0"/>
+                <w:bCs w:val="0"/>
+                <w:i w:val="0"/>
+                <w:iCs w:val="0"/>
+              </w:rPr>
+              <w:t xml:space="preserve">    if (rst)</w:t>
+            </w:r>
+          </w:p>
+          <w:p>
+            <w:pPr>
+              <w:pStyle w:val="Normal"/>
+              <w:jc w:val="both"/>
+              <w:rPr>
+                <w:b w:val="0"/>
+                <w:bCs w:val="0"/>
+                <w:i w:val="0"/>
+                <w:iCs w:val="0"/>
+              </w:rPr>
+            </w:pPr>
+            <w:r>
+              <w:rPr>
+                <w:b w:val="0"/>
+                <w:bCs w:val="0"/>
+                <w:i w:val="0"/>
+                <w:iCs w:val="0"/>
+              </w:rPr>
+              <w:t xml:space="preserve">        leds &lt;= 16'b0;</w:t>
+            </w:r>
+          </w:p>
+          <w:p>
+            <w:pPr>
+              <w:pStyle w:val="Normal"/>
+              <w:jc w:val="both"/>
+              <w:rPr>
+                <w:b w:val="0"/>
+                <w:bCs w:val="0"/>
+                <w:i w:val="0"/>
+                <w:iCs w:val="0"/>
+              </w:rPr>
+            </w:pPr>
+            <w:r>
+              <w:rPr>
+                <w:b w:val="0"/>
+                <w:bCs w:val="0"/>
+                <w:i w:val="0"/>
+                <w:iCs w:val="0"/>
+              </w:rPr>
+              <w:t xml:space="preserve">    else if ((selector == 2'b01) &amp;&amp; (writeLed == 1'b1))</w:t>
+            </w:r>
+          </w:p>
+          <w:p>
+            <w:pPr>
+              <w:pStyle w:val="Normal"/>
+              <w:jc w:val="both"/>
+              <w:rPr>
+                <w:b w:val="0"/>
+                <w:bCs w:val="0"/>
+                <w:i w:val="0"/>
+                <w:iCs w:val="0"/>
+              </w:rPr>
+            </w:pPr>
+            <w:r>
+              <w:rPr>
+                <w:b w:val="0"/>
+                <w:bCs w:val="0"/>
+                <w:i w:val="0"/>
+                <w:iCs w:val="0"/>
+              </w:rPr>
+              <w:t xml:space="preserve">        leds &lt;= writeData[15:0];</w:t>
+            </w:r>
+          </w:p>
+          <w:p>
+            <w:pPr>
+              <w:pStyle w:val="Normal"/>
+              <w:jc w:val="both"/>
+              <w:rPr>
+                <w:b w:val="0"/>
+                <w:bCs w:val="0"/>
+                <w:i w:val="0"/>
+                <w:iCs w:val="0"/>
+              </w:rPr>
+            </w:pPr>
+            <w:r>
+              <w:rPr>
+                <w:b w:val="0"/>
+                <w:bCs w:val="0"/>
+                <w:i w:val="0"/>
+                <w:iCs w:val="0"/>
+              </w:rPr>
+              <w:t>end</w:t>
+            </w:r>
+          </w:p>
+          <w:p>
+            <w:pPr>
+              <w:pStyle w:val="Normal"/>
+              <w:jc w:val="both"/>
+              <w:rPr>
+                <w:b w:val="0"/>
+                <w:bCs w:val="0"/>
+                <w:i w:val="0"/>
+                <w:iCs w:val="0"/>
+              </w:rPr>
+            </w:pPr>
+            <w:r>
+              <w:rPr>
+                <w:b w:val="0"/>
+                <w:bCs w:val="0"/>
+                <w:i w:val="0"/>
+                <w:iCs w:val="0"/>
+              </w:rPr>
+              <w:t>//reading mux</w:t>
+            </w:r>
+          </w:p>
+          <w:p>
+            <w:pPr>
+              <w:pStyle w:val="Normal"/>
+              <w:jc w:val="both"/>
+              <w:rPr>
+                <w:b w:val="0"/>
+                <w:bCs w:val="0"/>
+                <w:i w:val="0"/>
+                <w:iCs w:val="0"/>
+              </w:rPr>
+            </w:pPr>
+            <w:r>
+              <w:rPr>
+                <w:b w:val="0"/>
+                <w:bCs w:val="0"/>
+                <w:i w:val="0"/>
+                <w:iCs w:val="0"/>
+              </w:rPr>
+              <w:t>always @(*) begin</w:t>
+            </w:r>
+          </w:p>
+          <w:p>
+            <w:pPr>
+              <w:pStyle w:val="Normal"/>
+              <w:jc w:val="both"/>
+              <w:rPr>
+                <w:b w:val="0"/>
+                <w:bCs w:val="0"/>
+                <w:i w:val="0"/>
+                <w:iCs w:val="0"/>
+              </w:rPr>
+            </w:pPr>
+            <w:r>
+              <w:rPr>
+                <w:b w:val="0"/>
+                <w:bCs w:val="0"/>
+                <w:i w:val="0"/>
+                <w:iCs w:val="0"/>
+              </w:rPr>
+              <w:t xml:space="preserve">    readData = 32'b0;</w:t>
+            </w:r>
+          </w:p>
+          <w:p>
+            <w:pPr>
+              <w:pStyle w:val="Normal"/>
+              <w:jc w:val="both"/>
+              <w:rPr>
+                <w:b w:val="0"/>
+                <w:bCs w:val="0"/>
+                <w:i w:val="0"/>
+                <w:iCs w:val="0"/>
+              </w:rPr>
+            </w:pPr>
+            <w:r>
+              <w:rPr>
+                <w:b w:val="0"/>
+                <w:bCs w:val="0"/>
+                <w:i w:val="0"/>
+                <w:iCs w:val="0"/>
+              </w:rPr>
+              <w:t xml:space="preserve">    if (readEnable) begin</w:t>
+            </w:r>
+          </w:p>
+          <w:p>
+            <w:pPr>
+              <w:pStyle w:val="Normal"/>
+              <w:jc w:val="both"/>
+              <w:rPr>
+                <w:b w:val="0"/>
+                <w:bCs w:val="0"/>
+                <w:i w:val="0"/>
+                <w:iCs w:val="0"/>
+              </w:rPr>
+            </w:pPr>
+            <w:r>
+              <w:rPr>
+                <w:b w:val="0"/>
+                <w:bCs w:val="0"/>
+                <w:i w:val="0"/>
+                <w:iCs w:val="0"/>
+              </w:rPr>
+              <w:t xml:space="preserve">        case (selector)</w:t>
+            </w:r>
+          </w:p>
+          <w:p>
+            <w:pPr>
+              <w:pStyle w:val="Normal"/>
+              <w:jc w:val="both"/>
+              <w:rPr>
+                <w:b w:val="0"/>
+                <w:bCs w:val="0"/>
+                <w:i w:val="0"/>
+                <w:iCs w:val="0"/>
+              </w:rPr>
+            </w:pPr>
+            <w:r>
+              <w:rPr>
+                <w:b w:val="0"/>
+                <w:bCs w:val="0"/>
+                <w:i w:val="0"/>
+                <w:iCs w:val="0"/>
+              </w:rPr>
+              <w:t xml:space="preserve">            2'b00:   readData = datamemory;</w:t>
+            </w:r>
+          </w:p>
+          <w:p>
+            <w:pPr>
+              <w:pStyle w:val="Normal"/>
+              <w:jc w:val="both"/>
+              <w:rPr>
+                <w:b w:val="0"/>
+                <w:bCs w:val="0"/>
+                <w:i w:val="0"/>
+                <w:iCs w:val="0"/>
+              </w:rPr>
+            </w:pPr>
+            <w:r>
+              <w:rPr>
+                <w:b w:val="0"/>
+                <w:bCs w:val="0"/>
+                <w:i w:val="0"/>
+                <w:iCs w:val="0"/>
+              </w:rPr>
+              <w:t xml:space="preserve">            2'b10:   readData = {16'b0, switches};</w:t>
+            </w:r>
+          </w:p>
+          <w:p>
+            <w:pPr>
+              <w:pStyle w:val="Normal"/>
+              <w:jc w:val="both"/>
+              <w:rPr>
+                <w:b w:val="0"/>
+                <w:bCs w:val="0"/>
+                <w:i w:val="0"/>
+                <w:iCs w:val="0"/>
+              </w:rPr>
+            </w:pPr>
+            <w:r>
+              <w:rPr>
+                <w:b w:val="0"/>
+                <w:bCs w:val="0"/>
+                <w:i w:val="0"/>
+                <w:iCs w:val="0"/>
+              </w:rPr>
+              <w:t xml:space="preserve">            default: readData = 32'b0;</w:t>
+            </w:r>
+          </w:p>
+          <w:p>
+            <w:pPr>
+              <w:pStyle w:val="Normal"/>
+              <w:jc w:val="both"/>
+              <w:rPr>
+                <w:b w:val="0"/>
+                <w:bCs w:val="0"/>
+                <w:i w:val="0"/>
+                <w:iCs w:val="0"/>
+              </w:rPr>
+            </w:pPr>
+            <w:r>
+              <w:rPr>
+                <w:b w:val="0"/>
+                <w:bCs w:val="0"/>
+                <w:i w:val="0"/>
+                <w:iCs w:val="0"/>
+              </w:rPr>
+              <w:t xml:space="preserve">        endcase</w:t>
+            </w:r>
+          </w:p>
+          <w:p>
+            <w:pPr>
+              <w:pStyle w:val="Normal"/>
+              <w:jc w:val="both"/>
+              <w:rPr>
+                <w:b w:val="0"/>
+                <w:bCs w:val="0"/>
+                <w:i w:val="0"/>
+                <w:iCs w:val="0"/>
+              </w:rPr>
+            </w:pPr>
+            <w:r>
+              <w:rPr>
+                <w:b w:val="0"/>
+                <w:bCs w:val="0"/>
+                <w:i w:val="0"/>
+                <w:iCs w:val="0"/>
+              </w:rPr>
+              <w:t xml:space="preserve">    end</w:t>
+            </w:r>
+          </w:p>
+          <w:p>
+            <w:pPr>
+              <w:pStyle w:val="Normal"/>
+              <w:jc w:val="both"/>
+              <w:rPr>
+                <w:b w:val="0"/>
+                <w:bCs w:val="0"/>
+                <w:i w:val="0"/>
+                <w:iCs w:val="0"/>
+              </w:rPr>
+            </w:pPr>
+            <w:r>
+              <w:rPr>
+                <w:b w:val="0"/>
+                <w:bCs w:val="0"/>
+                <w:i w:val="0"/>
+                <w:iCs w:val="0"/>
+              </w:rPr>
+              <w:t>end</w:t>
+            </w:r>
+          </w:p>
+          <w:p>
+            <w:pPr>
+              <w:pStyle w:val="Normal"/>
+              <w:jc w:val="both"/>
+              <w:rPr>
+                <w:b w:val="0"/>
+                <w:bCs w:val="0"/>
+                <w:i w:val="0"/>
+                <w:iCs w:val="0"/>
+              </w:rPr>
+            </w:pPr>
+            <w:r>
+              <w:rPr>
+                <w:b w:val="0"/>
+                <w:bCs w:val="0"/>
+                <w:i w:val="0"/>
+                <w:iCs w:val="0"/>
+              </w:rPr>
+              <w:t>endmodule</w:t>
+            </w:r>
+          </w:p>
+          <w:p>
+            <w:pPr>
+              <w:pStyle w:val="Normal"/>
+              <w:jc w:val="both"/>
+              <w:rPr>
+                <w:b w:val="1"/>
+                <w:bCs w:val="1"/>
+                <w:i w:val="1"/>
+                <w:iCs w:val="1"/>
+              </w:rPr>
+            </w:pPr>
+          </w:p>
+          <w:p>
+            <w:pPr>
+              <w:pStyle w:val="Normal"/>
+              <w:jc w:val="both"/>
+            </w:pPr>
+            <w:r>
+              <w:rPr>
+                <w:b w:val="1"/>
+                <w:bCs w:val="1"/>
+                <w:i w:val="0"/>
+                <w:iCs w:val="0"/>
+                <w:u w:val="single"/>
+              </w:rPr>
+              <w:t>a</w:t>
+            </w:r>
+            <w:r>
+              <w:rPr>
+                <w:b w:val="1"/>
+                <w:bCs w:val="1"/>
+                <w:i w:val="0"/>
+                <w:iCs w:val="0"/>
+                <w:u w:val="single"/>
+              </w:rPr>
+              <w:t>ddressDecoderTop</w:t>
+            </w:r>
+            <w:r>
+              <w:rPr>
+                <w:b w:val="1"/>
+                <w:bCs w:val="1"/>
+                <w:i w:val="0"/>
+                <w:iCs w:val="0"/>
+                <w:u w:val="single"/>
+              </w:rPr>
+              <w:t>:</w:t>
+            </w:r>
+          </w:p>
+          <w:p>
+            <w:pPr>
+              <w:jc w:val="both"/>
+              <w:rPr>
+                <w:i w:val="0"/>
+                <w:iCs w:val="0"/>
+              </w:rPr>
+            </w:pPr>
+            <w:r>
+              <w:rPr>
+                <w:i w:val="0"/>
+                <w:iCs w:val="0"/>
+              </w:rPr>
+              <w:t>`timescale 1ns / 1ps</w:t>
+            </w:r>
+          </w:p>
+          <w:p>
+            <w:pPr>
+              <w:pStyle w:val="Normal"/>
+              <w:jc w:val="both"/>
+              <w:rPr>
+                <w:i w:val="0"/>
+                <w:iCs w:val="0"/>
+              </w:rPr>
+            </w:pPr>
+            <w:r>
+              <w:rPr>
+                <w:i w:val="0"/>
+                <w:iCs w:val="0"/>
+              </w:rPr>
+              <w:t>module addressDecoderTop(</w:t>
+            </w:r>
+          </w:p>
+          <w:p>
+            <w:pPr>
+              <w:pStyle w:val="Normal"/>
+              <w:jc w:val="both"/>
+              <w:rPr>
+                <w:i w:val="0"/>
+                <w:iCs w:val="0"/>
+              </w:rPr>
+            </w:pPr>
+            <w:r>
+              <w:rPr>
+                <w:i w:val="0"/>
+                <w:iCs w:val="0"/>
+              </w:rPr>
+              <w:t xml:space="preserve">    input clk, rst,</w:t>
+            </w:r>
+          </w:p>
+          <w:p>
+            <w:pPr>
+              <w:pStyle w:val="Normal"/>
+              <w:jc w:val="both"/>
+              <w:rPr>
+                <w:i w:val="0"/>
+                <w:iCs w:val="0"/>
+              </w:rPr>
+            </w:pPr>
+            <w:r>
+              <w:rPr>
+                <w:i w:val="0"/>
+                <w:iCs w:val="0"/>
+              </w:rPr>
+              <w:t xml:space="preserve">    input [31:0] address,</w:t>
+            </w:r>
+          </w:p>
+          <w:p>
+            <w:pPr>
+              <w:pStyle w:val="Normal"/>
+              <w:jc w:val="both"/>
+              <w:rPr>
+                <w:i w:val="0"/>
+                <w:iCs w:val="0"/>
+              </w:rPr>
+            </w:pPr>
+            <w:r>
+              <w:rPr>
+                <w:i w:val="0"/>
+                <w:iCs w:val="0"/>
+              </w:rPr>
+              <w:t xml:space="preserve">    input readEnable, writeEnable,</w:t>
+            </w:r>
+          </w:p>
+          <w:p>
+            <w:pPr>
+              <w:pStyle w:val="Normal"/>
+              <w:jc w:val="both"/>
+              <w:rPr>
+                <w:i w:val="0"/>
+                <w:iCs w:val="0"/>
+              </w:rPr>
+            </w:pPr>
+            <w:r>
+              <w:rPr>
+                <w:i w:val="0"/>
+                <w:iCs w:val="0"/>
+              </w:rPr>
+              <w:t xml:space="preserve">    input [31:0] writeData,</w:t>
+            </w:r>
+          </w:p>
+          <w:p>
+            <w:pPr>
+              <w:pStyle w:val="Normal"/>
+              <w:jc w:val="both"/>
+              <w:rPr>
+                <w:i w:val="0"/>
+                <w:iCs w:val="0"/>
+              </w:rPr>
+            </w:pPr>
+            <w:r>
+              <w:rPr>
+                <w:i w:val="0"/>
+                <w:iCs w:val="0"/>
+              </w:rPr>
+              <w:t xml:space="preserve">    input [15:0] switches,</w:t>
+            </w:r>
+            <w:r>
+              <w:rPr>
+                <w:i w:val="0"/>
+                <w:iCs w:val="0"/>
+              </w:rPr>
+              <w:t xml:space="preserve"> </w:t>
+            </w:r>
+          </w:p>
+          <w:p>
+            <w:pPr>
+              <w:pStyle w:val="Normal"/>
+              <w:jc w:val="both"/>
+              <w:rPr>
+                <w:i w:val="0"/>
+                <w:iCs w:val="0"/>
+              </w:rPr>
+            </w:pPr>
+            <w:r>
+              <w:rPr>
+                <w:i w:val="0"/>
+                <w:iCs w:val="0"/>
+              </w:rPr>
+              <w:t xml:space="preserve">    output [31:0] readData,</w:t>
+            </w:r>
+          </w:p>
+          <w:p>
+            <w:pPr>
+              <w:pStyle w:val="Normal"/>
+              <w:jc w:val="both"/>
+              <w:rPr>
+                <w:i w:val="0"/>
+                <w:iCs w:val="0"/>
+              </w:rPr>
+            </w:pPr>
+            <w:r>
+              <w:rPr>
+                <w:i w:val="0"/>
+                <w:iCs w:val="0"/>
+              </w:rPr>
+              <w:t xml:space="preserve">    output [15:0] leds</w:t>
+            </w:r>
+          </w:p>
+          <w:p>
+            <w:pPr>
+              <w:pStyle w:val="Normal"/>
+              <w:jc w:val="both"/>
+              <w:rPr>
+                <w:i w:val="0"/>
+                <w:iCs w:val="0"/>
+              </w:rPr>
+            </w:pPr>
+            <w:r>
+              <w:rPr>
+                <w:i w:val="0"/>
+                <w:iCs w:val="0"/>
+              </w:rPr>
+              <w:t>);</w:t>
+            </w:r>
+          </w:p>
+          <w:p>
+            <w:pPr>
+              <w:pStyle w:val="Normal"/>
+              <w:jc w:val="both"/>
+              <w:rPr>
+                <w:i w:val="0"/>
+                <w:iCs w:val="0"/>
+              </w:rPr>
+            </w:pPr>
+            <w:r>
+              <w:rPr>
+                <w:i w:val="0"/>
+                <w:iCs w:val="0"/>
+              </w:rPr>
+              <w:t xml:space="preserve">    wire        memWrite;</w:t>
+            </w:r>
+          </w:p>
+          <w:p>
+            <w:pPr>
+              <w:pStyle w:val="Normal"/>
+              <w:jc w:val="both"/>
+              <w:rPr>
+                <w:i w:val="0"/>
+                <w:iCs w:val="0"/>
+              </w:rPr>
+            </w:pPr>
+            <w:r>
+              <w:rPr>
+                <w:i w:val="0"/>
+                <w:iCs w:val="0"/>
+              </w:rPr>
+              <w:t xml:space="preserve">    wire [31:0] </w:t>
+            </w:r>
+            <w:r>
+              <w:rPr>
+                <w:i w:val="0"/>
+                <w:iCs w:val="0"/>
+              </w:rPr>
+              <w:t>memReadData</w:t>
+            </w:r>
+            <w:r>
+              <w:rPr>
+                <w:i w:val="0"/>
+                <w:iCs w:val="0"/>
+              </w:rPr>
+              <w:t>;</w:t>
+            </w:r>
+            <w:r>
+              <w:rPr>
+                <w:i w:val="0"/>
+                <w:iCs w:val="0"/>
+              </w:rPr>
+              <w:t xml:space="preserve"> </w:t>
+            </w:r>
+          </w:p>
+          <w:p>
+            <w:pPr>
+              <w:pStyle w:val="Normal"/>
+              <w:jc w:val="both"/>
+              <w:rPr>
+                <w:i w:val="0"/>
+                <w:iCs w:val="0"/>
+              </w:rPr>
+            </w:pPr>
+            <w:r>
+              <w:rPr>
+                <w:i w:val="0"/>
+                <w:iCs w:val="0"/>
+              </w:rPr>
+              <w:t xml:space="preserve">    Address_Decoder u_dec (</w:t>
+            </w:r>
+          </w:p>
+          <w:p>
+            <w:pPr>
+              <w:pStyle w:val="Normal"/>
+              <w:jc w:val="both"/>
+              <w:rPr>
+                <w:i w:val="0"/>
+                <w:iCs w:val="0"/>
+              </w:rPr>
+            </w:pPr>
+            <w:r>
+              <w:rPr>
+                <w:i w:val="0"/>
+                <w:iCs w:val="0"/>
+              </w:rPr>
+              <w:t xml:space="preserve">        .clk(clk),</w:t>
+            </w:r>
+          </w:p>
+          <w:p>
+            <w:pPr>
+              <w:pStyle w:val="Normal"/>
+              <w:jc w:val="both"/>
+              <w:rPr>
+                <w:i w:val="0"/>
+                <w:iCs w:val="0"/>
+              </w:rPr>
+            </w:pPr>
+            <w:r>
+              <w:rPr>
+                <w:i w:val="0"/>
+                <w:iCs w:val="0"/>
+              </w:rPr>
+              <w:t xml:space="preserve">        .rst(rst),</w:t>
+            </w:r>
+          </w:p>
+          <w:p>
+            <w:pPr>
+              <w:pStyle w:val="Normal"/>
+              <w:jc w:val="both"/>
+              <w:rPr>
+                <w:i w:val="0"/>
+                <w:iCs w:val="0"/>
+              </w:rPr>
+            </w:pPr>
+            <w:r>
+              <w:rPr>
+                <w:i w:val="0"/>
+                <w:iCs w:val="0"/>
+              </w:rPr>
+              <w:t xml:space="preserve">        .address(address),</w:t>
+            </w:r>
+          </w:p>
+          <w:p>
+            <w:pPr>
+              <w:pStyle w:val="Normal"/>
+              <w:jc w:val="both"/>
+              <w:rPr>
+                <w:i w:val="0"/>
+                <w:iCs w:val="0"/>
+              </w:rPr>
+            </w:pPr>
+            <w:r>
+              <w:rPr>
+                <w:i w:val="0"/>
+                <w:iCs w:val="0"/>
+              </w:rPr>
+              <w:t xml:space="preserve">        .readEnable(readEnable),</w:t>
+            </w:r>
+          </w:p>
+          <w:p>
+            <w:pPr>
+              <w:pStyle w:val="Normal"/>
+              <w:jc w:val="both"/>
+              <w:rPr>
+                <w:i w:val="0"/>
+                <w:iCs w:val="0"/>
+              </w:rPr>
+            </w:pPr>
+            <w:r>
+              <w:rPr>
+                <w:i w:val="0"/>
+                <w:iCs w:val="0"/>
+              </w:rPr>
+              <w:t xml:space="preserve">        .writeEnable(writeEnable),</w:t>
+            </w:r>
+          </w:p>
+          <w:p>
+            <w:pPr>
+              <w:pStyle w:val="Normal"/>
+              <w:jc w:val="both"/>
+              <w:rPr>
+                <w:i w:val="0"/>
+                <w:iCs w:val="0"/>
+              </w:rPr>
+            </w:pPr>
+            <w:r>
+              <w:rPr>
+                <w:i w:val="0"/>
+                <w:iCs w:val="0"/>
+              </w:rPr>
+              <w:t xml:space="preserve">        .writeLed(writeEnable),</w:t>
+            </w:r>
+          </w:p>
+          <w:p>
+            <w:pPr>
+              <w:pStyle w:val="Normal"/>
+              <w:jc w:val="both"/>
+              <w:rPr>
+                <w:i w:val="0"/>
+                <w:iCs w:val="0"/>
+              </w:rPr>
+            </w:pPr>
+            <w:r>
+              <w:rPr>
+                <w:i w:val="0"/>
+                <w:iCs w:val="0"/>
+              </w:rPr>
+              <w:t xml:space="preserve">        .writeData(writeData),</w:t>
+            </w:r>
+          </w:p>
+          <w:p>
+            <w:pPr>
+              <w:pStyle w:val="Normal"/>
+              <w:jc w:val="both"/>
+              <w:rPr>
+                <w:i w:val="0"/>
+                <w:iCs w:val="0"/>
+              </w:rPr>
+            </w:pPr>
+            <w:r>
+              <w:rPr>
+                <w:i w:val="0"/>
+                <w:iCs w:val="0"/>
+              </w:rPr>
+              <w:t xml:space="preserve">        .switches(switches),</w:t>
+            </w:r>
+          </w:p>
+          <w:p>
+            <w:pPr>
+              <w:pStyle w:val="Normal"/>
+              <w:jc w:val="both"/>
+              <w:rPr>
+                <w:i w:val="0"/>
+                <w:iCs w:val="0"/>
+              </w:rPr>
+            </w:pPr>
+            <w:r>
+              <w:rPr>
+                <w:i w:val="0"/>
+                <w:iCs w:val="0"/>
+              </w:rPr>
+              <w:t xml:space="preserve">        .datamemory(memReadData),</w:t>
+            </w:r>
+          </w:p>
+          <w:p>
+            <w:pPr>
+              <w:pStyle w:val="Normal"/>
+              <w:jc w:val="both"/>
+              <w:rPr>
+                <w:i w:val="0"/>
+                <w:iCs w:val="0"/>
+              </w:rPr>
+            </w:pPr>
+            <w:r>
+              <w:rPr>
+                <w:i w:val="0"/>
+                <w:iCs w:val="0"/>
+              </w:rPr>
+              <w:t xml:space="preserve">        .memWrite(memWrite),</w:t>
+            </w:r>
+          </w:p>
+          <w:p>
+            <w:pPr>
+              <w:pStyle w:val="Normal"/>
+              <w:jc w:val="both"/>
+              <w:rPr>
+                <w:i w:val="0"/>
+                <w:iCs w:val="0"/>
+              </w:rPr>
+            </w:pPr>
+            <w:r>
+              <w:rPr>
+                <w:i w:val="0"/>
+                <w:iCs w:val="0"/>
+              </w:rPr>
+              <w:t xml:space="preserve">        .readData(readData),</w:t>
+            </w:r>
+          </w:p>
+          <w:p>
+            <w:pPr>
+              <w:pStyle w:val="Normal"/>
+              <w:jc w:val="both"/>
+              <w:rPr>
+                <w:i w:val="0"/>
+                <w:iCs w:val="0"/>
+              </w:rPr>
+            </w:pPr>
+            <w:r>
+              <w:rPr>
+                <w:i w:val="0"/>
+                <w:iCs w:val="0"/>
+              </w:rPr>
+              <w:t xml:space="preserve">        .leds(leds)</w:t>
+            </w:r>
+          </w:p>
+          <w:p>
+            <w:pPr>
+              <w:pStyle w:val="Normal"/>
+              <w:jc w:val="both"/>
+              <w:rPr>
+                <w:i w:val="0"/>
+                <w:iCs w:val="0"/>
+              </w:rPr>
+            </w:pPr>
+            <w:r>
+              <w:rPr>
+                <w:i w:val="0"/>
+                <w:iCs w:val="0"/>
+              </w:rPr>
+              <w:t xml:space="preserve">    );</w:t>
+            </w:r>
+          </w:p>
+          <w:p>
+            <w:pPr>
+              <w:pStyle w:val="Normal"/>
+              <w:jc w:val="both"/>
+              <w:rPr>
+                <w:i w:val="0"/>
+                <w:iCs w:val="0"/>
+              </w:rPr>
+            </w:pPr>
+            <w:r>
+              <w:rPr>
+                <w:i w:val="0"/>
+                <w:iCs w:val="0"/>
+              </w:rPr>
+              <w:t xml:space="preserve">    DataMemory u_mem (</w:t>
+            </w:r>
+          </w:p>
+          <w:p>
+            <w:pPr>
+              <w:pStyle w:val="Normal"/>
+              <w:jc w:val="both"/>
+              <w:rPr>
+                <w:i w:val="0"/>
+                <w:iCs w:val="0"/>
+              </w:rPr>
+            </w:pPr>
+            <w:r>
+              <w:rPr>
+                <w:i w:val="0"/>
+                <w:iCs w:val="0"/>
+              </w:rPr>
+              <w:t xml:space="preserve">        .clk(clk),</w:t>
+            </w:r>
+          </w:p>
+          <w:p>
+            <w:pPr>
+              <w:pStyle w:val="Normal"/>
+              <w:jc w:val="both"/>
+              <w:rPr>
+                <w:i w:val="0"/>
+                <w:iCs w:val="0"/>
+              </w:rPr>
+            </w:pPr>
+            <w:r>
+              <w:rPr>
+                <w:i w:val="0"/>
+                <w:iCs w:val="0"/>
+              </w:rPr>
+              <w:t xml:space="preserve">        .rst(rst),</w:t>
+            </w:r>
+          </w:p>
+          <w:p>
+            <w:pPr>
+              <w:pStyle w:val="Normal"/>
+              <w:jc w:val="both"/>
+              <w:rPr>
+                <w:i w:val="0"/>
+                <w:iCs w:val="0"/>
+              </w:rPr>
+            </w:pPr>
+            <w:r>
+              <w:rPr>
+                <w:i w:val="0"/>
+                <w:iCs w:val="0"/>
+              </w:rPr>
+              <w:t xml:space="preserve">        .MemWrite(memWrite),</w:t>
+            </w:r>
+          </w:p>
+          <w:p>
+            <w:pPr>
+              <w:pStyle w:val="Normal"/>
+              <w:jc w:val="both"/>
+              <w:rPr>
+                <w:i w:val="0"/>
+                <w:iCs w:val="0"/>
+              </w:rPr>
+            </w:pPr>
+            <w:r>
+              <w:rPr>
+                <w:i w:val="0"/>
+                <w:iCs w:val="0"/>
+              </w:rPr>
+              <w:t xml:space="preserve">        .address(address),</w:t>
+            </w:r>
+          </w:p>
+          <w:p>
+            <w:pPr>
+              <w:pStyle w:val="Normal"/>
+              <w:jc w:val="both"/>
+              <w:rPr>
+                <w:i w:val="0"/>
+                <w:iCs w:val="0"/>
+              </w:rPr>
+            </w:pPr>
+            <w:r>
+              <w:rPr>
+                <w:i w:val="0"/>
+                <w:iCs w:val="0"/>
+              </w:rPr>
+              <w:t xml:space="preserve">        .write_data(writeData),</w:t>
+            </w:r>
+          </w:p>
+          <w:p>
+            <w:pPr>
+              <w:pStyle w:val="Normal"/>
+              <w:jc w:val="both"/>
+              <w:rPr>
+                <w:i w:val="0"/>
+                <w:iCs w:val="0"/>
+              </w:rPr>
+            </w:pPr>
+            <w:r>
+              <w:rPr>
+                <w:i w:val="0"/>
+                <w:iCs w:val="0"/>
+              </w:rPr>
+              <w:t xml:space="preserve">        .read_data(memReadData)</w:t>
+            </w:r>
+          </w:p>
+          <w:p>
+            <w:pPr>
+              <w:pStyle w:val="Normal"/>
+              <w:jc w:val="both"/>
+              <w:rPr>
+                <w:i w:val="0"/>
+                <w:iCs w:val="0"/>
+              </w:rPr>
+            </w:pPr>
+            <w:r>
+              <w:rPr>
+                <w:i w:val="0"/>
+                <w:iCs w:val="0"/>
+              </w:rPr>
+              <w:t xml:space="preserve">    );</w:t>
+            </w:r>
+          </w:p>
+          <w:p>
+            <w:pPr>
+              <w:pStyle w:val="Normal"/>
+              <w:jc w:val="both"/>
+              <w:rPr>
+                <w:i w:val="0"/>
+                <w:iCs w:val="0"/>
+              </w:rPr>
+            </w:pPr>
+            <w:r>
+              <w:rPr>
+                <w:i w:val="0"/>
+                <w:iCs w:val="0"/>
+              </w:rPr>
+              <w:t>endmodule</w:t>
+            </w:r>
+          </w:p>
+          <w:p>
+            <w:pPr>
+              <w:pStyle w:val="Normal"/>
+              <w:jc w:val="both"/>
+            </w:pPr>
+            <w:r>
+              <w:rPr>
+                <w:b w:val="1"/>
+                <w:bCs w:val="1"/>
+                <w:i w:val="0"/>
+                <w:iCs w:val="0"/>
+                <w:u w:val="single"/>
+              </w:rPr>
+              <w:t>Switches:</w:t>
+            </w:r>
+          </w:p>
+          <w:p>
+            <w:pPr>
+              <w:pStyle w:val="Normal"/>
+              <w:jc w:val="both"/>
+            </w:pPr>
+            <w:r>
+              <w:rPr>
+                <w:b w:val="0"/>
+                <w:bCs w:val="0"/>
+                <w:i w:val="0"/>
+                <w:iCs w:val="0"/>
+                <w:u w:val="none"/>
+              </w:rPr>
+              <w:t>module switches(</w:t>
+            </w:r>
+          </w:p>
+          <w:p>
+            <w:pPr>
+              <w:pStyle w:val="Normal"/>
+              <w:jc w:val="both"/>
+            </w:pPr>
+            <w:r>
+              <w:rPr>
+                <w:b w:val="0"/>
+                <w:bCs w:val="0"/>
+                <w:i w:val="0"/>
+                <w:iCs w:val="0"/>
+                <w:u w:val="none"/>
+              </w:rPr>
+              <w:t xml:space="preserve">    input clk,</w:t>
+            </w:r>
+          </w:p>
+          <w:p>
+            <w:pPr>
+              <w:pStyle w:val="Normal"/>
+              <w:jc w:val="both"/>
+            </w:pPr>
+            <w:r>
+              <w:rPr>
+                <w:b w:val="0"/>
+                <w:bCs w:val="0"/>
+                <w:i w:val="0"/>
+                <w:iCs w:val="0"/>
+                <w:u w:val="none"/>
+              </w:rPr>
+              <w:t xml:space="preserve">    input rst,</w:t>
+            </w:r>
+          </w:p>
+          <w:p>
+            <w:pPr>
+              <w:pStyle w:val="Normal"/>
+              <w:jc w:val="both"/>
+            </w:pPr>
+            <w:r>
+              <w:rPr>
+                <w:b w:val="0"/>
+                <w:bCs w:val="0"/>
+                <w:i w:val="0"/>
+                <w:iCs w:val="0"/>
+                <w:u w:val="none"/>
+              </w:rPr>
+              <w:t xml:space="preserve">    input [31:0] writeData,</w:t>
+            </w:r>
+          </w:p>
+          <w:p>
+            <w:pPr>
+              <w:pStyle w:val="Normal"/>
+              <w:jc w:val="both"/>
+            </w:pPr>
+            <w:r>
+              <w:rPr>
+                <w:b w:val="0"/>
+                <w:bCs w:val="0"/>
+                <w:i w:val="0"/>
+                <w:iCs w:val="0"/>
+                <w:u w:val="none"/>
+              </w:rPr>
+              <w:t xml:space="preserve">    input writeEnable,</w:t>
+            </w:r>
+          </w:p>
+          <w:p>
+            <w:pPr>
+              <w:pStyle w:val="Normal"/>
+              <w:jc w:val="both"/>
+            </w:pPr>
+            <w:r>
+              <w:rPr>
+                <w:b w:val="0"/>
+                <w:bCs w:val="0"/>
+                <w:i w:val="0"/>
+                <w:iCs w:val="0"/>
+                <w:u w:val="none"/>
+              </w:rPr>
+              <w:t xml:space="preserve">    input readEnable,</w:t>
+            </w:r>
+          </w:p>
+          <w:p>
+            <w:pPr>
+              <w:pStyle w:val="Normal"/>
+              <w:jc w:val="both"/>
+            </w:pPr>
+            <w:r>
+              <w:rPr>
+                <w:b w:val="0"/>
+                <w:bCs w:val="0"/>
+                <w:i w:val="0"/>
+                <w:iCs w:val="0"/>
+                <w:u w:val="none"/>
+              </w:rPr>
+              <w:t xml:space="preserve">    input [29:0] memAddress,</w:t>
+            </w:r>
+          </w:p>
+          <w:p>
+            <w:pPr>
+              <w:pStyle w:val="Normal"/>
+              <w:jc w:val="both"/>
+            </w:pPr>
+            <w:r>
+              <w:rPr>
+                <w:b w:val="0"/>
+                <w:bCs w:val="0"/>
+                <w:i w:val="0"/>
+                <w:iCs w:val="0"/>
+                <w:u w:val="none"/>
+              </w:rPr>
+              <w:t xml:space="preserve">    output reg [31:0] readData = 0,</w:t>
+            </w:r>
+          </w:p>
+          <w:p>
+            <w:pPr>
+              <w:pStyle w:val="Normal"/>
+              <w:jc w:val="both"/>
+            </w:pPr>
+            <w:r>
+              <w:rPr>
+                <w:b w:val="0"/>
+                <w:bCs w:val="0"/>
+                <w:i w:val="0"/>
+                <w:iCs w:val="0"/>
+                <w:u w:val="none"/>
+              </w:rPr>
+              <w:t xml:space="preserve">    output reg [15:0] leds</w:t>
+            </w:r>
+          </w:p>
+          <w:p>
+            <w:pPr>
+              <w:pStyle w:val="Normal"/>
+              <w:jc w:val="both"/>
+            </w:pPr>
+            <w:r>
+              <w:rPr>
+                <w:b w:val="0"/>
+                <w:bCs w:val="0"/>
+                <w:i w:val="0"/>
+                <w:iCs w:val="0"/>
+                <w:u w:val="none"/>
+              </w:rPr>
+              <w:t>);</w:t>
+            </w:r>
+            <w:r>
+              <w:rPr>
+                <w:b w:val="0"/>
+                <w:bCs w:val="0"/>
+                <w:i w:val="0"/>
+                <w:iCs w:val="0"/>
+                <w:u w:val="none"/>
+              </w:rPr>
+              <w:t xml:space="preserve"> </w:t>
+            </w:r>
+          </w:p>
+          <w:p>
+            <w:pPr>
+              <w:pStyle w:val="Normal"/>
+              <w:jc w:val="both"/>
+            </w:pPr>
+            <w:r>
+              <w:rPr>
+                <w:b w:val="0"/>
+                <w:bCs w:val="0"/>
+                <w:i w:val="0"/>
+                <w:iCs w:val="0"/>
+                <w:u w:val="none"/>
+              </w:rPr>
+              <w:t xml:space="preserve">    // Emergency LED writing logic</w:t>
+            </w:r>
+          </w:p>
+          <w:p>
+            <w:pPr>
+              <w:pStyle w:val="Normal"/>
+              <w:jc w:val="both"/>
+            </w:pPr>
+            <w:r>
+              <w:rPr>
+                <w:b w:val="0"/>
+                <w:bCs w:val="0"/>
+                <w:i w:val="0"/>
+                <w:iCs w:val="0"/>
+                <w:u w:val="none"/>
+              </w:rPr>
+              <w:t xml:space="preserve">    always @(posedge clk) begin</w:t>
+            </w:r>
+          </w:p>
+          <w:p>
+            <w:pPr>
+              <w:pStyle w:val="Normal"/>
+              <w:jc w:val="both"/>
+            </w:pPr>
+            <w:r>
+              <w:rPr>
+                <w:b w:val="0"/>
+                <w:bCs w:val="0"/>
+                <w:i w:val="0"/>
+                <w:iCs w:val="0"/>
+                <w:u w:val="none"/>
+              </w:rPr>
+              <w:t xml:space="preserve">        if (rst) </w:t>
+            </w:r>
+          </w:p>
+          <w:p>
+            <w:pPr>
+              <w:pStyle w:val="Normal"/>
+              <w:jc w:val="both"/>
+            </w:pPr>
+            <w:r>
+              <w:rPr>
+                <w:b w:val="0"/>
+                <w:bCs w:val="0"/>
+                <w:i w:val="0"/>
+                <w:iCs w:val="0"/>
+                <w:u w:val="none"/>
+              </w:rPr>
+              <w:t xml:space="preserve">            leds &lt;= 16'd0;</w:t>
+            </w:r>
+          </w:p>
+          <w:p>
+            <w:pPr>
+              <w:pStyle w:val="Normal"/>
+              <w:jc w:val="both"/>
+            </w:pPr>
+            <w:r>
+              <w:rPr>
+                <w:b w:val="0"/>
+                <w:bCs w:val="0"/>
+                <w:i w:val="0"/>
+                <w:iCs w:val="0"/>
+                <w:u w:val="none"/>
+              </w:rPr>
+              <w:t xml:space="preserve">        else if (writeEnable) </w:t>
+            </w:r>
+          </w:p>
+          <w:p>
+            <w:pPr>
+              <w:pStyle w:val="Normal"/>
+              <w:jc w:val="both"/>
+            </w:pPr>
+            <w:r>
+              <w:rPr>
+                <w:b w:val="0"/>
+                <w:bCs w:val="0"/>
+                <w:i w:val="0"/>
+                <w:iCs w:val="0"/>
+                <w:u w:val="none"/>
+              </w:rPr>
+              <w:t xml:space="preserve">            leds &lt;= writeData[15:0];</w:t>
+            </w:r>
+          </w:p>
+          <w:p>
+            <w:pPr>
+              <w:pStyle w:val="Normal"/>
+              <w:jc w:val="both"/>
+            </w:pPr>
+            <w:r>
+              <w:rPr>
+                <w:b w:val="0"/>
+                <w:bCs w:val="0"/>
+                <w:i w:val="0"/>
+                <w:iCs w:val="0"/>
+                <w:u w:val="none"/>
+              </w:rPr>
+              <w:t xml:space="preserve">    end</w:t>
+            </w:r>
+          </w:p>
+          <w:p>
+            <w:pPr>
+              <w:pStyle w:val="Normal"/>
+              <w:jc w:val="both"/>
+            </w:pPr>
+            <w:r>
+              <w:rPr>
+                <w:b w:val="0"/>
+                <w:bCs w:val="0"/>
+                <w:i w:val="0"/>
+                <w:iCs w:val="0"/>
+                <w:u w:val="none"/>
+              </w:rPr>
+              <w:t>e</w:t>
+            </w:r>
+            <w:r>
+              <w:rPr>
+                <w:b w:val="0"/>
+                <w:bCs w:val="0"/>
+                <w:i w:val="0"/>
+                <w:iCs w:val="0"/>
+                <w:u w:val="none"/>
+              </w:rPr>
+              <w:t>ndmodule</w:t>
+            </w:r>
+          </w:p>
+          <w:p>
+            <w:pPr>
+              <w:pStyle w:val="Normal"/>
+              <w:jc w:val="both"/>
+            </w:pPr>
+            <w:r>
+              <w:rPr>
+                <w:b w:val="1"/>
+                <w:bCs w:val="1"/>
+                <w:i w:val="0"/>
+                <w:iCs w:val="0"/>
+                <w:u w:val="single"/>
+              </w:rPr>
+              <w:t>Leds</w:t>
+            </w:r>
+            <w:r>
+              <w:rPr>
+                <w:b w:val="1"/>
+                <w:bCs w:val="1"/>
+                <w:i w:val="0"/>
+                <w:iCs w:val="0"/>
+                <w:u w:val="single"/>
+              </w:rPr>
+              <w:t>:</w:t>
+            </w:r>
+          </w:p>
+          <w:p>
+            <w:pPr>
+              <w:pStyle w:val="Normal"/>
+              <w:jc w:val="both"/>
+              <w:rPr>
+                <w:b w:val="0"/>
+                <w:bCs w:val="0"/>
+                <w:i w:val="0"/>
+                <w:iCs w:val="0"/>
+                <w:u w:val="none"/>
+              </w:rPr>
+            </w:pPr>
+            <w:r>
+              <w:rPr>
+                <w:b w:val="0"/>
+                <w:bCs w:val="0"/>
+                <w:i w:val="0"/>
+                <w:iCs w:val="0"/>
+                <w:u w:val="none"/>
+              </w:rPr>
+              <w:t>module leds(</w:t>
+            </w:r>
+          </w:p>
+          <w:p>
+            <w:pPr>
+              <w:pStyle w:val="Normal"/>
+              <w:jc w:val="both"/>
+              <w:rPr>
+                <w:b w:val="0"/>
+                <w:bCs w:val="0"/>
+                <w:i w:val="0"/>
+                <w:iCs w:val="0"/>
+                <w:u w:val="none"/>
+              </w:rPr>
+            </w:pPr>
+            <w:r>
+              <w:rPr>
+                <w:b w:val="0"/>
+                <w:bCs w:val="0"/>
+                <w:i w:val="0"/>
+                <w:iCs w:val="0"/>
+                <w:u w:val="none"/>
+              </w:rPr>
+              <w:t xml:space="preserve">    input clk,</w:t>
+            </w:r>
+          </w:p>
+          <w:p>
+            <w:pPr>
+              <w:pStyle w:val="Normal"/>
+              <w:jc w:val="both"/>
+              <w:rPr>
+                <w:b w:val="0"/>
+                <w:bCs w:val="0"/>
+                <w:i w:val="0"/>
+                <w:iCs w:val="0"/>
+                <w:u w:val="none"/>
+              </w:rPr>
+            </w:pPr>
+            <w:r>
+              <w:rPr>
+                <w:b w:val="0"/>
+                <w:bCs w:val="0"/>
+                <w:i w:val="0"/>
+                <w:iCs w:val="0"/>
+                <w:u w:val="none"/>
+              </w:rPr>
+              <w:t xml:space="preserve">    input rst,</w:t>
+            </w:r>
+          </w:p>
+          <w:p>
+            <w:pPr>
+              <w:pStyle w:val="Normal"/>
+              <w:jc w:val="both"/>
+              <w:rPr>
+                <w:b w:val="0"/>
+                <w:bCs w:val="0"/>
+                <w:i w:val="0"/>
+                <w:iCs w:val="0"/>
+                <w:u w:val="none"/>
+              </w:rPr>
+            </w:pPr>
+            <w:r>
+              <w:rPr>
+                <w:b w:val="0"/>
+                <w:bCs w:val="0"/>
+                <w:i w:val="0"/>
+                <w:iCs w:val="0"/>
+                <w:u w:val="none"/>
+              </w:rPr>
+              <w:t xml:space="preserve">    input [15:0] btns,</w:t>
+            </w:r>
+          </w:p>
+          <w:p>
+            <w:pPr>
+              <w:pStyle w:val="Normal"/>
+              <w:jc w:val="both"/>
+              <w:rPr>
+                <w:b w:val="0"/>
+                <w:bCs w:val="0"/>
+                <w:i w:val="0"/>
+                <w:iCs w:val="0"/>
+                <w:u w:val="none"/>
+              </w:rPr>
+            </w:pPr>
+            <w:r>
+              <w:rPr>
+                <w:b w:val="0"/>
+                <w:bCs w:val="0"/>
+                <w:i w:val="0"/>
+                <w:iCs w:val="0"/>
+                <w:u w:val="none"/>
+              </w:rPr>
+              <w:t xml:space="preserve">    input [31:0] writeData,</w:t>
+            </w:r>
+          </w:p>
+          <w:p>
+            <w:pPr>
+              <w:pStyle w:val="Normal"/>
+              <w:jc w:val="both"/>
+              <w:rPr>
+                <w:b w:val="0"/>
+                <w:bCs w:val="0"/>
+                <w:i w:val="0"/>
+                <w:iCs w:val="0"/>
+                <w:u w:val="none"/>
+              </w:rPr>
+            </w:pPr>
+            <w:r>
+              <w:rPr>
+                <w:b w:val="0"/>
+                <w:bCs w:val="0"/>
+                <w:i w:val="0"/>
+                <w:iCs w:val="0"/>
+                <w:u w:val="none"/>
+              </w:rPr>
+              <w:t xml:space="preserve">    input writeEnable,</w:t>
+            </w:r>
+          </w:p>
+          <w:p>
+            <w:pPr>
+              <w:pStyle w:val="Normal"/>
+              <w:jc w:val="both"/>
+              <w:rPr>
+                <w:b w:val="0"/>
+                <w:bCs w:val="0"/>
+                <w:i w:val="0"/>
+                <w:iCs w:val="0"/>
+                <w:u w:val="none"/>
+              </w:rPr>
+            </w:pPr>
+            <w:r>
+              <w:rPr>
+                <w:b w:val="0"/>
+                <w:bCs w:val="0"/>
+                <w:i w:val="0"/>
+                <w:iCs w:val="0"/>
+                <w:u w:val="none"/>
+              </w:rPr>
+              <w:t xml:space="preserve">    input readEnable,</w:t>
+            </w:r>
+          </w:p>
+          <w:p>
+            <w:pPr>
+              <w:pStyle w:val="Normal"/>
+              <w:jc w:val="both"/>
+              <w:rPr>
+                <w:b w:val="0"/>
+                <w:bCs w:val="0"/>
+                <w:i w:val="0"/>
+                <w:iCs w:val="0"/>
+                <w:u w:val="none"/>
+              </w:rPr>
+            </w:pPr>
+            <w:r>
+              <w:rPr>
+                <w:b w:val="0"/>
+                <w:bCs w:val="0"/>
+                <w:i w:val="0"/>
+                <w:iCs w:val="0"/>
+                <w:u w:val="none"/>
+              </w:rPr>
+              <w:t xml:space="preserve">    input [29:0] memAddress,</w:t>
+            </w:r>
+          </w:p>
+          <w:p>
+            <w:pPr>
+              <w:pStyle w:val="Normal"/>
+              <w:jc w:val="both"/>
+              <w:rPr>
+                <w:b w:val="0"/>
+                <w:bCs w:val="0"/>
+                <w:i w:val="0"/>
+                <w:iCs w:val="0"/>
+                <w:u w:val="none"/>
+              </w:rPr>
+            </w:pPr>
+            <w:r>
+              <w:rPr>
+                <w:b w:val="0"/>
+                <w:bCs w:val="0"/>
+                <w:i w:val="0"/>
+                <w:iCs w:val="0"/>
+                <w:u w:val="none"/>
+              </w:rPr>
+              <w:t xml:space="preserve">    input [15:0] switches,</w:t>
+            </w:r>
+          </w:p>
+          <w:p>
+            <w:pPr>
+              <w:pStyle w:val="Normal"/>
+              <w:jc w:val="both"/>
+              <w:rPr>
+                <w:b w:val="0"/>
+                <w:bCs w:val="0"/>
+                <w:i w:val="0"/>
+                <w:iCs w:val="0"/>
+                <w:u w:val="none"/>
+              </w:rPr>
+            </w:pPr>
+            <w:r>
+              <w:rPr>
+                <w:b w:val="0"/>
+                <w:bCs w:val="0"/>
+                <w:i w:val="0"/>
+                <w:iCs w:val="0"/>
+                <w:u w:val="none"/>
+              </w:rPr>
+              <w:t xml:space="preserve">    output [31:0] readData</w:t>
+            </w:r>
+          </w:p>
+          <w:p>
+            <w:pPr>
+              <w:pStyle w:val="Normal"/>
+              <w:jc w:val="both"/>
+              <w:rPr>
+                <w:b w:val="0"/>
+                <w:bCs w:val="0"/>
+                <w:i w:val="0"/>
+                <w:iCs w:val="0"/>
+                <w:u w:val="none"/>
+              </w:rPr>
+            </w:pPr>
+            <w:r>
+              <w:rPr>
+                <w:b w:val="0"/>
+                <w:bCs w:val="0"/>
+                <w:i w:val="0"/>
+                <w:iCs w:val="0"/>
+                <w:u w:val="none"/>
+              </w:rPr>
+              <w:t xml:space="preserve">    );</w:t>
+            </w:r>
+          </w:p>
+          <w:p>
+            <w:pPr>
+              <w:pStyle w:val="Normal"/>
+              <w:jc w:val="both"/>
+              <w:rPr>
+                <w:b w:val="0"/>
+                <w:bCs w:val="0"/>
+                <w:i w:val="0"/>
+                <w:iCs w:val="0"/>
+                <w:u w:val="none"/>
+              </w:rPr>
+            </w:pPr>
+            <w:r>
+              <w:rPr>
+                <w:b w:val="0"/>
+                <w:bCs w:val="0"/>
+                <w:i w:val="0"/>
+                <w:iCs w:val="0"/>
+                <w:u w:val="none"/>
+              </w:rPr>
+              <w:t xml:space="preserve">    assign readData = {16'd0, switches};</w:t>
+            </w:r>
+          </w:p>
+          <w:p>
+            <w:pPr>
+              <w:pStyle w:val="Normal"/>
+              <w:jc w:val="both"/>
+              <w:rPr>
+                <w:b w:val="0"/>
+                <w:bCs w:val="0"/>
+                <w:i w:val="0"/>
+                <w:iCs w:val="0"/>
+                <w:u w:val="none"/>
+              </w:rPr>
+            </w:pPr>
+            <w:r>
+              <w:rPr>
+                <w:b w:val="0"/>
+                <w:bCs w:val="0"/>
+                <w:i w:val="0"/>
+                <w:iCs w:val="0"/>
+                <w:u w:val="none"/>
+              </w:rPr>
+              <w:t>endmodul</w:t>
+            </w:r>
+            <w:r>
+              <w:rPr>
+                <w:b w:val="0"/>
+                <w:bCs w:val="0"/>
+                <w:i w:val="0"/>
+                <w:iCs w:val="0"/>
+                <w:u w:val="none"/>
+              </w:rPr>
+              <w:t>e</w:t>
+            </w:r>
           </w:p>
         </w:tc>
       </w:tr>
     </w:tbl>
     <w:p>
       <w:pPr>
+        <w:pStyle w:val="Normal"/>
         <w:jc w:val="both"/>
         <w:rPr>
-          <w:i/>
+          <w:i w:val="1"/>
+          <w:iCs w:val="1"/>
         </w:rPr>
       </w:pPr>
+      <w:bookmarkStart w:name="_Hlk114486643" w:id="3"/>
     </w:p>
     <w:p>
       <w:pPr>
         <w:rPr>
-          <w:rFonts w:ascii="Times" w:eastAsia="Times New Roman" w:hAnsi="Times"/>
+          <w:rFonts w:ascii="Times" w:hAnsi="Times" w:eastAsia="Times New Roman"/>
+          <w:b w:val="1"/>
+          <w:bCs w:val="1"/>
+          <w:i w:val="1"/>
+          <w:iCs w:val="1"/>
           <w:color w:val="000000" w:themeColor="text1"/>
-        </w:rPr>
-      </w:pPr>
-      <w:bookmarkStart w:id="3" w:name="_Hlk114486643"/>
-    </w:p>
-    <w:p>
-      <w:pPr>
-        <w:rPr>
-          <w:rFonts w:ascii="Times" w:eastAsia="Times New Roman" w:hAnsi="Times"/>
-          <w:i/>
-          <w:iCs/>
-          <w:color w:val="000000" w:themeColor="text1"/>
+          <w:u w:val="single"/>
         </w:rPr>
       </w:pPr>
       <w:r>
         <w:rPr>
-          <w:rFonts w:ascii="Times" w:eastAsia="Times New Roman" w:hAnsi="Times"/>
-          <w:color w:val="000000" w:themeColor="text1"/>
+          <w:rFonts w:ascii="Times" w:hAnsi="Times" w:eastAsia="Times New Roman"/>
+          <w:b w:val="1"/>
+          <w:bCs w:val="1"/>
+          <w:color w:val="000000" w:themeColor="text1" w:themeTint="FF" w:themeShade="FF"/>
+          <w:u w:val="single"/>
         </w:rPr>
         <w:t>Testbench:</w:t>
       </w:r>
@@ -886,76 +3451,536 @@
       </w:tblGrid>
       <w:tr>
         <w:trPr>
-          <w:trHeight w:val="1905"/>
+          <w:trHeight w:val="300"/>
         </w:trPr>
         <w:tc>
           <w:tcPr>
             <w:tcW w:w="8295" w:type="dxa"/>
+            <w:tcMar/>
           </w:tcPr>
           <w:p>
             <w:pPr>
-              <w:rPr>
-                <w:rFonts w:ascii="Times" w:eastAsia="Times New Roman" w:hAnsi="Times"/>
-                <w:color w:val="000000" w:themeColor="text1"/>
-              </w:rPr>
-            </w:pPr>
+              <w:pStyle w:val="Normal"/>
+            </w:pPr>
+            <w:r>
+              <w:rPr>
+                <w:rFonts w:ascii="Times" w:hAnsi="Times" w:eastAsia="Times New Roman"/>
+                <w:color w:val="000000" w:themeColor="text1" w:themeTint="FF" w:themeShade="FF"/>
+              </w:rPr>
+              <w:t>`timescale 1ns / 1ps</w:t>
+            </w:r>
+          </w:p>
+          <w:p>
+            <w:pPr>
+              <w:pStyle w:val="Normal"/>
+            </w:pPr>
+            <w:r>
+              <w:rPr>
+                <w:rFonts w:ascii="Times" w:hAnsi="Times" w:eastAsia="Times New Roman"/>
+                <w:color w:val="000000" w:themeColor="text1" w:themeTint="FF" w:themeShade="FF"/>
+              </w:rPr>
+              <w:t>module memory_testbench;</w:t>
+            </w:r>
+          </w:p>
+          <w:p>
+            <w:pPr>
+              <w:pStyle w:val="Normal"/>
+            </w:pPr>
+            <w:r>
+              <w:rPr>
+                <w:rFonts w:ascii="Times" w:hAnsi="Times" w:eastAsia="Times New Roman"/>
+                <w:color w:val="000000" w:themeColor="text1" w:themeTint="FF" w:themeShade="FF"/>
+              </w:rPr>
+              <w:t xml:space="preserve">    reg         clk = 0;</w:t>
+            </w:r>
+          </w:p>
+          <w:p>
+            <w:pPr>
+              <w:pStyle w:val="Normal"/>
+            </w:pPr>
+            <w:r>
+              <w:rPr>
+                <w:rFonts w:ascii="Times" w:hAnsi="Times" w:eastAsia="Times New Roman"/>
+                <w:color w:val="000000" w:themeColor="text1" w:themeTint="FF" w:themeShade="FF"/>
+              </w:rPr>
+              <w:t xml:space="preserve">    reg         pbin = 0;</w:t>
+            </w:r>
+          </w:p>
+          <w:p>
+            <w:pPr>
+              <w:pStyle w:val="Normal"/>
+            </w:pPr>
+            <w:r>
+              <w:rPr>
+                <w:rFonts w:ascii="Times" w:hAnsi="Times" w:eastAsia="Times New Roman"/>
+                <w:color w:val="000000" w:themeColor="text1" w:themeTint="FF" w:themeShade="FF"/>
+              </w:rPr>
+              <w:t xml:space="preserve">    reg  [15:0] physical_sw = 16'd0;</w:t>
+            </w:r>
+          </w:p>
+          <w:p>
+            <w:pPr>
+              <w:pStyle w:val="Normal"/>
+            </w:pPr>
+            <w:r>
+              <w:rPr>
+                <w:rFonts w:ascii="Times" w:hAnsi="Times" w:eastAsia="Times New Roman"/>
+                <w:color w:val="000000" w:themeColor="text1" w:themeTint="FF" w:themeShade="FF"/>
+              </w:rPr>
+              <w:t xml:space="preserve">    wire [15:0] physical_leds;</w:t>
+            </w:r>
+          </w:p>
+          <w:p>
+            <w:pPr>
+              <w:pStyle w:val="Normal"/>
+            </w:pPr>
+            <w:r>
+              <w:rPr>
+                <w:rFonts w:ascii="Times" w:hAnsi="Times" w:eastAsia="Times New Roman"/>
+                <w:color w:val="000000" w:themeColor="text1" w:themeTint="FF" w:themeShade="FF"/>
+              </w:rPr>
+              <w:t xml:space="preserve">    integer     </w:t>
+            </w:r>
+            <w:r>
+              <w:rPr>
+                <w:rFonts w:ascii="Times" w:hAnsi="Times" w:eastAsia="Times New Roman"/>
+                <w:color w:val="000000" w:themeColor="text1" w:themeTint="FF" w:themeShade="FF"/>
+              </w:rPr>
+              <w:t>i</w:t>
+            </w:r>
+            <w:r>
+              <w:rPr>
+                <w:rFonts w:ascii="Times" w:hAnsi="Times" w:eastAsia="Times New Roman"/>
+                <w:color w:val="000000" w:themeColor="text1" w:themeTint="FF" w:themeShade="FF"/>
+              </w:rPr>
+              <w:t>;</w:t>
+            </w:r>
+          </w:p>
+          <w:p>
+            <w:pPr>
+              <w:pStyle w:val="Normal"/>
+            </w:pPr>
+            <w:r>
+              <w:rPr>
+                <w:rFonts w:ascii="Times" w:hAnsi="Times" w:eastAsia="Times New Roman"/>
+                <w:color w:val="000000" w:themeColor="text1" w:themeTint="FF" w:themeShade="FF"/>
+              </w:rPr>
+              <w:t xml:space="preserve">    top_rf_alu dut (</w:t>
+            </w:r>
+          </w:p>
+          <w:p>
+            <w:pPr>
+              <w:pStyle w:val="Normal"/>
+            </w:pPr>
+            <w:r>
+              <w:rPr>
+                <w:rFonts w:ascii="Times" w:hAnsi="Times" w:eastAsia="Times New Roman"/>
+                <w:color w:val="000000" w:themeColor="text1" w:themeTint="FF" w:themeShade="FF"/>
+              </w:rPr>
+              <w:t xml:space="preserve">        .clk(clk), .pbin(pbin),</w:t>
+            </w:r>
+          </w:p>
+          <w:p>
+            <w:pPr>
+              <w:pStyle w:val="Normal"/>
+            </w:pPr>
+            <w:r>
+              <w:rPr>
+                <w:rFonts w:ascii="Times" w:hAnsi="Times" w:eastAsia="Times New Roman"/>
+                <w:color w:val="000000" w:themeColor="text1" w:themeTint="FF" w:themeShade="FF"/>
+              </w:rPr>
+              <w:t xml:space="preserve">        .physical_sw(physical_sw), .physical_leds(physical_leds)</w:t>
+            </w:r>
+          </w:p>
+          <w:p>
+            <w:pPr>
+              <w:pStyle w:val="Normal"/>
+            </w:pPr>
+            <w:r>
+              <w:rPr>
+                <w:rFonts w:ascii="Times" w:hAnsi="Times" w:eastAsia="Times New Roman"/>
+                <w:color w:val="000000" w:themeColor="text1" w:themeTint="FF" w:themeShade="FF"/>
+              </w:rPr>
+              <w:t xml:space="preserve">    );</w:t>
+            </w:r>
+          </w:p>
+          <w:p>
+            <w:pPr>
+              <w:pStyle w:val="Normal"/>
+            </w:pPr>
+            <w:r>
+              <w:rPr>
+                <w:rFonts w:ascii="Times" w:hAnsi="Times" w:eastAsia="Times New Roman"/>
+                <w:color w:val="000000" w:themeColor="text1" w:themeTint="FF" w:themeShade="FF"/>
+              </w:rPr>
+              <w:t xml:space="preserve">    always #5 clk = ~clk;</w:t>
+            </w:r>
+          </w:p>
+          <w:p>
+            <w:pPr>
+              <w:pStyle w:val="Normal"/>
+            </w:pPr>
+            <w:r>
+              <w:rPr>
+                <w:rFonts w:ascii="Times" w:hAnsi="Times" w:eastAsia="Times New Roman"/>
+                <w:color w:val="000000" w:themeColor="text1" w:themeTint="FF" w:themeShade="FF"/>
+              </w:rPr>
+              <w:t xml:space="preserve">    initial begin</w:t>
+            </w:r>
+          </w:p>
+          <w:p>
+            <w:pPr>
+              <w:pStyle w:val="Normal"/>
+            </w:pPr>
+            <w:r>
+              <w:rPr>
+                <w:rFonts w:ascii="Times" w:hAnsi="Times" w:eastAsia="Times New Roman"/>
+                <w:color w:val="000000" w:themeColor="text1" w:themeTint="FF" w:themeShade="FF"/>
+              </w:rPr>
+              <w:t xml:space="preserve">        for (i = 0; i &lt; 512; i = i + 1)</w:t>
+            </w:r>
+          </w:p>
+          <w:p>
+            <w:pPr>
+              <w:pStyle w:val="Normal"/>
+            </w:pPr>
+            <w:r>
+              <w:rPr>
+                <w:rFonts w:ascii="Times" w:hAnsi="Times" w:eastAsia="Times New Roman"/>
+                <w:color w:val="000000" w:themeColor="text1" w:themeTint="FF" w:themeShade="FF"/>
+              </w:rPr>
+              <w:t xml:space="preserve">            </w:t>
+            </w:r>
+            <w:r>
+              <w:rPr>
+                <w:rFonts w:ascii="Times" w:hAnsi="Times" w:eastAsia="Times New Roman"/>
+                <w:color w:val="000000" w:themeColor="text1" w:themeTint="FF" w:themeShade="FF"/>
+              </w:rPr>
+              <w:t>dut.u_adt.u_mem.mem</w:t>
+            </w:r>
+            <w:r>
+              <w:rPr>
+                <w:rFonts w:ascii="Times" w:hAnsi="Times" w:eastAsia="Times New Roman"/>
+                <w:color w:val="000000" w:themeColor="text1" w:themeTint="FF" w:themeShade="FF"/>
+              </w:rPr>
+              <w:t>[</w:t>
+            </w:r>
+            <w:r>
+              <w:rPr>
+                <w:rFonts w:ascii="Times" w:hAnsi="Times" w:eastAsia="Times New Roman"/>
+                <w:color w:val="000000" w:themeColor="text1" w:themeTint="FF" w:themeShade="FF"/>
+              </w:rPr>
+              <w:t>i</w:t>
+            </w:r>
+            <w:r>
+              <w:rPr>
+                <w:rFonts w:ascii="Times" w:hAnsi="Times" w:eastAsia="Times New Roman"/>
+                <w:color w:val="000000" w:themeColor="text1" w:themeTint="FF" w:themeShade="FF"/>
+              </w:rPr>
+              <w:t>] = 32'd0;</w:t>
+            </w:r>
+          </w:p>
+          <w:p>
+            <w:pPr>
+              <w:pStyle w:val="Normal"/>
+            </w:pPr>
+            <w:r>
+              <w:rPr>
+                <w:rFonts w:ascii="Times" w:hAnsi="Times" w:eastAsia="Times New Roman"/>
+                <w:color w:val="000000" w:themeColor="text1" w:themeTint="FF" w:themeShade="FF"/>
+              </w:rPr>
+              <w:t xml:space="preserve">        force dut.rst_clean = 1'b1;</w:t>
+            </w:r>
+          </w:p>
+          <w:p>
+            <w:pPr>
+              <w:pStyle w:val="Normal"/>
+            </w:pPr>
+            <w:r>
+              <w:rPr>
+                <w:rFonts w:ascii="Times" w:hAnsi="Times" w:eastAsia="Times New Roman"/>
+                <w:color w:val="000000" w:themeColor="text1" w:themeTint="FF" w:themeShade="FF"/>
+              </w:rPr>
+              <w:t xml:space="preserve">        #100;</w:t>
+            </w:r>
+          </w:p>
+          <w:p>
+            <w:pPr>
+              <w:pStyle w:val="Normal"/>
+            </w:pPr>
+            <w:r>
+              <w:rPr>
+                <w:rFonts w:ascii="Times" w:hAnsi="Times" w:eastAsia="Times New Roman"/>
+                <w:color w:val="000000" w:themeColor="text1" w:themeTint="FF" w:themeShade="FF"/>
+              </w:rPr>
+              <w:t xml:space="preserve">        force dut.rst_clean = 1'b0;</w:t>
+            </w:r>
+          </w:p>
+          <w:p>
+            <w:pPr>
+              <w:pStyle w:val="Normal"/>
+            </w:pPr>
+            <w:r>
+              <w:rPr>
+                <w:rFonts w:ascii="Times" w:hAnsi="Times" w:eastAsia="Times New Roman"/>
+                <w:color w:val="000000" w:themeColor="text1" w:themeTint="FF" w:themeShade="FF"/>
+              </w:rPr>
+              <w:t xml:space="preserve">        #100;</w:t>
+            </w:r>
+          </w:p>
+          <w:p>
+            <w:pPr>
+              <w:pStyle w:val="Normal"/>
+            </w:pPr>
+            <w:r>
+              <w:rPr>
+                <w:rFonts w:ascii="Times" w:hAnsi="Times" w:eastAsia="Times New Roman"/>
+                <w:color w:val="000000" w:themeColor="text1" w:themeTint="FF" w:themeShade="FF"/>
+              </w:rPr>
+              <w:t xml:space="preserve"> </w:t>
+            </w:r>
+          </w:p>
+          <w:p>
+            <w:pPr>
+              <w:pStyle w:val="Normal"/>
+            </w:pPr>
+            <w:r>
+              <w:rPr>
+                <w:rFonts w:ascii="Times" w:hAnsi="Times" w:eastAsia="Times New Roman"/>
+                <w:color w:val="000000" w:themeColor="text1" w:themeTint="FF" w:themeShade="FF"/>
+              </w:rPr>
+              <w:t xml:space="preserve">        physical_sw = {4'b0010, 4'b0000, 4'd5, 4'd3};</w:t>
+            </w:r>
+          </w:p>
+          <w:p>
+            <w:pPr>
+              <w:pStyle w:val="Normal"/>
+            </w:pPr>
+            <w:r>
+              <w:rPr>
+                <w:rFonts w:ascii="Times" w:hAnsi="Times" w:eastAsia="Times New Roman"/>
+                <w:color w:val="000000" w:themeColor="text1" w:themeTint="FF" w:themeShade="FF"/>
+              </w:rPr>
+              <w:t xml:space="preserve">        #200;</w:t>
+            </w:r>
+          </w:p>
+          <w:p>
+            <w:pPr>
+              <w:pStyle w:val="Normal"/>
+            </w:pPr>
+            <w:r>
+              <w:rPr>
+                <w:rFonts w:ascii="Times" w:hAnsi="Times" w:eastAsia="Times New Roman"/>
+                <w:color w:val="000000" w:themeColor="text1" w:themeTint="FF" w:themeShade="FF"/>
+              </w:rPr>
+              <w:t xml:space="preserve">        physical_sw[11:10] = 2'b01;</w:t>
+            </w:r>
+          </w:p>
+          <w:p>
+            <w:pPr>
+              <w:pStyle w:val="Normal"/>
+            </w:pPr>
+            <w:r>
+              <w:rPr>
+                <w:rFonts w:ascii="Times" w:hAnsi="Times" w:eastAsia="Times New Roman"/>
+                <w:color w:val="000000" w:themeColor="text1" w:themeTint="FF" w:themeShade="FF"/>
+              </w:rPr>
+              <w:t xml:space="preserve">        physical_sw[9]     = 1'b1;</w:t>
+            </w:r>
+          </w:p>
+          <w:p>
+            <w:pPr>
+              <w:pStyle w:val="Normal"/>
+            </w:pPr>
+            <w:r>
+              <w:rPr>
+                <w:rFonts w:ascii="Times" w:hAnsi="Times" w:eastAsia="Times New Roman"/>
+                <w:color w:val="000000" w:themeColor="text1" w:themeTint="FF" w:themeShade="FF"/>
+              </w:rPr>
+              <w:t xml:space="preserve">        #200;</w:t>
+            </w:r>
+          </w:p>
+          <w:p>
+            <w:pPr>
+              <w:pStyle w:val="Normal"/>
+            </w:pPr>
+            <w:r>
+              <w:rPr>
+                <w:rFonts w:ascii="Times" w:hAnsi="Times" w:eastAsia="Times New Roman"/>
+                <w:color w:val="000000" w:themeColor="text1" w:themeTint="FF" w:themeShade="FF"/>
+              </w:rPr>
+              <w:t xml:space="preserve">        physical_sw[9]   = 1'b0;</w:t>
+            </w:r>
+          </w:p>
+          <w:p>
+            <w:pPr>
+              <w:pStyle w:val="Normal"/>
+            </w:pPr>
+            <w:r>
+              <w:rPr>
+                <w:rFonts w:ascii="Times" w:hAnsi="Times" w:eastAsia="Times New Roman"/>
+                <w:color w:val="000000" w:themeColor="text1" w:themeTint="FF" w:themeShade="FF"/>
+              </w:rPr>
+              <w:t xml:space="preserve">        physical_sw[3:0] = 4'd1;</w:t>
+            </w:r>
+          </w:p>
+          <w:p>
+            <w:pPr>
+              <w:pStyle w:val="Normal"/>
+            </w:pPr>
+            <w:r>
+              <w:rPr>
+                <w:rFonts w:ascii="Times" w:hAnsi="Times" w:eastAsia="Times New Roman"/>
+                <w:color w:val="000000" w:themeColor="text1" w:themeTint="FF" w:themeShade="FF"/>
+              </w:rPr>
+              <w:t xml:space="preserve">        physical_sw[7:4] = 4'd1;</w:t>
+            </w:r>
+          </w:p>
+          <w:p>
+            <w:pPr>
+              <w:pStyle w:val="Normal"/>
+            </w:pPr>
+            <w:r>
+              <w:rPr>
+                <w:rFonts w:ascii="Times" w:hAnsi="Times" w:eastAsia="Times New Roman"/>
+                <w:color w:val="000000" w:themeColor="text1" w:themeTint="FF" w:themeShade="FF"/>
+              </w:rPr>
+              <w:t xml:space="preserve">        #200;</w:t>
+            </w:r>
+          </w:p>
+          <w:p>
+            <w:pPr>
+              <w:pStyle w:val="Normal"/>
+            </w:pPr>
+            <w:r>
+              <w:rPr>
+                <w:rFonts w:ascii="Times" w:hAnsi="Times" w:eastAsia="Times New Roman"/>
+                <w:color w:val="000000" w:themeColor="text1" w:themeTint="FF" w:themeShade="FF"/>
+              </w:rPr>
+              <w:t xml:space="preserve">        physical_sw[8] = 1'b1;</w:t>
+            </w:r>
+          </w:p>
+          <w:p>
+            <w:pPr>
+              <w:pStyle w:val="Normal"/>
+            </w:pPr>
+            <w:r>
+              <w:rPr>
+                <w:rFonts w:ascii="Times" w:hAnsi="Times" w:eastAsia="Times New Roman"/>
+                <w:color w:val="000000" w:themeColor="text1" w:themeTint="FF" w:themeShade="FF"/>
+              </w:rPr>
+              <w:t xml:space="preserve">        #200;</w:t>
+            </w:r>
+          </w:p>
+          <w:p>
+            <w:pPr>
+              <w:pStyle w:val="Normal"/>
+            </w:pPr>
+            <w:r>
+              <w:rPr>
+                <w:rFonts w:ascii="Times" w:hAnsi="Times" w:eastAsia="Times New Roman"/>
+                <w:color w:val="000000" w:themeColor="text1" w:themeTint="FF" w:themeShade="FF"/>
+              </w:rPr>
+              <w:t xml:space="preserve">        </w:t>
+            </w:r>
+            <w:r>
+              <w:rPr>
+                <w:rFonts w:ascii="Times" w:hAnsi="Times" w:eastAsia="Times New Roman"/>
+                <w:color w:val="000000" w:themeColor="text1" w:themeTint="FF" w:themeShade="FF"/>
+              </w:rPr>
+              <w:t>physical_sw</w:t>
+            </w:r>
+            <w:r>
+              <w:rPr>
+                <w:rFonts w:ascii="Times" w:hAnsi="Times" w:eastAsia="Times New Roman"/>
+                <w:color w:val="000000" w:themeColor="text1" w:themeTint="FF" w:themeShade="FF"/>
+              </w:rPr>
+              <w:t>[11:10] = 2'b10;</w:t>
+            </w:r>
+          </w:p>
+          <w:p>
+            <w:pPr>
+              <w:pStyle w:val="Normal"/>
+            </w:pPr>
+            <w:r>
+              <w:rPr>
+                <w:rFonts w:ascii="Times" w:hAnsi="Times" w:eastAsia="Times New Roman"/>
+                <w:color w:val="000000" w:themeColor="text1" w:themeTint="FF" w:themeShade="FF"/>
+              </w:rPr>
+              <w:t xml:space="preserve">        #200;</w:t>
+            </w:r>
+          </w:p>
+          <w:p>
+            <w:pPr>
+              <w:pStyle w:val="Normal"/>
+            </w:pPr>
+            <w:r>
+              <w:rPr>
+                <w:rFonts w:ascii="Times" w:hAnsi="Times" w:eastAsia="Times New Roman"/>
+                <w:color w:val="000000" w:themeColor="text1" w:themeTint="FF" w:themeShade="FF"/>
+              </w:rPr>
+              <w:t xml:space="preserve">        $finish;</w:t>
+            </w:r>
+          </w:p>
+          <w:p>
+            <w:pPr>
+              <w:pStyle w:val="Normal"/>
+            </w:pPr>
+            <w:r>
+              <w:rPr>
+                <w:rFonts w:ascii="Times" w:hAnsi="Times" w:eastAsia="Times New Roman"/>
+                <w:color w:val="000000" w:themeColor="text1" w:themeTint="FF" w:themeShade="FF"/>
+              </w:rPr>
+              <w:t xml:space="preserve">    end</w:t>
+            </w:r>
+          </w:p>
+          <w:p>
+            <w:pPr>
+              <w:pStyle w:val="Normal"/>
+            </w:pPr>
+            <w:r>
+              <w:rPr>
+                <w:rFonts w:ascii="Times" w:hAnsi="Times" w:eastAsia="Times New Roman"/>
+                <w:color w:val="000000" w:themeColor="text1" w:themeTint="FF" w:themeShade="FF"/>
+              </w:rPr>
+              <w:t>endmodule</w:t>
+            </w:r>
           </w:p>
         </w:tc>
       </w:tr>
     </w:tbl>
     <w:p>
       <w:pPr>
+        <w:pStyle w:val="Normal"/>
         <w:rPr>
-          <w:rFonts w:ascii="Times" w:eastAsia="Times New Roman" w:hAnsi="Times"/>
-          <w:i/>
-          <w:iCs/>
+          <w:rFonts w:ascii="Times" w:hAnsi="Times" w:eastAsia="Times New Roman"/>
+          <w:color w:val="000000" w:themeColor="text1" w:themeTint="FF" w:themeShade="FF"/>
+        </w:rPr>
+      </w:pPr>
+    </w:p>
+    <w:p>
+      <w:pPr>
+        <w:pStyle w:val="Normal"/>
+        <w:rPr>
+          <w:rFonts w:ascii="Times" w:hAnsi="Times" w:eastAsia="Times New Roman"/>
+          <w:color w:val="000000" w:themeColor="text1" w:themeTint="FF" w:themeShade="FF"/>
+        </w:rPr>
+      </w:pPr>
+    </w:p>
+    <w:p>
+      <w:pPr>
+        <w:pStyle w:val="Normal"/>
+        <w:rPr>
+          <w:rFonts w:ascii="Times" w:hAnsi="Times" w:eastAsia="Times New Roman"/>
+          <w:i w:val="1"/>
+          <w:iCs w:val="1"/>
           <w:color w:val="000000" w:themeColor="text1"/>
         </w:rPr>
       </w:pPr>
-    </w:p>
-    <w:p>
-      <w:pPr>
-        <w:rPr>
-          <w:rFonts w:ascii="Times" w:eastAsia="Times New Roman" w:hAnsi="Times"/>
-          <w:b/>
-          <w:bCs/>
-          <w:color w:val="000000" w:themeColor="text1"/>
-        </w:rPr>
-      </w:pPr>
-    </w:p>
-    <w:p>
-      <w:pPr>
-        <w:rPr>
-          <w:rFonts w:ascii="Times" w:eastAsia="Times New Roman" w:hAnsi="Times"/>
-          <w:b/>
-          <w:bCs/>
-          <w:color w:val="000000" w:themeColor="text1"/>
-        </w:rPr>
-      </w:pPr>
-    </w:p>
-    <w:p>
-      <w:pPr>
-        <w:rPr>
-          <w:rFonts w:ascii="Times" w:eastAsia="Times New Roman" w:hAnsi="Times"/>
-          <w:b/>
-          <w:bCs/>
-          <w:color w:val="000000" w:themeColor="text1"/>
-        </w:rPr>
-      </w:pPr>
-    </w:p>
-    <w:p>
-      <w:pPr>
-        <w:rPr>
-          <w:rFonts w:ascii="Times" w:eastAsia="Times New Roman" w:hAnsi="Times"/>
-          <w:i/>
-          <w:iCs/>
-          <w:color w:val="000000" w:themeColor="text1"/>
-        </w:rPr>
-      </w:pPr>
       <w:r>
         <w:rPr>
-          <w:rFonts w:ascii="Times" w:eastAsia="Times New Roman" w:hAnsi="Times"/>
-          <w:color w:val="000000" w:themeColor="text1"/>
+          <w:rFonts w:ascii="Times" w:hAnsi="Times" w:eastAsia="Times New Roman"/>
+          <w:color w:val="000000" w:themeColor="text1" w:themeTint="FF" w:themeShade="FF"/>
         </w:rPr>
         <w:t>Waveforms:</w:t>
       </w:r>
@@ -972,30 +3997,143 @@
       </w:tblGrid>
       <w:tr>
         <w:trPr>
-          <w:trHeight w:val="1905"/>
+          <w:trHeight w:val="575"/>
         </w:trPr>
         <w:tc>
           <w:tcPr>
             <w:tcW w:w="8295" w:type="dxa"/>
+            <w:tcMar/>
           </w:tcPr>
           <w:p>
             <w:pPr>
-              <w:rPr>
-                <w:rFonts w:ascii="Times" w:eastAsia="Times New Roman" w:hAnsi="Times"/>
-                <w:color w:val="000000" w:themeColor="text1"/>
-              </w:rPr>
-            </w:pPr>
+              <w:pStyle w:val="Normal"/>
+            </w:pPr>
+            <w:r>
+              <w:drawing>
+                <wp:inline wp14:editId="2640B9F7" wp14:anchorId="36326392">
+                  <wp:extent cx="5114925" cy="742950"/>
+                  <wp:effectExtent l="0" t="0" r="0" b="0"/>
+                  <wp:docPr id="825936840" name="drawing"/>
+                  <wp:cNvGraphicFramePr>
+                    <a:graphicFrameLocks noChangeAspect="1"/>
+                  </wp:cNvGraphicFramePr>
+                  <a:graphic>
+                    <a:graphicData xmlns:a="http://schemas.openxmlformats.org/drawingml/2006/main" uri="http://schemas.openxmlformats.org/drawingml/2006/picture">
+                      <pic:pic xmlns:pic="http://schemas.openxmlformats.org/drawingml/2006/picture">
+                        <pic:nvPicPr>
+                          <pic:cNvPr id="825936840" name="Picture 825936840"/>
+                          <pic:cNvPicPr/>
+                        </pic:nvPicPr>
+                        <pic:blipFill>
+                          <a:blip xmlns:r="http://schemas.openxmlformats.org/officeDocument/2006/relationships" r:embed="rId1109872733">
+                            <a:extLst>
+                              <a:ext uri="{28A0092B-C50C-407E-A947-70E740481C1C}">
+                                <a14:useLocalDpi xmlns:a14="http://schemas.microsoft.com/office/drawing/2010/main"/>
+                              </a:ext>
+                            </a:extLst>
+                          </a:blip>
+                          <a:stretch>
+                            <a:fillRect/>
+                          </a:stretch>
+                        </pic:blipFill>
+                        <pic:spPr>
+                          <a:xfrm>
+                            <a:off x="0" y="0"/>
+                            <a:ext cx="5114925" cy="742950"/>
+                          </a:xfrm>
+                          <a:prstGeom prst="rect">
+                            <a:avLst/>
+                          </a:prstGeom>
+                        </pic:spPr>
+                      </pic:pic>
+                    </a:graphicData>
+                  </a:graphic>
+                </wp:inline>
+              </w:drawing>
+            </w:r>
           </w:p>
         </w:tc>
       </w:tr>
     </w:tbl>
     <w:p>
       <w:pPr>
+        <w:pStyle w:val="Normal"/>
+      </w:pPr>
+      <w:r>
         <w:rPr>
-          <w:rFonts w:ascii="Times" w:eastAsia="Times New Roman" w:hAnsi="Times"/>
-          <w:i/>
-          <w:iCs/>
-          <w:color w:val="000000" w:themeColor="text1"/>
+          <w:rFonts w:ascii="Times" w:hAnsi="Times" w:eastAsia="Times New Roman"/>
+          <w:i w:val="1"/>
+          <w:iCs w:val="1"/>
+          <w:color w:val="000000" w:themeColor="text1" w:themeTint="FF" w:themeShade="FF"/>
+        </w:rPr>
+        <w:t>Comments</w:t>
+      </w:r>
+      <w:r>
+        <w:rPr>
+          <w:rFonts w:ascii="Times" w:hAnsi="Times" w:eastAsia="Times New Roman"/>
+          <w:i w:val="1"/>
+          <w:iCs w:val="1"/>
+          <w:color w:val="000000" w:themeColor="text1" w:themeTint="FF" w:themeShade="FF"/>
+        </w:rPr>
+        <w:t xml:space="preserve">: </w:t>
+      </w:r>
+      <w:r>
+        <w:rPr>
+          <w:rFonts w:ascii="Times" w:hAnsi="Times" w:eastAsia="Times New Roman"/>
+          <w:i w:val="0"/>
+          <w:iCs w:val="0"/>
+          <w:color w:val="000000" w:themeColor="text1" w:themeTint="FF" w:themeShade="FF"/>
+        </w:rPr>
+        <w:t xml:space="preserve"> </w:t>
+      </w:r>
+      <w:r>
+        <w:rPr>
+          <w:rFonts w:ascii="Times" w:hAnsi="Times" w:eastAsia="Times" w:cs="Times"/>
+          <w:noProof w:val="0"/>
+          <w:sz w:val="24"/>
+          <w:szCs w:val="24"/>
+          <w:lang w:val="en-US"/>
+        </w:rPr>
+        <w:t>The</w:t>
+      </w:r>
+      <w:r>
+        <w:rPr>
+          <w:rFonts w:ascii="Times" w:hAnsi="Times" w:eastAsia="Times" w:cs="Times"/>
+          <w:noProof w:val="0"/>
+          <w:sz w:val="24"/>
+          <w:szCs w:val="24"/>
+          <w:lang w:val="en-US"/>
+        </w:rPr>
+        <w:t xml:space="preserve"> waveform shows the memory working with the ALU and register file. With A = 3 and B = 5, the ALU gives 8, and that result is stored at address 1. After changing A and B to 1, the LEDs show 2. When </w:t>
+      </w:r>
+      <w:r>
+        <w:rPr>
+          <w:rFonts w:ascii="Times" w:hAnsi="Times" w:eastAsia="Times" w:cs="Times"/>
+          <w:noProof w:val="0"/>
+          <w:sz w:val="24"/>
+          <w:szCs w:val="24"/>
+          <w:lang w:val="en-US"/>
+        </w:rPr>
+        <w:t>read</w:t>
+      </w:r>
+      <w:r>
+        <w:rPr>
+          <w:rFonts w:ascii="Times" w:hAnsi="Times" w:eastAsia="Times" w:cs="Times"/>
+          <w:noProof w:val="0"/>
+          <w:sz w:val="24"/>
+          <w:szCs w:val="24"/>
+          <w:lang w:val="en-US"/>
+        </w:rPr>
+        <w:t>mode is turned on, the LEDs go back to 8, so the value must have come from memory and not from the ALU. At an empty address, the LEDs show 0.</w:t>
+      </w:r>
+    </w:p>
+    <w:p>
+      <w:pPr>
+        <w:rPr>
+          <w:rFonts w:ascii="Times" w:hAnsi="Times" w:eastAsia="Times New Roman"/>
+          <w:i w:val="1"/>
+          <w:iCs w:val="1"/>
+          <w:color w:val="000000" w:themeColor="text1" w:themeTint="FF" w:themeShade="FF"/>
         </w:rPr>
       </w:pPr>
     </w:p>
@@ -1015,7 +4153,6 @@
         <w:rPr>
           <w:u w:val="single"/>
         </w:rPr>
-        <w:lastRenderedPageBreak/>
         <w:t xml:space="preserve">Task </w:t>
       </w:r>
       <w:r>
@@ -1033,20 +4170,24 @@
         </w:tabs>
         <w:spacing w:line="360" w:lineRule="auto"/>
         <w:rPr>
-          <w:b w:val="0"/>
-          <w:i/>
-          <w:iCs/>
+          <w:b w:val="1"/>
+          <w:bCs w:val="1"/>
+          <w:i w:val="0"/>
+          <w:iCs w:val="0"/>
           <w:sz w:val="24"/>
           <w:szCs w:val="24"/>
+          <w:u w:val="none"/>
         </w:rPr>
       </w:pPr>
       <w:r>
         <w:rPr>
-          <w:b w:val="0"/>
-          <w:i/>
-          <w:iCs/>
+          <w:b w:val="1"/>
+          <w:bCs w:val="1"/>
+          <w:i w:val="0"/>
+          <w:iCs w:val="0"/>
           <w:sz w:val="24"/>
           <w:szCs w:val="24"/>
+          <w:u w:val="none"/>
         </w:rPr>
         <w:t>FSM</w:t>
       </w:r>
@@ -1067,291 +4208,1893 @@
         <w:tc>
           <w:tcPr>
             <w:tcW w:w="8684" w:type="dxa"/>
+            <w:tcMar/>
           </w:tcPr>
-          <w:p/>
+          <w:p>
+            <w:pPr/>
+            <w:r>
+              <w:rPr/>
+              <w:t>`timescale 1ns / 1ps</w:t>
+            </w:r>
+          </w:p>
+          <w:p>
+            <w:pPr>
+              <w:pStyle w:val="Normal"/>
+            </w:pPr>
+            <w:r>
+              <w:rPr/>
+              <w:t>module top_rf_alu (</w:t>
+            </w:r>
+          </w:p>
+          <w:p>
+            <w:pPr>
+              <w:pStyle w:val="Normal"/>
+            </w:pPr>
+            <w:r>
+              <w:rPr/>
+              <w:t xml:space="preserve">    input  wire        clk,</w:t>
+            </w:r>
+          </w:p>
+          <w:p>
+            <w:pPr>
+              <w:pStyle w:val="Normal"/>
+            </w:pPr>
+            <w:r>
+              <w:rPr/>
+              <w:t xml:space="preserve">    input  wire        pbin,</w:t>
+            </w:r>
+          </w:p>
+          <w:p>
+            <w:pPr>
+              <w:pStyle w:val="Normal"/>
+            </w:pPr>
+            <w:r>
+              <w:rPr/>
+              <w:t xml:space="preserve">    input  wire [15:0] physical_sw,</w:t>
+            </w:r>
+          </w:p>
+          <w:p>
+            <w:pPr>
+              <w:pStyle w:val="Normal"/>
+            </w:pPr>
+            <w:r>
+              <w:rPr/>
+              <w:t xml:space="preserve">    output wire [15:0] physical_leds</w:t>
+            </w:r>
+          </w:p>
+          <w:p>
+            <w:pPr>
+              <w:pStyle w:val="Normal"/>
+            </w:pPr>
+            <w:r>
+              <w:rPr/>
+              <w:t>);</w:t>
+            </w:r>
+          </w:p>
+          <w:p>
+            <w:pPr>
+              <w:pStyle w:val="Normal"/>
+            </w:pPr>
+            <w:r>
+              <w:rPr/>
+              <w:t xml:space="preserve">    wire        rst_clean;</w:t>
+            </w:r>
+          </w:p>
+          <w:p>
+            <w:pPr>
+              <w:pStyle w:val="Normal"/>
+            </w:pPr>
+            <w:r>
+              <w:rPr/>
+              <w:t xml:space="preserve">    </w:t>
+            </w:r>
+            <w:r>
+              <w:rPr/>
+              <w:t>reg  [</w:t>
+            </w:r>
+            <w:r>
+              <w:rPr/>
+              <w:t xml:space="preserve">31:0] </w:t>
+            </w:r>
+            <w:r>
+              <w:rPr/>
+              <w:t>led_write_data</w:t>
+            </w:r>
+            <w:r>
+              <w:rPr/>
+              <w:t xml:space="preserve"> = 32'd0;</w:t>
+            </w:r>
+          </w:p>
+          <w:p>
+            <w:pPr>
+              <w:pStyle w:val="Normal"/>
+            </w:pPr>
+            <w:r>
+              <w:rPr/>
+              <w:t xml:space="preserve">    </w:t>
+            </w:r>
+            <w:r>
+              <w:rPr/>
+              <w:t>debouncer</w:t>
+            </w:r>
+            <w:r>
+              <w:rPr/>
+              <w:t xml:space="preserve"> </w:t>
+            </w:r>
+            <w:r>
+              <w:rPr/>
+              <w:t>rst_db</w:t>
+            </w:r>
+            <w:r>
+              <w:rPr/>
+              <w:t xml:space="preserve"> </w:t>
+            </w:r>
+            <w:r>
+              <w:rPr/>
+              <w:t>(.clk</w:t>
+            </w:r>
+            <w:r>
+              <w:rPr/>
+              <w:t>(clk), .</w:t>
+            </w:r>
+            <w:r>
+              <w:rPr/>
+              <w:t>pbin</w:t>
+            </w:r>
+            <w:r>
+              <w:rPr/>
+              <w:t>(</w:t>
+            </w:r>
+            <w:r>
+              <w:rPr/>
+              <w:t>pbin</w:t>
+            </w:r>
+            <w:r>
+              <w:rPr/>
+              <w:t>), .</w:t>
+            </w:r>
+            <w:r>
+              <w:rPr/>
+              <w:t>pbout</w:t>
+            </w:r>
+            <w:r>
+              <w:rPr/>
+              <w:t>(</w:t>
+            </w:r>
+            <w:r>
+              <w:rPr/>
+              <w:t>rst_clean</w:t>
+            </w:r>
+            <w:r>
+              <w:rPr/>
+              <w:t>));</w:t>
+            </w:r>
+          </w:p>
+          <w:p>
+            <w:pPr>
+              <w:pStyle w:val="Normal"/>
+            </w:pPr>
+            <w:r>
+              <w:rPr/>
+              <w:t xml:space="preserve">    //LED output module </w:t>
+            </w:r>
+          </w:p>
+          <w:p>
+            <w:pPr>
+              <w:pStyle w:val="Normal"/>
+            </w:pPr>
+            <w:r>
+              <w:rPr/>
+              <w:t xml:space="preserve">    switches led_writer (</w:t>
+            </w:r>
+          </w:p>
+          <w:p>
+            <w:pPr>
+              <w:pStyle w:val="Normal"/>
+            </w:pPr>
+            <w:r>
+              <w:rPr/>
+              <w:t xml:space="preserve">        .clk(clk), .rst(rst_clean), .writeData(led_write_data),</w:t>
+            </w:r>
+          </w:p>
+          <w:p>
+            <w:pPr>
+              <w:pStyle w:val="Normal"/>
+            </w:pPr>
+            <w:r>
+              <w:rPr/>
+              <w:t xml:space="preserve">        .writeEnable(1'b1), .readEnable(1'b0), .memAddress(30'd0),</w:t>
+            </w:r>
+          </w:p>
+          <w:p>
+            <w:pPr>
+              <w:pStyle w:val="Normal"/>
+            </w:pPr>
+            <w:r>
+              <w:rPr/>
+              <w:t xml:space="preserve">        .readData(), .leds(physical_leds)</w:t>
+            </w:r>
+          </w:p>
+          <w:p>
+            <w:pPr>
+              <w:pStyle w:val="Normal"/>
+            </w:pPr>
+            <w:r>
+              <w:rPr/>
+              <w:t xml:space="preserve">    );</w:t>
+            </w:r>
+          </w:p>
+          <w:p>
+            <w:pPr>
+              <w:pStyle w:val="Normal"/>
+            </w:pPr>
+            <w:r>
+              <w:rPr/>
+              <w:t xml:space="preserve">    wire [31:0] </w:t>
+            </w:r>
+            <w:r>
+              <w:rPr/>
+              <w:t>sw_read_data</w:t>
+            </w:r>
+            <w:r>
+              <w:rPr/>
+              <w:t>;</w:t>
+            </w:r>
+          </w:p>
+          <w:p>
+            <w:pPr>
+              <w:pStyle w:val="Normal"/>
+            </w:pPr>
+            <w:r>
+              <w:rPr/>
+              <w:t xml:space="preserve">    leds u_sw (</w:t>
+            </w:r>
+          </w:p>
+          <w:p>
+            <w:pPr>
+              <w:pStyle w:val="Normal"/>
+            </w:pPr>
+            <w:r>
+              <w:rPr/>
+              <w:t xml:space="preserve">        .clk(clk),</w:t>
+            </w:r>
+          </w:p>
+          <w:p>
+            <w:pPr>
+              <w:pStyle w:val="Normal"/>
+            </w:pPr>
+            <w:r>
+              <w:rPr/>
+              <w:t xml:space="preserve">        .rst(rst_clean),</w:t>
+            </w:r>
+          </w:p>
+          <w:p>
+            <w:pPr>
+              <w:pStyle w:val="Normal"/>
+            </w:pPr>
+            <w:r>
+              <w:rPr/>
+              <w:t xml:space="preserve">        .btns(16'd0),</w:t>
+            </w:r>
+          </w:p>
+          <w:p>
+            <w:pPr>
+              <w:pStyle w:val="Normal"/>
+            </w:pPr>
+            <w:r>
+              <w:rPr/>
+              <w:t xml:space="preserve">        .writeData(32'd0),</w:t>
+            </w:r>
+          </w:p>
+          <w:p>
+            <w:pPr>
+              <w:pStyle w:val="Normal"/>
+            </w:pPr>
+            <w:r>
+              <w:rPr/>
+              <w:t xml:space="preserve">        .writeEnable(1'b0),</w:t>
+            </w:r>
+          </w:p>
+          <w:p>
+            <w:pPr>
+              <w:pStyle w:val="Normal"/>
+            </w:pPr>
+            <w:r>
+              <w:rPr/>
+              <w:t xml:space="preserve">        .readEnable(1'b1),</w:t>
+            </w:r>
+          </w:p>
+          <w:p>
+            <w:pPr>
+              <w:pStyle w:val="Normal"/>
+            </w:pPr>
+            <w:r>
+              <w:rPr/>
+              <w:t xml:space="preserve">        .memAddress(30'd0),</w:t>
+            </w:r>
+          </w:p>
+          <w:p>
+            <w:pPr>
+              <w:pStyle w:val="Normal"/>
+            </w:pPr>
+            <w:r>
+              <w:rPr/>
+              <w:t xml:space="preserve">        .switches(physical_sw),</w:t>
+            </w:r>
+          </w:p>
+          <w:p>
+            <w:pPr>
+              <w:pStyle w:val="Normal"/>
+            </w:pPr>
+            <w:r>
+              <w:rPr/>
+              <w:t xml:space="preserve">        .readData(sw_read_data)</w:t>
+            </w:r>
+          </w:p>
+          <w:p>
+            <w:pPr>
+              <w:pStyle w:val="Normal"/>
+            </w:pPr>
+            <w:r>
+              <w:rPr/>
+              <w:t xml:space="preserve">    );</w:t>
+            </w:r>
+          </w:p>
+          <w:p>
+            <w:pPr>
+              <w:pStyle w:val="Normal"/>
+            </w:pPr>
+            <w:r>
+              <w:rPr/>
+              <w:t xml:space="preserve">    //Switch mapping</w:t>
+            </w:r>
+          </w:p>
+          <w:p>
+            <w:pPr>
+              <w:pStyle w:val="Normal"/>
+            </w:pPr>
+            <w:r>
+              <w:rPr/>
+              <w:t xml:space="preserve">    wire [3:0] A_in     = sw_read_data[3:0];</w:t>
+            </w:r>
+          </w:p>
+          <w:p>
+            <w:pPr>
+              <w:pStyle w:val="Normal"/>
+            </w:pPr>
+            <w:r>
+              <w:rPr/>
+              <w:t xml:space="preserve">    wire [3:0] B_in     = sw_read_data[7:4];</w:t>
+            </w:r>
+          </w:p>
+          <w:p>
+            <w:pPr>
+              <w:pStyle w:val="Normal"/>
+            </w:pPr>
+            <w:r>
+              <w:rPr/>
+              <w:t xml:space="preserve">    wire [3:0] </w:t>
+            </w:r>
+            <w:r>
+              <w:rPr/>
+              <w:t>alu_ctrl</w:t>
+            </w:r>
+            <w:r>
+              <w:rPr/>
+              <w:t xml:space="preserve"> = </w:t>
+            </w:r>
+            <w:r>
+              <w:rPr/>
+              <w:t>sw_read_data</w:t>
+            </w:r>
+            <w:r>
+              <w:rPr/>
+              <w:t>[15:12];</w:t>
+            </w:r>
+          </w:p>
+          <w:p>
+            <w:pPr>
+              <w:pStyle w:val="Normal"/>
+            </w:pPr>
+            <w:r>
+              <w:rPr/>
+              <w:t xml:space="preserve">    wire        mem_rd_mode = sw_read_data[8];</w:t>
+            </w:r>
+          </w:p>
+          <w:p>
+            <w:pPr>
+              <w:pStyle w:val="Normal"/>
+            </w:pPr>
+            <w:r>
+              <w:rPr/>
+              <w:t xml:space="preserve">    wire        mem_store   = sw_read_data[9];</w:t>
+            </w:r>
+          </w:p>
+          <w:p>
+            <w:pPr>
+              <w:pStyle w:val="Normal"/>
+            </w:pPr>
+            <w:r>
+              <w:rPr/>
+              <w:t xml:space="preserve">    wire [31:0] </w:t>
+            </w:r>
+            <w:r>
+              <w:rPr/>
+              <w:t>mem_addr</w:t>
+            </w:r>
+            <w:r>
+              <w:rPr/>
+              <w:t xml:space="preserve">    = {30'd0, </w:t>
+            </w:r>
+            <w:r>
+              <w:rPr/>
+              <w:t>sw_read_data</w:t>
+            </w:r>
+            <w:r>
+              <w:rPr/>
+              <w:t>[11:10]};</w:t>
+            </w:r>
+          </w:p>
+          <w:p>
+            <w:pPr>
+              <w:pStyle w:val="Normal"/>
+            </w:pPr>
+            <w:r>
+              <w:rPr/>
+              <w:t xml:space="preserve">    //Register file / ALU</w:t>
+            </w:r>
+          </w:p>
+          <w:p>
+            <w:pPr>
+              <w:pStyle w:val="Normal"/>
+            </w:pPr>
+            <w:r>
+              <w:rPr/>
+              <w:t xml:space="preserve">    reg         rf_we;</w:t>
+            </w:r>
+          </w:p>
+          <w:p>
+            <w:pPr>
+              <w:pStyle w:val="Normal"/>
+            </w:pPr>
+            <w:r>
+              <w:rPr/>
+              <w:t xml:space="preserve">    reg  [4:0]  rf_rd;</w:t>
+            </w:r>
+          </w:p>
+          <w:p>
+            <w:pPr>
+              <w:pStyle w:val="Normal"/>
+            </w:pPr>
+            <w:r>
+              <w:rPr/>
+              <w:t xml:space="preserve">    reg  [31:0] rf_write_data;</w:t>
+            </w:r>
+          </w:p>
+          <w:p>
+            <w:pPr>
+              <w:pStyle w:val="Normal"/>
+            </w:pPr>
+            <w:r>
+              <w:rPr/>
+              <w:t xml:space="preserve">    wire [31:0] rf_read_data1, rf_read_data2;</w:t>
+            </w:r>
+          </w:p>
+          <w:p>
+            <w:pPr>
+              <w:pStyle w:val="Normal"/>
+            </w:pPr>
+            <w:r>
+              <w:rPr/>
+              <w:t xml:space="preserve">    wire [31:0] alu_result;</w:t>
+            </w:r>
+          </w:p>
+          <w:p>
+            <w:pPr>
+              <w:pStyle w:val="Normal"/>
+            </w:pPr>
+            <w:r>
+              <w:rPr/>
+              <w:t xml:space="preserve">    wire        </w:t>
+            </w:r>
+            <w:r>
+              <w:rPr/>
+              <w:t>alu_zero</w:t>
+            </w:r>
+            <w:r>
+              <w:rPr/>
+              <w:t>;</w:t>
+            </w:r>
+          </w:p>
+          <w:p>
+            <w:pPr>
+              <w:pStyle w:val="Normal"/>
+            </w:pPr>
+            <w:r>
+              <w:rPr/>
+              <w:t xml:space="preserve">    reg state;   </w:t>
+            </w:r>
+          </w:p>
+          <w:p>
+            <w:pPr>
+              <w:pStyle w:val="Normal"/>
+            </w:pPr>
+            <w:r>
+              <w:rPr/>
+              <w:t xml:space="preserve"> </w:t>
+            </w:r>
+          </w:p>
+          <w:p>
+            <w:pPr>
+              <w:pStyle w:val="Normal"/>
+            </w:pPr>
+            <w:r>
+              <w:rPr/>
+              <w:t xml:space="preserve">    RegisterFile u_rf (</w:t>
+            </w:r>
+          </w:p>
+          <w:p>
+            <w:pPr>
+              <w:pStyle w:val="Normal"/>
+            </w:pPr>
+            <w:r>
+              <w:rPr/>
+              <w:t xml:space="preserve">        .clk(clk),</w:t>
+            </w:r>
+          </w:p>
+          <w:p>
+            <w:pPr>
+              <w:pStyle w:val="Normal"/>
+            </w:pPr>
+            <w:r>
+              <w:rPr/>
+              <w:t xml:space="preserve">        .rst(rst_clean),</w:t>
+            </w:r>
+          </w:p>
+          <w:p>
+            <w:pPr>
+              <w:pStyle w:val="Normal"/>
+            </w:pPr>
+            <w:r>
+              <w:rPr/>
+              <w:t xml:space="preserve">        .WriteEnable(rf_we),</w:t>
+            </w:r>
+          </w:p>
+          <w:p>
+            <w:pPr>
+              <w:pStyle w:val="Normal"/>
+            </w:pPr>
+            <w:r>
+              <w:rPr/>
+              <w:t xml:space="preserve">        .rs1(5'd1),              // read x1</w:t>
+            </w:r>
+          </w:p>
+          <w:p>
+            <w:pPr>
+              <w:pStyle w:val="Normal"/>
+            </w:pPr>
+            <w:r>
+              <w:rPr/>
+              <w:t xml:space="preserve">        .rs2(5'd2),              // read x2</w:t>
+            </w:r>
+          </w:p>
+          <w:p>
+            <w:pPr>
+              <w:pStyle w:val="Normal"/>
+            </w:pPr>
+            <w:r>
+              <w:rPr/>
+              <w:t xml:space="preserve">        .rd(rf_rd),</w:t>
+            </w:r>
+          </w:p>
+          <w:p>
+            <w:pPr>
+              <w:pStyle w:val="Normal"/>
+            </w:pPr>
+            <w:r>
+              <w:rPr/>
+              <w:t xml:space="preserve">        .WriteData(rf_write_data),</w:t>
+            </w:r>
+          </w:p>
+          <w:p>
+            <w:pPr>
+              <w:pStyle w:val="Normal"/>
+            </w:pPr>
+            <w:r>
+              <w:rPr/>
+              <w:t xml:space="preserve">        .ReadData1(rf_read_data1),</w:t>
+            </w:r>
+          </w:p>
+          <w:p>
+            <w:pPr>
+              <w:pStyle w:val="Normal"/>
+            </w:pPr>
+            <w:r>
+              <w:rPr/>
+              <w:t xml:space="preserve">        .readData2(rf_read_data2)</w:t>
+            </w:r>
+          </w:p>
+          <w:p>
+            <w:pPr>
+              <w:pStyle w:val="Normal"/>
+            </w:pPr>
+            <w:r>
+              <w:rPr/>
+              <w:t xml:space="preserve">    );</w:t>
+            </w:r>
+          </w:p>
+          <w:p>
+            <w:pPr>
+              <w:pStyle w:val="Normal"/>
+            </w:pPr>
+            <w:r>
+              <w:rPr/>
+              <w:t xml:space="preserve">    ALU_32bit u_alu (</w:t>
+            </w:r>
+          </w:p>
+          <w:p>
+            <w:pPr>
+              <w:pStyle w:val="Normal"/>
+            </w:pPr>
+            <w:r>
+              <w:rPr/>
+              <w:t xml:space="preserve">        .A(rf_read_data1),</w:t>
+            </w:r>
+          </w:p>
+          <w:p>
+            <w:pPr>
+              <w:pStyle w:val="Normal"/>
+            </w:pPr>
+            <w:r>
+              <w:rPr/>
+              <w:t xml:space="preserve">        .B(rf_read_data2),</w:t>
+            </w:r>
+          </w:p>
+          <w:p>
+            <w:pPr>
+              <w:pStyle w:val="Normal"/>
+            </w:pPr>
+            <w:r>
+              <w:rPr/>
+              <w:t xml:space="preserve">        .ALUControl(alu_ctrl),</w:t>
+            </w:r>
+          </w:p>
+          <w:p>
+            <w:pPr>
+              <w:pStyle w:val="Normal"/>
+            </w:pPr>
+            <w:r>
+              <w:rPr/>
+              <w:t xml:space="preserve">        .ALUResult(alu_result),</w:t>
+            </w:r>
+          </w:p>
+          <w:p>
+            <w:pPr>
+              <w:pStyle w:val="Normal"/>
+            </w:pPr>
+            <w:r>
+              <w:rPr/>
+              <w:t xml:space="preserve">        .Zero(alu_zero)</w:t>
+            </w:r>
+          </w:p>
+          <w:p>
+            <w:pPr>
+              <w:pStyle w:val="Normal"/>
+            </w:pPr>
+            <w:r>
+              <w:rPr/>
+              <w:t xml:space="preserve">    );</w:t>
+            </w:r>
+          </w:p>
+          <w:p>
+            <w:pPr>
+              <w:pStyle w:val="Normal"/>
+            </w:pPr>
+            <w:r>
+              <w:rPr/>
+              <w:t xml:space="preserve">    wire [31:0] </w:t>
+            </w:r>
+            <w:r>
+              <w:rPr/>
+              <w:t>dec_read_data</w:t>
+            </w:r>
+            <w:r>
+              <w:rPr/>
+              <w:t>;</w:t>
+            </w:r>
+          </w:p>
+          <w:p>
+            <w:pPr>
+              <w:pStyle w:val="Normal"/>
+            </w:pPr>
+            <w:r>
+              <w:rPr/>
+              <w:t xml:space="preserve">    addressDecoderTop u_adt (</w:t>
+            </w:r>
+          </w:p>
+          <w:p>
+            <w:pPr>
+              <w:pStyle w:val="Normal"/>
+            </w:pPr>
+            <w:r>
+              <w:rPr/>
+              <w:t xml:space="preserve">        .clk(clk),</w:t>
+            </w:r>
+          </w:p>
+          <w:p>
+            <w:pPr>
+              <w:pStyle w:val="Normal"/>
+            </w:pPr>
+            <w:r>
+              <w:rPr/>
+              <w:t xml:space="preserve">        .rst(rst_clean),</w:t>
+            </w:r>
+          </w:p>
+          <w:p>
+            <w:pPr>
+              <w:pStyle w:val="Normal"/>
+            </w:pPr>
+            <w:r>
+              <w:rPr/>
+              <w:t xml:space="preserve">        .address(mem_addr),</w:t>
+            </w:r>
+          </w:p>
+          <w:p>
+            <w:pPr>
+              <w:pStyle w:val="Normal"/>
+            </w:pPr>
+            <w:r>
+              <w:rPr/>
+              <w:t xml:space="preserve">        .readEnable(mem_rd_mode),</w:t>
+            </w:r>
+          </w:p>
+          <w:p>
+            <w:pPr>
+              <w:pStyle w:val="Normal"/>
+            </w:pPr>
+            <w:r>
+              <w:rPr/>
+              <w:t xml:space="preserve">        .writeEnable(mem_store),</w:t>
+            </w:r>
+          </w:p>
+          <w:p>
+            <w:pPr>
+              <w:pStyle w:val="Normal"/>
+            </w:pPr>
+            <w:r>
+              <w:rPr/>
+              <w:t xml:space="preserve">        .writeData(alu_result),</w:t>
+            </w:r>
+          </w:p>
+          <w:p>
+            <w:pPr>
+              <w:pStyle w:val="Normal"/>
+            </w:pPr>
+            <w:r>
+              <w:rPr/>
+              <w:t xml:space="preserve">        .switches(sw_read_data[15:0]),</w:t>
+            </w:r>
+          </w:p>
+          <w:p>
+            <w:pPr>
+              <w:pStyle w:val="Normal"/>
+            </w:pPr>
+            <w:r>
+              <w:rPr/>
+              <w:t xml:space="preserve">        .readData(dec_read_data),</w:t>
+            </w:r>
+          </w:p>
+          <w:p>
+            <w:pPr>
+              <w:pStyle w:val="Normal"/>
+            </w:pPr>
+            <w:r>
+              <w:rPr/>
+              <w:t xml:space="preserve">        .leds()</w:t>
+            </w:r>
+          </w:p>
+          <w:p>
+            <w:pPr>
+              <w:pStyle w:val="Normal"/>
+            </w:pPr>
+            <w:r>
+              <w:rPr/>
+              <w:t xml:space="preserve">    );</w:t>
+            </w:r>
+          </w:p>
+          <w:p>
+            <w:pPr>
+              <w:pStyle w:val="Normal"/>
+            </w:pPr>
+            <w:r>
+              <w:rPr/>
+              <w:t xml:space="preserve">    always @(posedge clk or posedge rst_clean) begin</w:t>
+            </w:r>
+          </w:p>
+          <w:p>
+            <w:pPr>
+              <w:pStyle w:val="Normal"/>
+            </w:pPr>
+            <w:r>
+              <w:rPr/>
+              <w:t xml:space="preserve">        if (rst_clean) begin</w:t>
+            </w:r>
+          </w:p>
+          <w:p>
+            <w:pPr>
+              <w:pStyle w:val="Normal"/>
+            </w:pPr>
+            <w:r>
+              <w:rPr/>
+              <w:t xml:space="preserve">            state          &lt;= 1'b0;</w:t>
+            </w:r>
+          </w:p>
+          <w:p>
+            <w:pPr>
+              <w:pStyle w:val="Normal"/>
+            </w:pPr>
+            <w:r>
+              <w:rPr/>
+              <w:t xml:space="preserve">            rf_we          &lt;= 1'b0;</w:t>
+            </w:r>
+          </w:p>
+          <w:p>
+            <w:pPr>
+              <w:pStyle w:val="Normal"/>
+            </w:pPr>
+            <w:r>
+              <w:rPr/>
+              <w:t xml:space="preserve">            rf_rd          &lt;= 5'd0;</w:t>
+            </w:r>
+          </w:p>
+          <w:p>
+            <w:pPr>
+              <w:pStyle w:val="Normal"/>
+            </w:pPr>
+            <w:r>
+              <w:rPr/>
+              <w:t xml:space="preserve">            rf_write_data  &lt;= 32'd0;</w:t>
+            </w:r>
+          </w:p>
+          <w:p>
+            <w:pPr>
+              <w:pStyle w:val="Normal"/>
+            </w:pPr>
+            <w:r>
+              <w:rPr/>
+              <w:t xml:space="preserve">            led_write_data &lt;= 32'd0;</w:t>
+            </w:r>
+          </w:p>
+          <w:p>
+            <w:pPr>
+              <w:pStyle w:val="Normal"/>
+            </w:pPr>
+            <w:r>
+              <w:rPr/>
+              <w:t xml:space="preserve">        end else begin</w:t>
+            </w:r>
+          </w:p>
+          <w:p>
+            <w:pPr>
+              <w:pStyle w:val="Normal"/>
+            </w:pPr>
+            <w:r>
+              <w:rPr/>
+              <w:t xml:space="preserve">            rf_we &lt;= 1'b1;</w:t>
+            </w:r>
+          </w:p>
+          <w:p>
+            <w:pPr>
+              <w:pStyle w:val="Normal"/>
+            </w:pPr>
+            <w:r>
+              <w:rPr/>
+              <w:t xml:space="preserve">            case (state)</w:t>
+            </w:r>
+          </w:p>
+          <w:p>
+            <w:pPr>
+              <w:pStyle w:val="Normal"/>
+            </w:pPr>
+            <w:r>
+              <w:rPr/>
+              <w:t xml:space="preserve">                1'b0: begin</w:t>
+            </w:r>
+          </w:p>
+          <w:p>
+            <w:pPr>
+              <w:pStyle w:val="Normal"/>
+            </w:pPr>
+            <w:r>
+              <w:rPr/>
+              <w:t xml:space="preserve">                    rf_rd         &lt;= 5'd1;</w:t>
+            </w:r>
+          </w:p>
+          <w:p>
+            <w:pPr>
+              <w:pStyle w:val="Normal"/>
+            </w:pPr>
+            <w:r>
+              <w:rPr/>
+              <w:t xml:space="preserve">                    rf_write_data &lt;= {28'd0, A_in};</w:t>
+            </w:r>
+          </w:p>
+          <w:p>
+            <w:pPr>
+              <w:pStyle w:val="Normal"/>
+            </w:pPr>
+            <w:r>
+              <w:rPr/>
+              <w:t xml:space="preserve">                    state         &lt;= 1'b1;</w:t>
+            </w:r>
+          </w:p>
+          <w:p>
+            <w:pPr>
+              <w:pStyle w:val="Normal"/>
+            </w:pPr>
+            <w:r>
+              <w:rPr/>
+              <w:t xml:space="preserve">                end</w:t>
+            </w:r>
+          </w:p>
+          <w:p>
+            <w:pPr>
+              <w:pStyle w:val="Normal"/>
+            </w:pPr>
+            <w:r>
+              <w:rPr/>
+              <w:t xml:space="preserve">                1'b1: begin</w:t>
+            </w:r>
+          </w:p>
+          <w:p>
+            <w:pPr>
+              <w:pStyle w:val="Normal"/>
+            </w:pPr>
+            <w:r>
+              <w:rPr/>
+              <w:t xml:space="preserve">                    rf_rd         &lt;= 5'd2;</w:t>
+            </w:r>
+          </w:p>
+          <w:p>
+            <w:pPr>
+              <w:pStyle w:val="Normal"/>
+            </w:pPr>
+            <w:r>
+              <w:rPr/>
+              <w:t xml:space="preserve">                    rf_write_data &lt;= {28'd0, B_in};</w:t>
+            </w:r>
+          </w:p>
+          <w:p>
+            <w:pPr>
+              <w:pStyle w:val="Normal"/>
+            </w:pPr>
+            <w:r>
+              <w:rPr/>
+              <w:t xml:space="preserve">                    state         &lt;= 1'b0;</w:t>
+            </w:r>
+          </w:p>
+          <w:p>
+            <w:pPr>
+              <w:pStyle w:val="Normal"/>
+            </w:pPr>
+            <w:r>
+              <w:rPr/>
+              <w:t xml:space="preserve">                end</w:t>
+            </w:r>
+          </w:p>
+          <w:p>
+            <w:pPr>
+              <w:pStyle w:val="Normal"/>
+            </w:pPr>
+            <w:r>
+              <w:rPr/>
+              <w:t xml:space="preserve">            endcase</w:t>
+            </w:r>
+          </w:p>
+          <w:p>
+            <w:pPr>
+              <w:pStyle w:val="Normal"/>
+            </w:pPr>
+            <w:r>
+              <w:rPr/>
+              <w:t xml:space="preserve">            if (mem_rd_mode)</w:t>
+            </w:r>
+          </w:p>
+          <w:p>
+            <w:pPr>
+              <w:pStyle w:val="Normal"/>
+            </w:pPr>
+            <w:r>
+              <w:rPr/>
+              <w:t xml:space="preserve">                led_write_data &lt;= {16'd0, dec_read_data[15:0]};</w:t>
+            </w:r>
+          </w:p>
+          <w:p>
+            <w:pPr>
+              <w:pStyle w:val="Normal"/>
+            </w:pPr>
+            <w:r>
+              <w:rPr/>
+              <w:t xml:space="preserve">            else</w:t>
+            </w:r>
+          </w:p>
+          <w:p>
+            <w:pPr>
+              <w:pStyle w:val="Normal"/>
+            </w:pPr>
+            <w:r>
+              <w:rPr/>
+              <w:t xml:space="preserve">                led_write_data &lt;= {16'd0, alu_result[15:0]};</w:t>
+            </w:r>
+          </w:p>
+          <w:p>
+            <w:pPr>
+              <w:pStyle w:val="Normal"/>
+            </w:pPr>
+            <w:r>
+              <w:rPr/>
+              <w:t xml:space="preserve">        end</w:t>
+            </w:r>
+          </w:p>
+          <w:p>
+            <w:pPr>
+              <w:pStyle w:val="Normal"/>
+            </w:pPr>
+            <w:r>
+              <w:rPr/>
+              <w:t xml:space="preserve">    end</w:t>
+            </w:r>
+          </w:p>
+          <w:p>
+            <w:pPr>
+              <w:pStyle w:val="Normal"/>
+            </w:pPr>
+            <w:r>
+              <w:rPr/>
+              <w:t>endmodule</w:t>
+            </w:r>
+          </w:p>
         </w:tc>
       </w:tr>
     </w:tbl>
     <w:p>
       <w:pPr>
+        <w:pStyle w:val="Normal"/>
         <w:spacing w:before="90"/>
-        <w:contextualSpacing/>
+        <w:ind/>
+        <w:contextualSpacing w:val="1"/>
       </w:pPr>
     </w:p>
     <w:p>
-      <w:pPr>
-        <w:spacing w:before="90"/>
-        <w:ind w:right="70"/>
-        <w:contextualSpacing/>
-        <w:jc w:val="both"/>
-        <w:rPr>
-          <w:iCs/>
-        </w:rPr>
+      <w:r>
+        <w:rPr/>
+        <w:t>Constrai</w:t>
+      </w:r>
+      <w:r>
+        <w:rPr/>
+        <w:t>n</w:t>
+      </w:r>
+      <w:r>
+        <w:rPr/>
+        <w:t>ts File:</w:t>
+      </w:r>
+    </w:p>
+    <w:tbl>
+      <w:tblPr>
+        <w:tblStyle w:val="TableGrid"/>
+        <w:tblW w:w="0" w:type="auto"/>
+        <w:tblLook w:val="06A0" w:firstRow="1" w:lastRow="0" w:firstColumn="1" w:lastColumn="0" w:noHBand="1" w:noVBand="1"/>
+      </w:tblPr>
+      <w:tblGrid>
+        <w:gridCol w:w="8333"/>
+      </w:tblGrid>
+      <w:tr>
+        <w:trPr>
+          <w:trHeight w:val="300"/>
+        </w:trPr>
+        <w:tc>
+          <w:tcPr>
+            <w:tcW w:w="8333" w:type="dxa"/>
+            <w:tcMar/>
+          </w:tcPr>
+          <w:p>
+            <w:pPr>
+              <w:pStyle w:val="Normal"/>
+            </w:pPr>
+            <w:r>
+              <w:rPr/>
+              <w:t>## Clock (100 MHz)</w:t>
+            </w:r>
+          </w:p>
+          <w:p>
+            <w:pPr>
+              <w:pStyle w:val="Normal"/>
+            </w:pPr>
+            <w:r>
+              <w:rPr/>
+              <w:t xml:space="preserve">set_property PACKAGE_PIN W5 [get_ports clk] </w:t>
+            </w:r>
+          </w:p>
+          <w:p>
+            <w:pPr>
+              <w:pStyle w:val="Normal"/>
+            </w:pPr>
+            <w:r>
+              <w:rPr/>
+              <w:t xml:space="preserve">set_property IOSTANDARD LVCMOS33 [get_ports clk] </w:t>
+            </w:r>
+          </w:p>
+          <w:p>
+            <w:pPr>
+              <w:pStyle w:val="Normal"/>
+            </w:pPr>
+            <w:r>
+              <w:rPr/>
+              <w:t>create_clock</w:t>
+            </w:r>
+            <w:r>
+              <w:rPr/>
+              <w:t xml:space="preserve"> -add -name </w:t>
+            </w:r>
+            <w:r>
+              <w:rPr/>
+              <w:t>sys_clk_pin</w:t>
+            </w:r>
+            <w:r>
+              <w:rPr/>
+              <w:t xml:space="preserve"> -period 10.00 -waveform {0 5} [</w:t>
+            </w:r>
+            <w:r>
+              <w:rPr/>
+              <w:t>get_ports</w:t>
+            </w:r>
+            <w:r>
+              <w:rPr/>
+              <w:t xml:space="preserve"> clk]</w:t>
+            </w:r>
+          </w:p>
+          <w:p>
+            <w:pPr>
+              <w:pStyle w:val="Normal"/>
+            </w:pPr>
+            <w:r>
+              <w:rPr/>
+              <w:t>## Reset button (center button, BTNC)</w:t>
+            </w:r>
+          </w:p>
+          <w:p>
+            <w:pPr>
+              <w:pStyle w:val="Normal"/>
+            </w:pPr>
+            <w:r>
+              <w:rPr/>
+              <w:t xml:space="preserve">set_property PACKAGE_PIN U18 [get_ports pbin] </w:t>
+            </w:r>
+          </w:p>
+          <w:p>
+            <w:pPr>
+              <w:pStyle w:val="Normal"/>
+            </w:pPr>
+            <w:r>
+              <w:rPr/>
+              <w:t>set_property IOSTANDARD LVCMOS33 [</w:t>
+            </w:r>
+            <w:r>
+              <w:rPr/>
+              <w:t>get_ports</w:t>
+            </w:r>
+            <w:r>
+              <w:rPr/>
+              <w:t xml:space="preserve"> </w:t>
+            </w:r>
+            <w:r>
+              <w:rPr/>
+              <w:t>pbin</w:t>
+            </w:r>
+            <w:r>
+              <w:rPr/>
+              <w:t>]</w:t>
+            </w:r>
+          </w:p>
+          <w:p>
+            <w:pPr>
+              <w:pStyle w:val="Normal"/>
+            </w:pPr>
+            <w:r>
+              <w:rPr/>
+              <w:t>## Switches</w:t>
+            </w:r>
+          </w:p>
+          <w:p>
+            <w:pPr>
+              <w:pStyle w:val="Normal"/>
+            </w:pPr>
+            <w:r>
+              <w:rPr/>
+              <w:t xml:space="preserve">set_property PACKAGE_PIN V17 [get_ports {physical_sw[0]}] </w:t>
+            </w:r>
+          </w:p>
+          <w:p>
+            <w:pPr>
+              <w:pStyle w:val="Normal"/>
+            </w:pPr>
+            <w:r>
+              <w:rPr/>
+              <w:t xml:space="preserve">set_property PACKAGE_PIN V16 [get_ports {physical_sw[1]}] </w:t>
+            </w:r>
+          </w:p>
+          <w:p>
+            <w:pPr>
+              <w:pStyle w:val="Normal"/>
+            </w:pPr>
+            <w:r>
+              <w:rPr/>
+              <w:t xml:space="preserve">set_property PACKAGE_PIN W16 [get_ports {physical_sw[2]}] </w:t>
+            </w:r>
+          </w:p>
+          <w:p>
+            <w:pPr>
+              <w:pStyle w:val="Normal"/>
+            </w:pPr>
+            <w:r>
+              <w:rPr/>
+              <w:t xml:space="preserve">set_property PACKAGE_PIN W17 [get_ports {physical_sw[3]}] </w:t>
+            </w:r>
+          </w:p>
+          <w:p>
+            <w:pPr>
+              <w:pStyle w:val="Normal"/>
+            </w:pPr>
+            <w:r>
+              <w:rPr/>
+              <w:t xml:space="preserve">set_property PACKAGE_PIN W15 [get_ports {physical_sw[4]}] </w:t>
+            </w:r>
+          </w:p>
+          <w:p>
+            <w:pPr>
+              <w:pStyle w:val="Normal"/>
+            </w:pPr>
+            <w:r>
+              <w:rPr/>
+              <w:t xml:space="preserve">set_property PACKAGE_PIN V15 [get_ports {physical_sw[5]}] </w:t>
+            </w:r>
+          </w:p>
+          <w:p>
+            <w:pPr>
+              <w:pStyle w:val="Normal"/>
+            </w:pPr>
+            <w:r>
+              <w:rPr/>
+              <w:t xml:space="preserve">set_property PACKAGE_PIN W14 [get_ports {physical_sw[6]}] </w:t>
+            </w:r>
+          </w:p>
+          <w:p>
+            <w:pPr>
+              <w:pStyle w:val="Normal"/>
+            </w:pPr>
+            <w:r>
+              <w:rPr/>
+              <w:t xml:space="preserve">set_property PACKAGE_PIN W13 [get_ports {physical_sw[7]}] </w:t>
+            </w:r>
+          </w:p>
+          <w:p>
+            <w:pPr>
+              <w:pStyle w:val="Normal"/>
+            </w:pPr>
+            <w:r>
+              <w:rPr/>
+              <w:t xml:space="preserve">set_property PACKAGE_PIN V2 [get_ports {physical_sw[8]}] </w:t>
+            </w:r>
+          </w:p>
+          <w:p>
+            <w:pPr>
+              <w:pStyle w:val="Normal"/>
+            </w:pPr>
+            <w:r>
+              <w:rPr/>
+              <w:t xml:space="preserve">set_property PACKAGE_PIN T3 [get_ports {physical_sw[9]}] </w:t>
+            </w:r>
+          </w:p>
+          <w:p>
+            <w:pPr>
+              <w:pStyle w:val="Normal"/>
+            </w:pPr>
+            <w:r>
+              <w:rPr/>
+              <w:t xml:space="preserve">set_property PACKAGE_PIN T2 [get_ports {physical_sw[10]}] </w:t>
+            </w:r>
+          </w:p>
+          <w:p>
+            <w:pPr>
+              <w:pStyle w:val="Normal"/>
+            </w:pPr>
+            <w:r>
+              <w:rPr/>
+              <w:t xml:space="preserve">set_property PACKAGE_PIN R3 [get_ports {physical_sw[11]}] </w:t>
+            </w:r>
+          </w:p>
+          <w:p>
+            <w:pPr>
+              <w:pStyle w:val="Normal"/>
+            </w:pPr>
+            <w:r>
+              <w:rPr/>
+              <w:t xml:space="preserve">set_property PACKAGE_PIN W2 [get_ports {physical_sw[12]}] </w:t>
+            </w:r>
+          </w:p>
+          <w:p>
+            <w:pPr>
+              <w:pStyle w:val="Normal"/>
+            </w:pPr>
+            <w:r>
+              <w:rPr/>
+              <w:t xml:space="preserve">set_property PACKAGE_PIN U1 [get_ports {physical_sw[13]}] </w:t>
+            </w:r>
+          </w:p>
+          <w:p>
+            <w:pPr>
+              <w:pStyle w:val="Normal"/>
+            </w:pPr>
+            <w:r>
+              <w:rPr/>
+              <w:t xml:space="preserve">set_property PACKAGE_PIN T1 [get_ports {physical_sw[14]}] </w:t>
+            </w:r>
+          </w:p>
+          <w:p>
+            <w:pPr>
+              <w:pStyle w:val="Normal"/>
+            </w:pPr>
+            <w:r>
+              <w:rPr/>
+              <w:t xml:space="preserve">set_property PACKAGE_PIN R2 [get_ports {physical_sw[15]}] </w:t>
+            </w:r>
+          </w:p>
+          <w:p>
+            <w:pPr>
+              <w:pStyle w:val="Normal"/>
+            </w:pPr>
+            <w:r>
+              <w:rPr/>
+              <w:t>set_property IOSTANDARD LVCMOS33 [get_ports {physical_sw[*]}]</w:t>
+            </w:r>
+          </w:p>
+          <w:p>
+            <w:pPr>
+              <w:pStyle w:val="Normal"/>
+            </w:pPr>
+            <w:r>
+              <w:rPr/>
+              <w:t xml:space="preserve">## </w:t>
+            </w:r>
+            <w:r>
+              <w:rPr/>
+              <w:t>LEDs</w:t>
+            </w:r>
+          </w:p>
+          <w:p>
+            <w:pPr>
+              <w:pStyle w:val="Normal"/>
+            </w:pPr>
+            <w:r>
+              <w:rPr/>
+              <w:t xml:space="preserve">set_property PACKAGE_PIN U16 [get_ports {physical_leds[0]}] </w:t>
+            </w:r>
+          </w:p>
+          <w:p>
+            <w:pPr>
+              <w:pStyle w:val="Normal"/>
+            </w:pPr>
+            <w:r>
+              <w:rPr/>
+              <w:t xml:space="preserve">set_property PACKAGE_PIN E19 [get_ports {physical_leds[1]}] </w:t>
+            </w:r>
+          </w:p>
+          <w:p>
+            <w:pPr>
+              <w:pStyle w:val="Normal"/>
+            </w:pPr>
+            <w:r>
+              <w:rPr/>
+              <w:t xml:space="preserve">set_property PACKAGE_PIN U19 [get_ports {physical_leds[2]}] </w:t>
+            </w:r>
+          </w:p>
+          <w:p>
+            <w:pPr>
+              <w:pStyle w:val="Normal"/>
+            </w:pPr>
+            <w:r>
+              <w:rPr/>
+              <w:t xml:space="preserve">set_property PACKAGE_PIN V19 [get_ports {physical_leds[3]}] </w:t>
+            </w:r>
+          </w:p>
+          <w:p>
+            <w:pPr>
+              <w:pStyle w:val="Normal"/>
+            </w:pPr>
+            <w:r>
+              <w:rPr/>
+              <w:t xml:space="preserve">set_property PACKAGE_PIN W18 [get_ports {physical_leds[4]}] </w:t>
+            </w:r>
+          </w:p>
+          <w:p>
+            <w:pPr>
+              <w:pStyle w:val="Normal"/>
+            </w:pPr>
+            <w:r>
+              <w:rPr/>
+              <w:t xml:space="preserve">set_property PACKAGE_PIN U15 [get_ports {physical_leds[5]}] </w:t>
+            </w:r>
+          </w:p>
+          <w:p>
+            <w:pPr>
+              <w:pStyle w:val="Normal"/>
+            </w:pPr>
+            <w:r>
+              <w:rPr/>
+              <w:t xml:space="preserve">set_property PACKAGE_PIN U14 [get_ports {physical_leds[6]}] </w:t>
+            </w:r>
+          </w:p>
+          <w:p>
+            <w:pPr>
+              <w:pStyle w:val="Normal"/>
+            </w:pPr>
+            <w:r>
+              <w:rPr/>
+              <w:t xml:space="preserve">set_property PACKAGE_PIN V14 [get_ports {physical_leds[7]}] </w:t>
+            </w:r>
+          </w:p>
+          <w:p>
+            <w:pPr>
+              <w:pStyle w:val="Normal"/>
+            </w:pPr>
+            <w:r>
+              <w:rPr/>
+              <w:t xml:space="preserve">set_property PACKAGE_PIN V13 [get_ports {physical_leds[8]}] </w:t>
+            </w:r>
+          </w:p>
+          <w:p>
+            <w:pPr>
+              <w:pStyle w:val="Normal"/>
+            </w:pPr>
+            <w:r>
+              <w:rPr/>
+              <w:t xml:space="preserve">set_property PACKAGE_PIN V3 [get_ports {physical_leds[9]}] </w:t>
+            </w:r>
+          </w:p>
+          <w:p>
+            <w:pPr>
+              <w:pStyle w:val="Normal"/>
+            </w:pPr>
+            <w:r>
+              <w:rPr/>
+              <w:t xml:space="preserve">set_property PACKAGE_PIN W3 [get_ports {physical_leds[10]}] </w:t>
+            </w:r>
+          </w:p>
+          <w:p>
+            <w:pPr>
+              <w:pStyle w:val="Normal"/>
+            </w:pPr>
+            <w:r>
+              <w:rPr/>
+              <w:t xml:space="preserve">set_property PACKAGE_PIN U3 [get_ports {physical_leds[11]}] </w:t>
+            </w:r>
+          </w:p>
+          <w:p>
+            <w:pPr>
+              <w:pStyle w:val="Normal"/>
+            </w:pPr>
+            <w:r>
+              <w:rPr/>
+              <w:t xml:space="preserve">set_property PACKAGE_PIN P3 [get_ports {physical_leds[12]}] </w:t>
+            </w:r>
+          </w:p>
+          <w:p>
+            <w:pPr>
+              <w:pStyle w:val="Normal"/>
+            </w:pPr>
+            <w:r>
+              <w:rPr/>
+              <w:t xml:space="preserve">set_property PACKAGE_PIN N3 [get_ports {physical_leds[13]}] </w:t>
+            </w:r>
+          </w:p>
+          <w:p>
+            <w:pPr>
+              <w:pStyle w:val="Normal"/>
+            </w:pPr>
+            <w:r>
+              <w:rPr/>
+              <w:t xml:space="preserve">set_property PACKAGE_PIN P1 [get_ports {physical_leds[14]}] </w:t>
+            </w:r>
+          </w:p>
+          <w:p>
+            <w:pPr>
+              <w:pStyle w:val="Normal"/>
+            </w:pPr>
+            <w:r>
+              <w:rPr/>
+              <w:t xml:space="preserve">set_property PACKAGE_PIN L1 [get_ports {physical_leds[15]}] </w:t>
+            </w:r>
+          </w:p>
+          <w:p>
+            <w:pPr>
+              <w:pStyle w:val="Normal"/>
+            </w:pPr>
+            <w:r>
+              <w:rPr/>
+              <w:t>set_property</w:t>
+            </w:r>
+            <w:r>
+              <w:rPr/>
+              <w:t xml:space="preserve"> IOSTANDARD LVCMOS33 [</w:t>
+            </w:r>
+            <w:r>
+              <w:rPr/>
+              <w:t>get_ports</w:t>
+            </w:r>
+            <w:r>
+              <w:rPr/>
+              <w:t xml:space="preserve"> {</w:t>
+            </w:r>
+            <w:r>
+              <w:rPr/>
+              <w:t>physical_leds</w:t>
+            </w:r>
+            <w:r>
+              <w:rPr/>
+              <w:t>[*]}]</w:t>
+            </w:r>
+          </w:p>
+        </w:tc>
+      </w:tr>
+    </w:tbl>
+    <w:p/>
+    <w:p>
+      <w:pPr>
+        <w:pStyle w:val="Normal"/>
+        <w:suppressLineNumbers w:val="0"/>
+        <w:bidi w:val="0"/>
+        <w:spacing w:before="0" w:beforeAutospacing="off" w:after="0" w:afterAutospacing="off" w:line="259" w:lineRule="auto"/>
+        <w:ind w:left="0" w:right="0"/>
+        <w:jc w:val="left"/>
       </w:pPr>
     </w:p>
     <w:p>
       <w:pPr>
+        <w:pStyle w:val="Normal"/>
+        <w:suppressLineNumbers w:val="0"/>
+        <w:bidi w:val="0"/>
+        <w:spacing w:before="0" w:beforeAutospacing="off" w:after="0" w:afterAutospacing="off" w:line="259" w:lineRule="auto"/>
+        <w:ind w:left="0" w:right="0"/>
+        <w:jc w:val="left"/>
+      </w:pPr>
+    </w:p>
+    <w:p>
+      <w:pPr>
+        <w:pStyle w:val="Normal"/>
+        <w:suppressLineNumbers w:val="0"/>
+        <w:bidi w:val="0"/>
+        <w:spacing w:before="0" w:beforeAutospacing="off" w:after="0" w:afterAutospacing="off" w:line="259" w:lineRule="auto"/>
+        <w:ind w:left="0" w:right="0"/>
+        <w:jc w:val="left"/>
+      </w:pPr>
+    </w:p>
+    <w:p>
+      <w:pPr>
+        <w:pStyle w:val="Normal"/>
+        <w:suppressLineNumbers w:val="0"/>
+        <w:bidi w:val="0"/>
+        <w:spacing w:before="0" w:beforeAutospacing="off" w:after="0" w:afterAutospacing="off" w:line="259" w:lineRule="auto"/>
+        <w:ind w:left="0" w:right="0"/>
+        <w:jc w:val="left"/>
+      </w:pPr>
+    </w:p>
+    <w:p>
+      <w:pPr>
+        <w:pStyle w:val="Normal"/>
+        <w:suppressLineNumbers w:val="0"/>
+        <w:bidi w:val="0"/>
+        <w:spacing w:before="0" w:beforeAutospacing="off" w:after="0" w:afterAutospacing="off" w:line="259" w:lineRule="auto"/>
+        <w:ind w:left="0" w:right="0"/>
+        <w:jc w:val="left"/>
+      </w:pPr>
+    </w:p>
+    <w:p>
+      <w:pPr>
+        <w:pStyle w:val="Normal"/>
+        <w:suppressLineNumbers w:val="0"/>
+        <w:bidi w:val="0"/>
+        <w:spacing w:before="0" w:beforeAutospacing="off" w:after="0" w:afterAutospacing="off" w:line="259" w:lineRule="auto"/>
+        <w:ind w:left="0" w:right="0"/>
+        <w:jc w:val="left"/>
+      </w:pPr>
+    </w:p>
+    <w:p>
+      <w:pPr>
+        <w:pStyle w:val="Normal"/>
+        <w:suppressLineNumbers w:val="0"/>
+        <w:bidi w:val="0"/>
+        <w:spacing w:before="0" w:beforeAutospacing="off" w:after="0" w:afterAutospacing="off" w:line="259" w:lineRule="auto"/>
+        <w:ind w:left="0" w:right="0"/>
+        <w:jc w:val="left"/>
+      </w:pPr>
+    </w:p>
+    <w:p>
+      <w:pPr>
+        <w:pStyle w:val="Normal"/>
+        <w:suppressLineNumbers w:val="0"/>
+        <w:bidi w:val="0"/>
+        <w:spacing w:before="0" w:beforeAutospacing="off" w:after="0" w:afterAutospacing="off" w:line="259" w:lineRule="auto"/>
+        <w:ind w:left="0" w:right="0"/>
+        <w:jc w:val="left"/>
+      </w:pPr>
+    </w:p>
+    <w:p>
+      <w:pPr>
+        <w:pStyle w:val="Normal"/>
+        <w:suppressLineNumbers w:val="0"/>
+        <w:bidi w:val="0"/>
+        <w:spacing w:before="0" w:beforeAutospacing="off" w:after="0" w:afterAutospacing="off" w:line="259" w:lineRule="auto"/>
+        <w:ind w:left="0" w:right="0"/>
+        <w:jc w:val="left"/>
+      </w:pPr>
+      <w:r>
+        <w:rPr/>
+        <w:t>RTL Schematic:</w:t>
+      </w:r>
+    </w:p>
+    <w:tbl>
+      <w:tblPr>
+        <w:tblStyle w:val="TableGrid"/>
+        <w:tblW w:w="0" w:type="auto"/>
+        <w:tblLook w:val="06A0" w:firstRow="1" w:lastRow="0" w:firstColumn="1" w:lastColumn="0" w:noHBand="1" w:noVBand="1"/>
+      </w:tblPr>
+      <w:tblGrid>
+        <w:gridCol w:w="8295"/>
+      </w:tblGrid>
+      <w:tr>
+        <w:trPr>
+          <w:trHeight w:val="6423"/>
+        </w:trPr>
+        <w:tc>
+          <w:tcPr>
+            <w:tcW w:w="8295" w:type="dxa"/>
+            <w:tcMar/>
+          </w:tcPr>
+          <w:p>
+            <w:pPr>
+              <w:pStyle w:val="Normal"/>
+            </w:pPr>
+            <w:r>
+              <w:rPr/>
+              <w:t>Top FSM:</w:t>
+            </w:r>
+            <w:r>
+              <w:drawing>
+                <wp:inline wp14:editId="3699B2C9" wp14:anchorId="3FEB9B38">
+                  <wp:extent cx="5114925" cy="962025"/>
+                  <wp:effectExtent l="0" t="0" r="0" b="0"/>
+                  <wp:docPr id="807201762" name="drawing"/>
+                  <wp:cNvGraphicFramePr>
+                    <a:graphicFrameLocks noChangeAspect="1"/>
+                  </wp:cNvGraphicFramePr>
+                  <a:graphic>
+                    <a:graphicData xmlns:a="http://schemas.openxmlformats.org/drawingml/2006/main" uri="http://schemas.openxmlformats.org/drawingml/2006/picture">
+                      <pic:pic xmlns:pic="http://schemas.openxmlformats.org/drawingml/2006/picture">
+                        <pic:nvPicPr>
+                          <pic:cNvPr id="807201762" name="Picture 807201762"/>
+                          <pic:cNvPicPr/>
+                        </pic:nvPicPr>
+                        <pic:blipFill>
+                          <a:blip xmlns:r="http://schemas.openxmlformats.org/officeDocument/2006/relationships" r:embed="rId347055783">
+                            <a:extLst>
+                              <a:ext uri="{28A0092B-C50C-407E-A947-70E740481C1C}">
+                                <a14:useLocalDpi xmlns:a14="http://schemas.microsoft.com/office/drawing/2010/main"/>
+                              </a:ext>
+                            </a:extLst>
+                          </a:blip>
+                          <a:stretch>
+                            <a:fillRect/>
+                          </a:stretch>
+                        </pic:blipFill>
+                        <pic:spPr>
+                          <a:xfrm>
+                            <a:off x="0" y="0"/>
+                            <a:ext cx="5114925" cy="962025"/>
+                          </a:xfrm>
+                          <a:prstGeom prst="rect">
+                            <a:avLst/>
+                          </a:prstGeom>
+                        </pic:spPr>
+                      </pic:pic>
+                    </a:graphicData>
+                  </a:graphic>
+                </wp:inline>
+              </w:drawing>
+            </w:r>
+          </w:p>
+          <w:p>
+            <w:pPr>
+              <w:pStyle w:val="Normal"/>
+            </w:pPr>
+            <w:r>
+              <w:rPr/>
+              <w:t>AddressDecoderTop:</w:t>
+            </w:r>
+          </w:p>
+          <w:p>
+            <w:pPr>
+              <w:pStyle w:val="Normal"/>
+            </w:pPr>
+            <w:r>
+              <w:drawing>
+                <wp:inline wp14:editId="602E3C7D" wp14:anchorId="18640EBA">
+                  <wp:extent cx="5114925" cy="2514600"/>
+                  <wp:effectExtent l="0" t="0" r="0" b="0"/>
+                  <wp:docPr id="992863950" name="drawing"/>
+                  <wp:cNvGraphicFramePr>
+                    <a:graphicFrameLocks noChangeAspect="1"/>
+                  </wp:cNvGraphicFramePr>
+                  <a:graphic>
+                    <a:graphicData xmlns:a="http://schemas.openxmlformats.org/drawingml/2006/main" uri="http://schemas.openxmlformats.org/drawingml/2006/picture">
+                      <pic:pic xmlns:pic="http://schemas.openxmlformats.org/drawingml/2006/picture">
+                        <pic:nvPicPr>
+                          <pic:cNvPr id="992863950" name="Picture 992863950"/>
+                          <pic:cNvPicPr/>
+                        </pic:nvPicPr>
+                        <pic:blipFill>
+                          <a:blip xmlns:r="http://schemas.openxmlformats.org/officeDocument/2006/relationships" r:embed="rId2108715831">
+                            <a:extLst>
+                              <a:ext uri="{28A0092B-C50C-407E-A947-70E740481C1C}">
+                                <a14:useLocalDpi xmlns:a14="http://schemas.microsoft.com/office/drawing/2010/main"/>
+                              </a:ext>
+                            </a:extLst>
+                          </a:blip>
+                          <a:stretch>
+                            <a:fillRect/>
+                          </a:stretch>
+                        </pic:blipFill>
+                        <pic:spPr>
+                          <a:xfrm>
+                            <a:off x="0" y="0"/>
+                            <a:ext cx="5114925" cy="2514600"/>
+                          </a:xfrm>
+                          <a:prstGeom prst="rect">
+                            <a:avLst/>
+                          </a:prstGeom>
+                        </pic:spPr>
+                      </pic:pic>
+                    </a:graphicData>
+                  </a:graphic>
+                </wp:inline>
+              </w:drawing>
+            </w:r>
+          </w:p>
+        </w:tc>
+      </w:tr>
+    </w:tbl>
+    <w:p>
+      <w:pPr>
+        <w:pStyle w:val="Normal"/>
         <w:rPr>
-          <w:b/>
-          <w:bCs/>
-          <w:iCs/>
+          <w:b w:val="1"/>
+          <w:bCs w:val="1"/>
         </w:rPr>
       </w:pPr>
+    </w:p>
+    <w:p>
+      <w:pPr>
+        <w:pStyle w:val="Normal"/>
+        <w:widowControl w:val="0"/>
+      </w:pPr>
+      <w:bookmarkEnd w:id="3"/>
       <w:r>
         <w:rPr>
-          <w:iCs/>
-          <w:noProof/>
+          <w:b w:val="1"/>
+          <w:bCs w:val="1"/>
         </w:rPr>
-        <mc:AlternateContent>
-          <mc:Choice Requires="wps">
-            <w:drawing>
-              <wp:anchor distT="0" distB="0" distL="114300" distR="114300" simplePos="0" relativeHeight="251659264" behindDoc="0" locked="0" layoutInCell="1" allowOverlap="1" wp14:anchorId="091837F0" wp14:editId="48DD63F9">
-                <wp:simplePos x="0" y="0"/>
-                <wp:positionH relativeFrom="column">
-                  <wp:posOffset>52057</wp:posOffset>
-                </wp:positionH>
-                <wp:positionV relativeFrom="paragraph">
-                  <wp:posOffset>261501</wp:posOffset>
-                </wp:positionV>
-                <wp:extent cx="5477347" cy="1050202"/>
-                <wp:effectExtent l="0" t="0" r="28575" b="17145"/>
-                <wp:wrapNone/>
-                <wp:docPr id="632129507" name="Text Box 1"/>
-                <wp:cNvGraphicFramePr/>
-                <a:graphic xmlns:a="http://schemas.openxmlformats.org/drawingml/2006/main">
-                  <a:graphicData uri="http://schemas.microsoft.com/office/word/2010/wordprocessingShape">
-                    <wps:wsp>
-                      <wps:cNvSpPr txBox="1"/>
-                      <wps:spPr>
-                        <a:xfrm>
-                          <a:off x="0" y="0"/>
-                          <a:ext cx="5477347" cy="1050202"/>
-                        </a:xfrm>
-                        <a:prstGeom prst="rect">
-                          <a:avLst/>
-                        </a:prstGeom>
-                        <a:solidFill>
-                          <a:schemeClr val="lt1"/>
-                        </a:solidFill>
-                        <a:ln w="6350">
-                          <a:solidFill>
-                            <a:prstClr val="black"/>
-                          </a:solidFill>
-                        </a:ln>
-                      </wps:spPr>
-                      <wps:txbx>
-                        <w:txbxContent>
-                          <w:p/>
-                        </w:txbxContent>
-                      </wps:txbx>
-                      <wps:bodyPr rot="0" spcFirstLastPara="0" vertOverflow="overflow" horzOverflow="overflow" vert="horz" wrap="square" lIns="91440" tIns="45720" rIns="91440" bIns="45720" numCol="1" spcCol="0" rtlCol="0" fromWordArt="0" anchor="t" anchorCtr="0" forceAA="0" compatLnSpc="1">
-                        <a:prstTxWarp prst="textNoShape">
-                          <a:avLst/>
-                        </a:prstTxWarp>
-                        <a:noAutofit/>
-                      </wps:bodyPr>
-                    </wps:wsp>
-                  </a:graphicData>
-                </a:graphic>
-              </wp:anchor>
-            </w:drawing>
-          </mc:Choice>
-          <mc:Fallback>
-            <w:pict>
-              <v:shapetype w14:anchorId="091837F0" id="_x0000_t202" coordsize="21600,21600" o:spt="202" path="m,l,21600r21600,l21600,xe">
-                <v:stroke joinstyle="miter"/>
-                <v:path gradientshapeok="t" o:connecttype="rect"/>
-              </v:shapetype>
-              <v:shape id="Text Box 1" o:spid="_x0000_s1026" type="#_x0000_t202" style="position:absolute;margin-left:4.1pt;margin-top:20.6pt;width:431.3pt;height:82.7pt;z-index:251659264;visibility:visible;mso-wrap-style:square;mso-wrap-distance-left:9pt;mso-wrap-distance-top:0;mso-wrap-distance-right:9pt;mso-wrap-distance-bottom:0;mso-position-horizontal:absolute;mso-position-horizontal-relative:text;mso-position-vertical:absolute;mso-position-vertical-relative:text;v-text-anchor:top" o:gfxdata="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" fillcolor="white [3201]" strokeweight=".5pt">
-                <v:textbox>
-                  <w:txbxContent>
-                    <w:p/>
-                  </w:txbxContent>
-                </v:textbox>
-              </v:shape>
-            </w:pict>
-          </mc:Fallback>
-        </mc:AlternateContent>
+        <w:t>References</w:t>
       </w:r>
       <w:r>
         <w:rPr>
-          <w:iCs/>
+          <w:b w:val="1"/>
+          <w:bCs w:val="1"/>
         </w:rPr>
-        <w:t>Constrai</w:t>
-      </w:r>
-      <w:r>
-        <w:rPr>
-          <w:iCs/>
-        </w:rPr>
-        <w:t>n</w:t>
-      </w:r>
-      <w:r>
-        <w:rPr>
-          <w:iCs/>
-        </w:rPr>
-        <w:t>ts File:</w:t>
-      </w:r>
-      <w:r>
-        <w:rPr>
-          <w:iCs/>
-        </w:rPr>
-        <w:br/>
-      </w:r>
-      <w:r>
-        <w:rPr>
-          <w:iCs/>
-        </w:rPr>
-        <w:br/>
-      </w:r>
-      <w:r>
-        <w:rPr>
-          <w:iCs/>
-        </w:rPr>
-        <w:br/>
+        <w:t xml:space="preserve">: </w:t>
       </w:r>
     </w:p>
     <w:p>
       <w:pPr>
+        <w:pStyle w:val="ListParagraph"/>
+        <w:widowControl w:val="0"/>
+        <w:numPr>
+          <w:ilvl w:val="0"/>
+          <w:numId w:val="31"/>
+        </w:numPr>
+        <w:ind/>
         <w:rPr>
-          <w:b/>
-          <w:bCs/>
-          <w:iCs/>
+          <w:rStyle w:val="Hyperlink"/>
+          <w:b w:val="0"/>
+          <w:bCs w:val="0"/>
         </w:rPr>
       </w:pPr>
+      <w:hyperlink r:id="Ra68da4b488f645ab">
+        <w:r>
+          <w:rPr>
+            <w:rStyle w:val="Hyperlink"/>
+            <w:b w:val="0"/>
+            <w:bCs w:val="0"/>
+          </w:rPr>
+          <w:t>https://github.com/achdiop/CA_Labs-Git-Abbas</w:t>
+        </w:r>
+      </w:hyperlink>
     </w:p>
     <w:p>
       <w:pPr>
+        <w:pStyle w:val="ListParagraph"/>
+        <w:widowControl w:val="0"/>
+        <w:numPr>
+          <w:ilvl w:val="0"/>
+          <w:numId w:val="31"/>
+        </w:numPr>
         <w:rPr>
-          <w:b/>
-          <w:bCs/>
-          <w:iCs/>
+          <w:b w:val="0"/>
+          <w:bCs w:val="0"/>
+          <w:u w:val="single"/>
         </w:rPr>
       </w:pPr>
+      <w:hyperlink r:id="Ra85d5d8db4c944e4">
+        <w:r>
+          <w:rPr>
+            <w:rStyle w:val="Hyperlink"/>
+            <w:b w:val="0"/>
+            <w:bCs w:val="0"/>
+            <w:u w:val="single"/>
+          </w:rPr>
+          <w:t>https://github.com/muhammadkabirnaqvi3-a11y/CA_LABS-Git-MuhammadKabir</w:t>
+        </w:r>
+      </w:hyperlink>
     </w:p>
     <w:p>
       <w:pPr>
+        <w:pStyle w:val="ListParagraph"/>
+        <w:widowControl w:val="0"/>
+        <w:numPr>
+          <w:ilvl w:val="0"/>
+          <w:numId w:val="31"/>
+        </w:numPr>
         <w:rPr>
-          <w:b/>
-          <w:bCs/>
-          <w:iCs/>
+          <w:b w:val="0"/>
+          <w:bCs w:val="0"/>
+          <w:noProof w:val="0"/>
+          <w:lang w:val="en-US"/>
         </w:rPr>
       </w:pPr>
+      <w:hyperlink r:id="R3bc00cce694b46da">
+        <w:r>
+          <w:rPr>
+            <w:rStyle w:val="Hyperlink"/>
+            <w:b w:val="0"/>
+            <w:bCs w:val="0"/>
+            <w:noProof w:val="0"/>
+            <w:lang w:val="en-US"/>
+          </w:rPr>
+          <w:t>FPGA_Implementation.mp4</w:t>
+        </w:r>
+      </w:hyperlink>
     </w:p>
     <w:p>
       <w:pPr>
+        <w:pStyle w:val="Heading1"/>
+        <w:widowControl w:val="0"/>
+        <w:spacing w:before="89"/>
+        <w:ind w:left="720"/>
+        <w:jc w:val="left"/>
         <w:rPr>
-          <w:b/>
-          <w:bCs/>
-          <w:iCs/>
+          <w:sz w:val="28"/>
+          <w:szCs w:val="28"/>
         </w:rPr>
       </w:pPr>
     </w:p>
-    <w:p>
-      <w:r>
-        <w:rPr>
-          <w:iCs/>
-        </w:rPr>
-        <w:br/>
-      </w:r>
-      <w:r>
-        <w:rPr>
-          <w:iCs/>
-        </w:rPr>
-        <w:t>RTL Schematic:</w:t>
-      </w:r>
-      <w:r>
-        <w:rPr>
-          <w:iCs/>
-        </w:rPr>
-        <w:br/>
-      </w:r>
-      <w:bookmarkEnd w:id="3"/>
-    </w:p>
-    <w:p>
-      <w:pPr>
-        <w:rPr>
-          <w:rFonts w:ascii="Times" w:eastAsia="Times New Roman" w:hAnsi="Times"/>
-          <w:color w:val="000000" w:themeColor="text1"/>
-        </w:rPr>
-      </w:pPr>
-      <w:r>
-        <w:rPr>
-          <w:iCs/>
-          <w:noProof/>
-        </w:rPr>
-        <mc:AlternateContent>
-          <mc:Choice Requires="wps">
-            <w:drawing>
-              <wp:anchor distT="0" distB="0" distL="114300" distR="114300" simplePos="0" relativeHeight="251660288" behindDoc="0" locked="0" layoutInCell="1" allowOverlap="1" wp14:anchorId="2760255A" wp14:editId="2EC03DBB">
-                <wp:simplePos x="0" y="0"/>
-                <wp:positionH relativeFrom="margin">
-                  <wp:align>left</wp:align>
-                </wp:positionH>
-                <wp:positionV relativeFrom="paragraph">
-                  <wp:posOffset>8890</wp:posOffset>
-                </wp:positionV>
-                <wp:extent cx="5504507" cy="1231272"/>
-                <wp:effectExtent l="0" t="0" r="20320" b="26035"/>
-                <wp:wrapNone/>
-                <wp:docPr id="1998511044" name="Text Box 2"/>
-                <wp:cNvGraphicFramePr/>
-                <a:graphic xmlns:a="http://schemas.openxmlformats.org/drawingml/2006/main">
-                  <a:graphicData uri="http://schemas.microsoft.com/office/word/2010/wordprocessingShape">
-                    <wps:wsp>
-                      <wps:cNvSpPr txBox="1"/>
-                      <wps:spPr>
-                        <a:xfrm>
-                          <a:off x="0" y="0"/>
-                          <a:ext cx="5504507" cy="1231272"/>
-                        </a:xfrm>
-                        <a:prstGeom prst="rect">
-                          <a:avLst/>
-                        </a:prstGeom>
-                        <a:solidFill>
-                          <a:schemeClr val="lt1"/>
-                        </a:solidFill>
-                        <a:ln w="6350">
-                          <a:solidFill>
-                            <a:prstClr val="black"/>
-                          </a:solidFill>
-                        </a:ln>
-                      </wps:spPr>
-                      <wps:txbx>
-                        <w:txbxContent>
-                          <w:p/>
-                        </w:txbxContent>
-                      </wps:txbx>
-                      <wps:bodyPr rot="0" spcFirstLastPara="0" vertOverflow="overflow" horzOverflow="overflow" vert="horz" wrap="square" lIns="91440" tIns="45720" rIns="91440" bIns="45720" numCol="1" spcCol="0" rtlCol="0" fromWordArt="0" anchor="t" anchorCtr="0" forceAA="0" compatLnSpc="1">
-                        <a:prstTxWarp prst="textNoShape">
-                          <a:avLst/>
-                        </a:prstTxWarp>
-                        <a:noAutofit/>
-                      </wps:bodyPr>
-                    </wps:wsp>
-                  </a:graphicData>
-                </a:graphic>
-              </wp:anchor>
-            </w:drawing>
-          </mc:Choice>
-          <mc:Fallback>
-            <w:pict>
-              <v:shape w14:anchorId="2760255A" id="Text Box 2" o:spid="_x0000_s1027" type="#_x0000_t202" style="position:absolute;margin-left:0;margin-top:.7pt;width:433.45pt;height:96.95pt;z-index:251660288;visibility:visible;mso-wrap-style:square;mso-wrap-distance-left:9pt;mso-wrap-distance-top:0;mso-wrap-distance-right:9pt;mso-wrap-distance-bottom:0;mso-position-horizontal:left;mso-position-horizontal-relative:margin;mso-position-vertical:absolute;mso-position-vertical-relative:text;v-text-anchor:top" o:gfxdata="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" fillcolor="white [3201]" strokeweight=".5pt">
-                <v:textbox>
-                  <w:txbxContent>
-                    <w:p/>
-                  </w:txbxContent>
-                </v:textbox>
-                <w10:wrap anchorx="margin"/>
-              </v:shape>
-            </w:pict>
-          </mc:Fallback>
-        </mc:AlternateContent>
-      </w:r>
-      <w:r>
-        <w:br w:type="page"/>
-      </w:r>
-    </w:p>
-    <w:p/>
     <w:p>
       <w:pPr>
         <w:pStyle w:val="Heading1"/>
@@ -1359,10 +6102,46 @@
         <w:spacing w:before="89"/>
         <w:jc w:val="center"/>
         <w:rPr>
-          <w:bCs/>
           <w:sz w:val="28"/>
           <w:szCs w:val="28"/>
-          <w:lang w:val="en-PK"/>
+        </w:rPr>
+      </w:pPr>
+    </w:p>
+    <w:p>
+      <w:pPr>
+        <w:pStyle w:val="Heading1"/>
+        <w:widowControl w:val="0"/>
+        <w:spacing w:before="89"/>
+        <w:jc w:val="center"/>
+        <w:rPr>
+          <w:sz w:val="28"/>
+          <w:szCs w:val="28"/>
+        </w:rPr>
+      </w:pPr>
+    </w:p>
+    <w:p>
+      <w:pPr>
+        <w:pStyle w:val="Heading1"/>
+        <w:widowControl w:val="0"/>
+        <w:spacing w:before="89"/>
+        <w:jc w:val="center"/>
+        <w:rPr>
+          <w:sz w:val="28"/>
+          <w:szCs w:val="28"/>
+        </w:rPr>
+      </w:pPr>
+    </w:p>
+    <w:p>
+      <w:pPr>
+        <w:pStyle w:val="Heading1"/>
+        <w:pageBreakBefore w:val="1"/>
+        <w:widowControl w:val="0"/>
+        <w:spacing w:before="89"/>
+        <w:jc w:val="center"/>
+        <w:rPr>
+          <w:sz w:val="28"/>
+          <w:szCs w:val="28"/>
+          <w:lang w:val="en-US"/>
         </w:rPr>
       </w:pPr>
       <w:r>
@@ -1388,10 +6167,9 @@
       </w:r>
       <w:r>
         <w:rPr>
-          <w:bCs/>
           <w:sz w:val="28"/>
           <w:szCs w:val="28"/>
-          <w:lang w:val="en-PK"/>
+          <w:lang w:val="en-US"/>
         </w:rPr>
         <w:t>Design and FPGA Implementation of Memory System</w:t>
       </w:r>
@@ -1403,7 +6181,7 @@
         <w:spacing w:before="89"/>
         <w:jc w:val="center"/>
         <w:rPr>
-          <w:rFonts w:ascii="Times New Roman" w:eastAsia="Times New Roman" w:hAnsi="Times New Roman" w:cs="Times New Roman"/>
+          <w:rFonts w:ascii="Times New Roman" w:hAnsi="Times New Roman" w:eastAsia="Times New Roman" w:cs="Times New Roman"/>
           <w:bCs/>
           <w:color w:val="000000" w:themeColor="text1"/>
           <w:sz w:val="28"/>
@@ -1426,7 +6204,7 @@
         <w:widowControl w:val="0"/>
         <w:spacing w:before="89"/>
         <w:rPr>
-          <w:rFonts w:ascii="Times New Roman" w:eastAsia="Times New Roman" w:hAnsi="Times New Roman" w:cs="Times New Roman"/>
+          <w:rFonts w:ascii="Times New Roman" w:hAnsi="Times New Roman" w:eastAsia="Times New Roman" w:cs="Times New Roman"/>
           <w:bCs/>
           <w:color w:val="000000" w:themeColor="text1"/>
           <w:sz w:val="28"/>
@@ -1436,7 +6214,7 @@
       </w:pPr>
       <w:r>
         <w:rPr>
-          <w:rFonts w:ascii="Times New Roman" w:eastAsia="Times New Roman" w:hAnsi="Times New Roman" w:cs="Times New Roman"/>
+          <w:rFonts w:ascii="Times New Roman" w:hAnsi="Times New Roman" w:eastAsia="Times New Roman" w:cs="Times New Roman"/>
           <w:sz w:val="28"/>
           <w:szCs w:val="28"/>
           <w:u w:val="single"/>
@@ -1450,10 +6228,10 @@
         <w:tblW w:w="9072" w:type="dxa"/>
         <w:tblInd w:w="-8" w:type="dxa"/>
         <w:tblBorders>
-          <w:top w:val="single" w:sz="6" w:space="0" w:color="auto"/>
-          <w:left w:val="single" w:sz="6" w:space="0" w:color="auto"/>
-          <w:bottom w:val="single" w:sz="6" w:space="0" w:color="auto"/>
-          <w:right w:val="single" w:sz="6" w:space="0" w:color="auto"/>
+          <w:top w:val="single" w:color="auto" w:sz="6" w:space="0"/>
+          <w:left w:val="single" w:color="auto" w:sz="6" w:space="0"/>
+          <w:bottom w:val="single" w:color="auto" w:sz="6" w:space="0"/>
+          <w:right w:val="single" w:color="auto" w:sz="6" w:space="0"/>
         </w:tblBorders>
         <w:tblLayout w:type="fixed"/>
         <w:tblLook w:val="06A0" w:firstRow="1" w:lastRow="0" w:firstColumn="1" w:lastColumn="0" w:noHBand="1" w:noVBand="1"/>
@@ -1473,8 +6251,8 @@
           <w:tcPr>
             <w:tcW w:w="1534" w:type="dxa"/>
             <w:tcBorders>
-              <w:top w:val="single" w:sz="6" w:space="0" w:color="auto"/>
-              <w:left w:val="single" w:sz="6" w:space="0" w:color="auto"/>
+              <w:top w:val="single" w:color="auto" w:sz="6" w:space="0"/>
+              <w:left w:val="single" w:color="auto" w:sz="6" w:space="0"/>
             </w:tcBorders>
             <w:shd w:val="clear" w:color="auto" w:fill="D9D9D9" w:themeFill="background1" w:themeFillShade="D9"/>
             <w:tcMar>
@@ -1508,7 +6286,7 @@
           <w:tcPr>
             <w:tcW w:w="1868" w:type="dxa"/>
             <w:tcBorders>
-              <w:top w:val="single" w:sz="6" w:space="0" w:color="auto"/>
+              <w:top w:val="single" w:color="auto" w:sz="6" w:space="0"/>
             </w:tcBorders>
             <w:shd w:val="clear" w:color="auto" w:fill="D9D9D9" w:themeFill="background1" w:themeFillShade="D9"/>
             <w:tcMar>
@@ -1562,7 +6340,7 @@
           <w:tcPr>
             <w:tcW w:w="1985" w:type="dxa"/>
             <w:tcBorders>
-              <w:top w:val="single" w:sz="6" w:space="0" w:color="auto"/>
+              <w:top w:val="single" w:color="auto" w:sz="6" w:space="0"/>
             </w:tcBorders>
             <w:shd w:val="clear" w:color="auto" w:fill="D9D9D9" w:themeFill="background1" w:themeFillShade="D9"/>
             <w:tcMar>
@@ -1616,8 +6394,8 @@
           <w:tcPr>
             <w:tcW w:w="1984" w:type="dxa"/>
             <w:tcBorders>
-              <w:top w:val="single" w:sz="6" w:space="0" w:color="auto"/>
-              <w:right w:val="single" w:sz="6" w:space="0" w:color="auto"/>
+              <w:top w:val="single" w:color="auto" w:sz="6" w:space="0"/>
+              <w:right w:val="single" w:color="auto" w:sz="6" w:space="0"/>
             </w:tcBorders>
             <w:shd w:val="clear" w:color="auto" w:fill="D9D9D9" w:themeFill="background1" w:themeFillShade="D9"/>
             <w:tcMar>
@@ -1653,6 +6431,14 @@
                 <w:color w:val="000000" w:themeColor="text1"/>
               </w:rPr>
               <w:br/>
+            </w:r>
+            <w:r>
+              <w:rPr>
+                <w:rFonts w:eastAsia="Times New Roman" w:cs="Times New Roman"/>
+                <w:b/>
+                <w:bCs/>
+                <w:color w:val="000000" w:themeColor="text1"/>
+              </w:rPr>
               <w:t>Design</w:t>
             </w:r>
           </w:p>
@@ -1661,8 +6447,8 @@
           <w:tcPr>
             <w:tcW w:w="1701" w:type="dxa"/>
             <w:tcBorders>
-              <w:top w:val="single" w:sz="6" w:space="0" w:color="auto"/>
-              <w:right w:val="single" w:sz="6" w:space="0" w:color="auto"/>
+              <w:top w:val="single" w:color="auto" w:sz="6" w:space="0"/>
+              <w:right w:val="single" w:color="auto" w:sz="6" w:space="0"/>
             </w:tcBorders>
             <w:shd w:val="clear" w:color="auto" w:fill="D9D9D9" w:themeFill="background1" w:themeFillShade="D9"/>
           </w:tcPr>
@@ -1711,7 +6497,7 @@
           <w:tcPr>
             <w:tcW w:w="1534" w:type="dxa"/>
             <w:tcBorders>
-              <w:left w:val="single" w:sz="6" w:space="0" w:color="auto"/>
+              <w:left w:val="single" w:color="auto" w:sz="6" w:space="0"/>
             </w:tcBorders>
             <w:shd w:val="clear" w:color="auto" w:fill="D9D9D9" w:themeFill="background1" w:themeFillShade="D9"/>
             <w:tcMar>
@@ -1824,7 +6610,7 @@
           <w:tcPr>
             <w:tcW w:w="1984" w:type="dxa"/>
             <w:tcBorders>
-              <w:right w:val="single" w:sz="0" w:space="0" w:color="auto"/>
+              <w:right w:val="single" w:color="auto" w:sz="0" w:space="0"/>
             </w:tcBorders>
             <w:vAlign w:val="center"/>
           </w:tcPr>
@@ -1848,7 +6634,7 @@
             <w:tcW w:w="1701" w:type="dxa"/>
             <w:vMerge w:val="restart"/>
             <w:tcBorders>
-              <w:right w:val="single" w:sz="6" w:space="0" w:color="auto"/>
+              <w:right w:val="single" w:color="auto" w:sz="6" w:space="0"/>
             </w:tcBorders>
           </w:tcPr>
           <w:p>
@@ -1879,7 +6665,7 @@
           <w:tcPr>
             <w:tcW w:w="1534" w:type="dxa"/>
             <w:tcBorders>
-              <w:left w:val="single" w:sz="6" w:space="0" w:color="auto"/>
+              <w:left w:val="single" w:color="auto" w:sz="6" w:space="0"/>
             </w:tcBorders>
             <w:shd w:val="clear" w:color="auto" w:fill="D9D9D9" w:themeFill="background1" w:themeFillShade="D9"/>
             <w:tcMar>
@@ -2019,7 +6805,7 @@
           <w:tcPr>
             <w:tcW w:w="1984" w:type="dxa"/>
             <w:tcBorders>
-              <w:right w:val="single" w:sz="0" w:space="0" w:color="auto"/>
+              <w:right w:val="single" w:color="auto" w:sz="0" w:space="0"/>
             </w:tcBorders>
             <w:vAlign w:val="center"/>
           </w:tcPr>
@@ -2030,7 +6816,7 @@
             <w:tcW w:w="1701" w:type="dxa"/>
             <w:vMerge/>
             <w:tcBorders>
-              <w:right w:val="single" w:sz="6" w:space="0" w:color="auto"/>
+              <w:right w:val="single" w:color="auto" w:sz="6" w:space="0"/>
             </w:tcBorders>
           </w:tcPr>
           <w:p/>
@@ -2044,7 +6830,7 @@
           <w:tcPr>
             <w:tcW w:w="1534" w:type="dxa"/>
             <w:tcBorders>
-              <w:left w:val="single" w:sz="6" w:space="0" w:color="auto"/>
+              <w:left w:val="single" w:color="auto" w:sz="6" w:space="0"/>
             </w:tcBorders>
             <w:shd w:val="clear" w:color="auto" w:fill="D9D9D9" w:themeFill="background1" w:themeFillShade="D9"/>
             <w:tcMar>
@@ -2148,7 +6934,7 @@
           <w:tcPr>
             <w:tcW w:w="1984" w:type="dxa"/>
             <w:tcBorders>
-              <w:right w:val="single" w:sz="0" w:space="0" w:color="auto"/>
+              <w:right w:val="single" w:color="auto" w:sz="0" w:space="0"/>
             </w:tcBorders>
             <w:vAlign w:val="center"/>
           </w:tcPr>
@@ -2159,7 +6945,7 @@
             <w:tcW w:w="1701" w:type="dxa"/>
             <w:vMerge/>
             <w:tcBorders>
-              <w:right w:val="single" w:sz="6" w:space="0" w:color="auto"/>
+              <w:right w:val="single" w:color="auto" w:sz="6" w:space="0"/>
             </w:tcBorders>
           </w:tcPr>
           <w:p/>
@@ -2173,7 +6959,7 @@
           <w:tcPr>
             <w:tcW w:w="1534" w:type="dxa"/>
             <w:tcBorders>
-              <w:left w:val="single" w:sz="6" w:space="0" w:color="auto"/>
+              <w:left w:val="single" w:color="auto" w:sz="6" w:space="0"/>
             </w:tcBorders>
             <w:shd w:val="clear" w:color="auto" w:fill="D9D9D9" w:themeFill="background1" w:themeFillShade="D9"/>
             <w:tcMar>
@@ -2212,7 +6998,7 @@
             <w:tcW w:w="5837" w:type="dxa"/>
             <w:gridSpan w:val="3"/>
             <w:tcBorders>
-              <w:right w:val="single" w:sz="6" w:space="0" w:color="auto"/>
+              <w:right w:val="single" w:color="auto" w:sz="6" w:space="0"/>
             </w:tcBorders>
             <w:tcMar>
               <w:left w:w="105" w:type="dxa"/>
@@ -2256,7 +7042,7 @@
           <w:tcPr>
             <w:tcW w:w="1701" w:type="dxa"/>
             <w:tcBorders>
-              <w:right w:val="single" w:sz="6" w:space="0" w:color="auto"/>
+              <w:right w:val="single" w:color="auto" w:sz="6" w:space="0"/>
             </w:tcBorders>
           </w:tcPr>
           <w:p>
@@ -2291,8 +7077,8 @@
           <w:tcPr>
             <w:tcW w:w="1534" w:type="dxa"/>
             <w:tcBorders>
-              <w:left w:val="single" w:sz="6" w:space="0" w:color="auto"/>
-              <w:bottom w:val="single" w:sz="6" w:space="0" w:color="auto"/>
+              <w:left w:val="single" w:color="auto" w:sz="6" w:space="0"/>
+              <w:bottom w:val="single" w:color="auto" w:sz="6" w:space="0"/>
             </w:tcBorders>
             <w:shd w:val="clear" w:color="auto" w:fill="D9D9D9" w:themeFill="background1" w:themeFillShade="D9"/>
             <w:tcMar>
@@ -2331,8 +7117,8 @@
             <w:tcW w:w="7538" w:type="dxa"/>
             <w:gridSpan w:val="4"/>
             <w:tcBorders>
-              <w:bottom w:val="single" w:sz="6" w:space="0" w:color="auto"/>
-              <w:right w:val="single" w:sz="6" w:space="0" w:color="auto"/>
+              <w:bottom w:val="single" w:color="auto" w:sz="6" w:space="0"/>
+              <w:right w:val="single" w:color="auto" w:sz="6" w:space="0"/>
             </w:tcBorders>
             <w:tcMar>
               <w:left w:w="105" w:type="dxa"/>
@@ -2402,10 +7188,10 @@
       <w:tblPr>
         <w:tblW w:w="0" w:type="auto"/>
         <w:tblBorders>
-          <w:top w:val="single" w:sz="6" w:space="0" w:color="auto"/>
-          <w:left w:val="single" w:sz="6" w:space="0" w:color="auto"/>
-          <w:bottom w:val="single" w:sz="6" w:space="0" w:color="auto"/>
-          <w:right w:val="single" w:sz="6" w:space="0" w:color="auto"/>
+          <w:top w:val="single" w:color="auto" w:sz="6" w:space="0"/>
+          <w:left w:val="single" w:color="auto" w:sz="6" w:space="0"/>
+          <w:bottom w:val="single" w:color="auto" w:sz="6" w:space="0"/>
+          <w:right w:val="single" w:color="auto" w:sz="6" w:space="0"/>
         </w:tblBorders>
         <w:tblLayout w:type="fixed"/>
         <w:tblLook w:val="06A0" w:firstRow="1" w:lastRow="0" w:firstColumn="1" w:lastColumn="0" w:noHBand="1" w:noVBand="1"/>
@@ -2426,10 +7212,10 @@
           <w:tcPr>
             <w:tcW w:w="445" w:type="dxa"/>
             <w:tcBorders>
-              <w:top w:val="single" w:sz="6" w:space="0" w:color="auto"/>
-              <w:left w:val="single" w:sz="6" w:space="0" w:color="auto"/>
-              <w:bottom w:val="single" w:sz="6" w:space="0" w:color="auto"/>
-              <w:right w:val="single" w:sz="6" w:space="0" w:color="auto"/>
+              <w:top w:val="single" w:color="auto" w:sz="6" w:space="0"/>
+              <w:left w:val="single" w:color="auto" w:sz="6" w:space="0"/>
+              <w:bottom w:val="single" w:color="auto" w:sz="6" w:space="0"/>
+              <w:right w:val="single" w:color="auto" w:sz="6" w:space="0"/>
             </w:tcBorders>
             <w:tcMar>
               <w:top w:w="60" w:type="dxa"/>
@@ -2443,7 +7229,7 @@
               <w:spacing w:line="276" w:lineRule="auto"/>
               <w:jc w:val="both"/>
               <w:rPr>
-                <w:rFonts w:ascii="Calibri" w:eastAsia="Calibri" w:hAnsi="Calibri" w:cs="Calibri"/>
+                <w:rFonts w:ascii="Calibri" w:hAnsi="Calibri" w:eastAsia="Calibri" w:cs="Calibri"/>
                 <w:color w:val="000000" w:themeColor="text1"/>
                 <w:sz w:val="16"/>
                 <w:szCs w:val="16"/>
@@ -2451,7 +7237,7 @@
             </w:pPr>
             <w:r>
               <w:rPr>
-                <w:rFonts w:ascii="Calibri" w:eastAsia="Calibri" w:hAnsi="Calibri" w:cs="Calibri"/>
+                <w:rFonts w:ascii="Calibri" w:hAnsi="Calibri" w:eastAsia="Calibri" w:cs="Calibri"/>
                 <w:b/>
                 <w:bCs/>
                 <w:color w:val="000000" w:themeColor="text1"/>
@@ -2466,10 +7252,10 @@
           <w:tcPr>
             <w:tcW w:w="1097" w:type="dxa"/>
             <w:tcBorders>
-              <w:top w:val="single" w:sz="6" w:space="0" w:color="auto"/>
-              <w:left w:val="single" w:sz="6" w:space="0" w:color="auto"/>
-              <w:bottom w:val="single" w:sz="6" w:space="0" w:color="auto"/>
-              <w:right w:val="single" w:sz="6" w:space="0" w:color="auto"/>
+              <w:top w:val="single" w:color="auto" w:sz="6" w:space="0"/>
+              <w:left w:val="single" w:color="auto" w:sz="6" w:space="0"/>
+              <w:bottom w:val="single" w:color="auto" w:sz="6" w:space="0"/>
+              <w:right w:val="single" w:color="auto" w:sz="6" w:space="0"/>
             </w:tcBorders>
             <w:tcMar>
               <w:top w:w="60" w:type="dxa"/>
@@ -2483,7 +7269,7 @@
               <w:spacing w:line="276" w:lineRule="auto"/>
               <w:jc w:val="both"/>
               <w:rPr>
-                <w:rFonts w:ascii="Calibri" w:eastAsia="Calibri" w:hAnsi="Calibri" w:cs="Calibri"/>
+                <w:rFonts w:ascii="Calibri" w:hAnsi="Calibri" w:eastAsia="Calibri" w:cs="Calibri"/>
                 <w:color w:val="000000" w:themeColor="text1"/>
                 <w:sz w:val="16"/>
                 <w:szCs w:val="16"/>
@@ -2491,7 +7277,7 @@
             </w:pPr>
             <w:r>
               <w:rPr>
-                <w:rFonts w:ascii="Calibri" w:eastAsia="Calibri" w:hAnsi="Calibri" w:cs="Calibri"/>
+                <w:rFonts w:ascii="Calibri" w:hAnsi="Calibri" w:eastAsia="Calibri" w:cs="Calibri"/>
                 <w:b/>
                 <w:bCs/>
                 <w:color w:val="000000" w:themeColor="text1"/>
@@ -2506,10 +7292,10 @@
           <w:tcPr>
             <w:tcW w:w="1705" w:type="dxa"/>
             <w:tcBorders>
-              <w:top w:val="single" w:sz="6" w:space="0" w:color="auto"/>
-              <w:left w:val="single" w:sz="6" w:space="0" w:color="auto"/>
-              <w:bottom w:val="single" w:sz="6" w:space="0" w:color="auto"/>
-              <w:right w:val="single" w:sz="6" w:space="0" w:color="auto"/>
+              <w:top w:val="single" w:color="auto" w:sz="6" w:space="0"/>
+              <w:left w:val="single" w:color="auto" w:sz="6" w:space="0"/>
+              <w:bottom w:val="single" w:color="auto" w:sz="6" w:space="0"/>
+              <w:right w:val="single" w:color="auto" w:sz="6" w:space="0"/>
             </w:tcBorders>
             <w:tcMar>
               <w:top w:w="60" w:type="dxa"/>
@@ -2523,7 +7309,7 @@
               <w:spacing w:line="276" w:lineRule="auto"/>
               <w:jc w:val="both"/>
               <w:rPr>
-                <w:rFonts w:ascii="Calibri" w:eastAsia="Calibri" w:hAnsi="Calibri" w:cs="Calibri"/>
+                <w:rFonts w:ascii="Calibri" w:hAnsi="Calibri" w:eastAsia="Calibri" w:cs="Calibri"/>
                 <w:color w:val="000000" w:themeColor="text1"/>
                 <w:sz w:val="16"/>
                 <w:szCs w:val="16"/>
@@ -2531,7 +7317,7 @@
             </w:pPr>
             <w:r>
               <w:rPr>
-                <w:rFonts w:ascii="Calibri" w:eastAsia="Calibri" w:hAnsi="Calibri" w:cs="Calibri"/>
+                <w:rFonts w:ascii="Calibri" w:hAnsi="Calibri" w:eastAsia="Calibri" w:cs="Calibri"/>
                 <w:b/>
                 <w:bCs/>
                 <w:color w:val="000000" w:themeColor="text1"/>
@@ -2546,7 +7332,7 @@
               <w:spacing w:line="276" w:lineRule="auto"/>
               <w:jc w:val="both"/>
               <w:rPr>
-                <w:rFonts w:ascii="Calibri" w:eastAsia="Calibri" w:hAnsi="Calibri" w:cs="Calibri"/>
+                <w:rFonts w:ascii="Calibri" w:hAnsi="Calibri" w:eastAsia="Calibri" w:cs="Calibri"/>
                 <w:color w:val="000000" w:themeColor="text1"/>
                 <w:sz w:val="16"/>
                 <w:szCs w:val="16"/>
@@ -2555,7 +7341,7 @@
             <w:proofErr w:type="gramStart"/>
             <w:r>
               <w:rPr>
-                <w:rFonts w:ascii="Calibri" w:eastAsia="Calibri" w:hAnsi="Calibri" w:cs="Calibri"/>
+                <w:rFonts w:ascii="Calibri" w:hAnsi="Calibri" w:eastAsia="Calibri" w:cs="Calibri"/>
                 <w:b/>
                 <w:bCs/>
                 <w:color w:val="000000" w:themeColor="text1"/>
@@ -2567,7 +7353,7 @@
             <w:proofErr w:type="gramEnd"/>
             <w:r>
               <w:rPr>
-                <w:rFonts w:ascii="Calibri" w:eastAsia="Calibri" w:hAnsi="Calibri" w:cs="Calibri"/>
+                <w:rFonts w:ascii="Calibri" w:hAnsi="Calibri" w:eastAsia="Calibri" w:cs="Calibri"/>
                 <w:b/>
                 <w:bCs/>
                 <w:color w:val="000000" w:themeColor="text1"/>
@@ -2582,10 +7368,10 @@
           <w:tcPr>
             <w:tcW w:w="1720" w:type="dxa"/>
             <w:tcBorders>
-              <w:top w:val="single" w:sz="6" w:space="0" w:color="auto"/>
-              <w:left w:val="single" w:sz="6" w:space="0" w:color="auto"/>
-              <w:bottom w:val="single" w:sz="6" w:space="0" w:color="auto"/>
-              <w:right w:val="single" w:sz="6" w:space="0" w:color="auto"/>
+              <w:top w:val="single" w:color="auto" w:sz="6" w:space="0"/>
+              <w:left w:val="single" w:color="auto" w:sz="6" w:space="0"/>
+              <w:bottom w:val="single" w:color="auto" w:sz="6" w:space="0"/>
+              <w:right w:val="single" w:color="auto" w:sz="6" w:space="0"/>
             </w:tcBorders>
             <w:tcMar>
               <w:top w:w="60" w:type="dxa"/>
@@ -2599,7 +7385,7 @@
               <w:spacing w:line="276" w:lineRule="auto"/>
               <w:jc w:val="both"/>
               <w:rPr>
-                <w:rFonts w:ascii="Calibri" w:eastAsia="Calibri" w:hAnsi="Calibri" w:cs="Calibri"/>
+                <w:rFonts w:ascii="Calibri" w:hAnsi="Calibri" w:eastAsia="Calibri" w:cs="Calibri"/>
                 <w:color w:val="000000" w:themeColor="text1"/>
                 <w:sz w:val="16"/>
                 <w:szCs w:val="16"/>
@@ -2607,7 +7393,7 @@
             </w:pPr>
             <w:r>
               <w:rPr>
-                <w:rFonts w:ascii="Calibri" w:eastAsia="Calibri" w:hAnsi="Calibri" w:cs="Calibri"/>
+                <w:rFonts w:ascii="Calibri" w:hAnsi="Calibri" w:eastAsia="Calibri" w:cs="Calibri"/>
                 <w:b/>
                 <w:bCs/>
                 <w:color w:val="000000" w:themeColor="text1"/>
@@ -2622,7 +7408,7 @@
               <w:spacing w:line="276" w:lineRule="auto"/>
               <w:jc w:val="both"/>
               <w:rPr>
-                <w:rFonts w:ascii="Calibri" w:eastAsia="Calibri" w:hAnsi="Calibri" w:cs="Calibri"/>
+                <w:rFonts w:ascii="Calibri" w:hAnsi="Calibri" w:eastAsia="Calibri" w:cs="Calibri"/>
                 <w:color w:val="000000" w:themeColor="text1"/>
                 <w:sz w:val="16"/>
                 <w:szCs w:val="16"/>
@@ -2631,7 +7417,7 @@
             <w:proofErr w:type="gramStart"/>
             <w:r>
               <w:rPr>
-                <w:rFonts w:ascii="Calibri" w:eastAsia="Calibri" w:hAnsi="Calibri" w:cs="Calibri"/>
+                <w:rFonts w:ascii="Calibri" w:hAnsi="Calibri" w:eastAsia="Calibri" w:cs="Calibri"/>
                 <w:b/>
                 <w:bCs/>
                 <w:color w:val="000000" w:themeColor="text1"/>
@@ -2647,10 +7433,10 @@
           <w:tcPr>
             <w:tcW w:w="1942" w:type="dxa"/>
             <w:tcBorders>
-              <w:top w:val="single" w:sz="6" w:space="0" w:color="auto"/>
-              <w:left w:val="single" w:sz="6" w:space="0" w:color="auto"/>
-              <w:bottom w:val="single" w:sz="6" w:space="0" w:color="auto"/>
-              <w:right w:val="single" w:sz="6" w:space="0" w:color="auto"/>
+              <w:top w:val="single" w:color="auto" w:sz="6" w:space="0"/>
+              <w:left w:val="single" w:color="auto" w:sz="6" w:space="0"/>
+              <w:bottom w:val="single" w:color="auto" w:sz="6" w:space="0"/>
+              <w:right w:val="single" w:color="auto" w:sz="6" w:space="0"/>
             </w:tcBorders>
             <w:tcMar>
               <w:top w:w="60" w:type="dxa"/>
@@ -2664,7 +7450,7 @@
               <w:spacing w:line="276" w:lineRule="auto"/>
               <w:jc w:val="both"/>
               <w:rPr>
-                <w:rFonts w:ascii="Calibri" w:eastAsia="Calibri" w:hAnsi="Calibri" w:cs="Calibri"/>
+                <w:rFonts w:ascii="Calibri" w:hAnsi="Calibri" w:eastAsia="Calibri" w:cs="Calibri"/>
                 <w:color w:val="000000" w:themeColor="text1"/>
                 <w:sz w:val="16"/>
                 <w:szCs w:val="16"/>
@@ -2672,7 +7458,7 @@
             </w:pPr>
             <w:r>
               <w:rPr>
-                <w:rFonts w:ascii="Calibri" w:eastAsia="Calibri" w:hAnsi="Calibri" w:cs="Calibri"/>
+                <w:rFonts w:ascii="Calibri" w:hAnsi="Calibri" w:eastAsia="Calibri" w:cs="Calibri"/>
                 <w:b/>
                 <w:bCs/>
                 <w:color w:val="000000" w:themeColor="text1"/>
@@ -2684,7 +7470,7 @@
             <w:proofErr w:type="gramStart"/>
             <w:r>
               <w:rPr>
-                <w:rFonts w:ascii="Calibri" w:eastAsia="Calibri" w:hAnsi="Calibri" w:cs="Calibri"/>
+                <w:rFonts w:ascii="Calibri" w:hAnsi="Calibri" w:eastAsia="Calibri" w:cs="Calibri"/>
                 <w:b/>
                 <w:bCs/>
                 <w:color w:val="000000" w:themeColor="text1"/>
@@ -2700,7 +7486,7 @@
               <w:spacing w:line="276" w:lineRule="auto"/>
               <w:jc w:val="both"/>
               <w:rPr>
-                <w:rFonts w:ascii="Calibri" w:eastAsia="Calibri" w:hAnsi="Calibri" w:cs="Calibri"/>
+                <w:rFonts w:ascii="Calibri" w:hAnsi="Calibri" w:eastAsia="Calibri" w:cs="Calibri"/>
                 <w:color w:val="000000" w:themeColor="text1"/>
                 <w:sz w:val="16"/>
                 <w:szCs w:val="16"/>
@@ -2708,7 +7494,7 @@
             </w:pPr>
             <w:r>
               <w:rPr>
-                <w:rFonts w:ascii="Calibri" w:eastAsia="Calibri" w:hAnsi="Calibri" w:cs="Calibri"/>
+                <w:rFonts w:ascii="Calibri" w:hAnsi="Calibri" w:eastAsia="Calibri" w:cs="Calibri"/>
                 <w:b/>
                 <w:bCs/>
                 <w:color w:val="000000" w:themeColor="text1"/>
@@ -2723,10 +7509,10 @@
           <w:tcPr>
             <w:tcW w:w="2105" w:type="dxa"/>
             <w:tcBorders>
-              <w:top w:val="single" w:sz="6" w:space="0" w:color="auto"/>
-              <w:left w:val="single" w:sz="6" w:space="0" w:color="auto"/>
-              <w:bottom w:val="single" w:sz="6" w:space="0" w:color="auto"/>
-              <w:right w:val="single" w:sz="6" w:space="0" w:color="auto"/>
+              <w:top w:val="single" w:color="auto" w:sz="6" w:space="0"/>
+              <w:left w:val="single" w:color="auto" w:sz="6" w:space="0"/>
+              <w:bottom w:val="single" w:color="auto" w:sz="6" w:space="0"/>
+              <w:right w:val="single" w:color="auto" w:sz="6" w:space="0"/>
             </w:tcBorders>
             <w:tcMar>
               <w:top w:w="60" w:type="dxa"/>
@@ -2740,7 +7526,7 @@
               <w:spacing w:line="276" w:lineRule="auto"/>
               <w:jc w:val="both"/>
               <w:rPr>
-                <w:rFonts w:ascii="Calibri" w:eastAsia="Calibri" w:hAnsi="Calibri" w:cs="Calibri"/>
+                <w:rFonts w:ascii="Calibri" w:hAnsi="Calibri" w:eastAsia="Calibri" w:cs="Calibri"/>
                 <w:color w:val="000000" w:themeColor="text1"/>
                 <w:sz w:val="16"/>
                 <w:szCs w:val="16"/>
@@ -2748,7 +7534,7 @@
             </w:pPr>
             <w:r>
               <w:rPr>
-                <w:rFonts w:ascii="Calibri" w:eastAsia="Calibri" w:hAnsi="Calibri" w:cs="Calibri"/>
+                <w:rFonts w:ascii="Calibri" w:hAnsi="Calibri" w:eastAsia="Calibri" w:cs="Calibri"/>
                 <w:b/>
                 <w:bCs/>
                 <w:color w:val="000000" w:themeColor="text1"/>
@@ -2760,7 +7546,7 @@
             <w:proofErr w:type="gramStart"/>
             <w:r>
               <w:rPr>
-                <w:rFonts w:ascii="Calibri" w:eastAsia="Calibri" w:hAnsi="Calibri" w:cs="Calibri"/>
+                <w:rFonts w:ascii="Calibri" w:hAnsi="Calibri" w:eastAsia="Calibri" w:cs="Calibri"/>
                 <w:b/>
                 <w:bCs/>
                 <w:color w:val="000000" w:themeColor="text1"/>
@@ -2776,7 +7562,7 @@
               <w:spacing w:line="276" w:lineRule="auto"/>
               <w:jc w:val="both"/>
               <w:rPr>
-                <w:rFonts w:ascii="Calibri" w:eastAsia="Calibri" w:hAnsi="Calibri" w:cs="Calibri"/>
+                <w:rFonts w:ascii="Calibri" w:hAnsi="Calibri" w:eastAsia="Calibri" w:cs="Calibri"/>
                 <w:color w:val="000000" w:themeColor="text1"/>
                 <w:sz w:val="16"/>
                 <w:szCs w:val="16"/>
@@ -2784,7 +7570,7 @@
             </w:pPr>
             <w:r>
               <w:rPr>
-                <w:rFonts w:ascii="Calibri" w:eastAsia="Calibri" w:hAnsi="Calibri" w:cs="Calibri"/>
+                <w:rFonts w:ascii="Calibri" w:hAnsi="Calibri" w:eastAsia="Calibri" w:cs="Calibri"/>
                 <w:b/>
                 <w:bCs/>
                 <w:color w:val="000000" w:themeColor="text1"/>
@@ -2804,10 +7590,10 @@
           <w:tcPr>
             <w:tcW w:w="445" w:type="dxa"/>
             <w:tcBorders>
-              <w:top w:val="single" w:sz="6" w:space="0" w:color="auto"/>
-              <w:left w:val="single" w:sz="6" w:space="0" w:color="auto"/>
-              <w:bottom w:val="single" w:sz="6" w:space="0" w:color="auto"/>
-              <w:right w:val="single" w:sz="6" w:space="0" w:color="auto"/>
+              <w:top w:val="single" w:color="auto" w:sz="6" w:space="0"/>
+              <w:left w:val="single" w:color="auto" w:sz="6" w:space="0"/>
+              <w:bottom w:val="single" w:color="auto" w:sz="6" w:space="0"/>
+              <w:right w:val="single" w:color="auto" w:sz="6" w:space="0"/>
             </w:tcBorders>
             <w:tcMar>
               <w:top w:w="60" w:type="dxa"/>
@@ -2821,7 +7607,7 @@
               <w:spacing w:line="274" w:lineRule="auto"/>
               <w:jc w:val="both"/>
               <w:rPr>
-                <w:rFonts w:ascii="Calibri" w:eastAsia="Calibri" w:hAnsi="Calibri" w:cs="Calibri"/>
+                <w:rFonts w:ascii="Calibri" w:hAnsi="Calibri" w:eastAsia="Calibri" w:cs="Calibri"/>
                 <w:color w:val="000000" w:themeColor="text1"/>
                 <w:sz w:val="16"/>
                 <w:szCs w:val="16"/>
@@ -2829,7 +7615,7 @@
             </w:pPr>
             <w:r>
               <w:rPr>
-                <w:rFonts w:ascii="Calibri" w:eastAsia="Calibri" w:hAnsi="Calibri" w:cs="Calibri"/>
+                <w:rFonts w:ascii="Calibri" w:hAnsi="Calibri" w:eastAsia="Calibri" w:cs="Calibri"/>
                 <w:b/>
                 <w:bCs/>
                 <w:color w:val="000000" w:themeColor="text1"/>
@@ -2844,10 +7630,10 @@
           <w:tcPr>
             <w:tcW w:w="1097" w:type="dxa"/>
             <w:tcBorders>
-              <w:top w:val="single" w:sz="6" w:space="0" w:color="auto"/>
-              <w:left w:val="single" w:sz="6" w:space="0" w:color="auto"/>
-              <w:bottom w:val="single" w:sz="6" w:space="0" w:color="auto"/>
-              <w:right w:val="single" w:sz="6" w:space="0" w:color="auto"/>
+              <w:top w:val="single" w:color="auto" w:sz="6" w:space="0"/>
+              <w:left w:val="single" w:color="auto" w:sz="6" w:space="0"/>
+              <w:bottom w:val="single" w:color="auto" w:sz="6" w:space="0"/>
+              <w:right w:val="single" w:color="auto" w:sz="6" w:space="0"/>
             </w:tcBorders>
             <w:tcMar>
               <w:top w:w="60" w:type="dxa"/>
@@ -2861,7 +7647,7 @@
               <w:spacing w:line="274" w:lineRule="auto"/>
               <w:jc w:val="both"/>
               <w:rPr>
-                <w:rFonts w:ascii="Calibri" w:eastAsia="Calibri" w:hAnsi="Calibri" w:cs="Calibri"/>
+                <w:rFonts w:ascii="Calibri" w:hAnsi="Calibri" w:eastAsia="Calibri" w:cs="Calibri"/>
                 <w:color w:val="000000" w:themeColor="text1"/>
                 <w:sz w:val="16"/>
                 <w:szCs w:val="16"/>
@@ -2869,7 +7655,7 @@
             </w:pPr>
             <w:r>
               <w:rPr>
-                <w:rFonts w:ascii="Calibri" w:eastAsia="Calibri" w:hAnsi="Calibri" w:cs="Calibri"/>
+                <w:rFonts w:ascii="Calibri" w:hAnsi="Calibri" w:eastAsia="Calibri" w:cs="Calibri"/>
                 <w:b/>
                 <w:bCs/>
                 <w:color w:val="000000" w:themeColor="text1"/>
@@ -2884,10 +7670,10 @@
           <w:tcPr>
             <w:tcW w:w="1705" w:type="dxa"/>
             <w:tcBorders>
-              <w:top w:val="single" w:sz="6" w:space="0" w:color="auto"/>
-              <w:left w:val="single" w:sz="6" w:space="0" w:color="auto"/>
-              <w:bottom w:val="single" w:sz="6" w:space="0" w:color="auto"/>
-              <w:right w:val="single" w:sz="6" w:space="0" w:color="auto"/>
+              <w:top w:val="single" w:color="auto" w:sz="6" w:space="0"/>
+              <w:left w:val="single" w:color="auto" w:sz="6" w:space="0"/>
+              <w:bottom w:val="single" w:color="auto" w:sz="6" w:space="0"/>
+              <w:right w:val="single" w:color="auto" w:sz="6" w:space="0"/>
             </w:tcBorders>
             <w:tcMar>
               <w:top w:w="60" w:type="dxa"/>
@@ -2901,7 +7687,7 @@
               <w:spacing w:line="274" w:lineRule="auto"/>
               <w:jc w:val="both"/>
               <w:rPr>
-                <w:rFonts w:ascii="Calibri" w:eastAsia="Calibri" w:hAnsi="Calibri" w:cs="Calibri"/>
+                <w:rFonts w:ascii="Calibri" w:hAnsi="Calibri" w:eastAsia="Calibri" w:cs="Calibri"/>
                 <w:color w:val="000000" w:themeColor="text1"/>
                 <w:sz w:val="16"/>
                 <w:szCs w:val="16"/>
@@ -2909,7 +7695,7 @@
             </w:pPr>
             <w:r>
               <w:rPr>
-                <w:rFonts w:ascii="Calibri" w:eastAsia="Calibri" w:hAnsi="Calibri" w:cs="Calibri"/>
+                <w:rFonts w:ascii="Calibri" w:hAnsi="Calibri" w:eastAsia="Calibri" w:cs="Calibri"/>
                 <w:color w:val="000000" w:themeColor="text1"/>
                 <w:sz w:val="16"/>
                 <w:szCs w:val="16"/>
@@ -2922,10 +7708,10 @@
           <w:tcPr>
             <w:tcW w:w="1720" w:type="dxa"/>
             <w:tcBorders>
-              <w:top w:val="single" w:sz="6" w:space="0" w:color="auto"/>
-              <w:left w:val="single" w:sz="6" w:space="0" w:color="auto"/>
-              <w:bottom w:val="single" w:sz="6" w:space="0" w:color="auto"/>
-              <w:right w:val="single" w:sz="6" w:space="0" w:color="auto"/>
+              <w:top w:val="single" w:color="auto" w:sz="6" w:space="0"/>
+              <w:left w:val="single" w:color="auto" w:sz="6" w:space="0"/>
+              <w:bottom w:val="single" w:color="auto" w:sz="6" w:space="0"/>
+              <w:right w:val="single" w:color="auto" w:sz="6" w:space="0"/>
             </w:tcBorders>
             <w:tcMar>
               <w:top w:w="60" w:type="dxa"/>
@@ -2939,7 +7725,7 @@
               <w:spacing w:line="274" w:lineRule="auto"/>
               <w:jc w:val="both"/>
               <w:rPr>
-                <w:rFonts w:ascii="Calibri" w:eastAsia="Calibri" w:hAnsi="Calibri" w:cs="Calibri"/>
+                <w:rFonts w:ascii="Calibri" w:hAnsi="Calibri" w:eastAsia="Calibri" w:cs="Calibri"/>
                 <w:color w:val="000000" w:themeColor="text1"/>
                 <w:sz w:val="16"/>
                 <w:szCs w:val="16"/>
@@ -2947,7 +7733,7 @@
             </w:pPr>
             <w:r>
               <w:rPr>
-                <w:rFonts w:ascii="Calibri" w:eastAsia="Calibri" w:hAnsi="Calibri" w:cs="Calibri"/>
+                <w:rFonts w:ascii="Calibri" w:hAnsi="Calibri" w:eastAsia="Calibri" w:cs="Calibri"/>
                 <w:color w:val="000000" w:themeColor="text1"/>
                 <w:sz w:val="16"/>
                 <w:szCs w:val="16"/>
@@ -2960,10 +7746,10 @@
           <w:tcPr>
             <w:tcW w:w="1942" w:type="dxa"/>
             <w:tcBorders>
-              <w:top w:val="single" w:sz="6" w:space="0" w:color="auto"/>
-              <w:left w:val="single" w:sz="6" w:space="0" w:color="auto"/>
-              <w:bottom w:val="single" w:sz="6" w:space="0" w:color="auto"/>
-              <w:right w:val="single" w:sz="6" w:space="0" w:color="auto"/>
+              <w:top w:val="single" w:color="auto" w:sz="6" w:space="0"/>
+              <w:left w:val="single" w:color="auto" w:sz="6" w:space="0"/>
+              <w:bottom w:val="single" w:color="auto" w:sz="6" w:space="0"/>
+              <w:right w:val="single" w:color="auto" w:sz="6" w:space="0"/>
             </w:tcBorders>
             <w:tcMar>
               <w:top w:w="60" w:type="dxa"/>
@@ -2977,7 +7763,7 @@
               <w:spacing w:line="274" w:lineRule="auto"/>
               <w:jc w:val="both"/>
               <w:rPr>
-                <w:rFonts w:ascii="Calibri" w:eastAsia="Calibri" w:hAnsi="Calibri" w:cs="Calibri"/>
+                <w:rFonts w:ascii="Calibri" w:hAnsi="Calibri" w:eastAsia="Calibri" w:cs="Calibri"/>
                 <w:color w:val="000000" w:themeColor="text1"/>
                 <w:sz w:val="16"/>
                 <w:szCs w:val="16"/>
@@ -2985,7 +7771,7 @@
             </w:pPr>
             <w:r>
               <w:rPr>
-                <w:rFonts w:ascii="Calibri" w:eastAsia="Calibri" w:hAnsi="Calibri" w:cs="Calibri"/>
+                <w:rFonts w:ascii="Calibri" w:hAnsi="Calibri" w:eastAsia="Calibri" w:cs="Calibri"/>
                 <w:color w:val="000000" w:themeColor="text1"/>
                 <w:sz w:val="16"/>
                 <w:szCs w:val="16"/>
@@ -2998,10 +7784,10 @@
           <w:tcPr>
             <w:tcW w:w="2105" w:type="dxa"/>
             <w:tcBorders>
-              <w:top w:val="single" w:sz="6" w:space="0" w:color="auto"/>
-              <w:left w:val="single" w:sz="6" w:space="0" w:color="auto"/>
-              <w:bottom w:val="single" w:sz="6" w:space="0" w:color="auto"/>
-              <w:right w:val="single" w:sz="6" w:space="0" w:color="auto"/>
+              <w:top w:val="single" w:color="auto" w:sz="6" w:space="0"/>
+              <w:left w:val="single" w:color="auto" w:sz="6" w:space="0"/>
+              <w:bottom w:val="single" w:color="auto" w:sz="6" w:space="0"/>
+              <w:right w:val="single" w:color="auto" w:sz="6" w:space="0"/>
             </w:tcBorders>
             <w:tcMar>
               <w:top w:w="60" w:type="dxa"/>
@@ -3015,7 +7801,7 @@
               <w:spacing w:line="274" w:lineRule="auto"/>
               <w:jc w:val="both"/>
               <w:rPr>
-                <w:rFonts w:ascii="Calibri" w:eastAsia="Calibri" w:hAnsi="Calibri" w:cs="Calibri"/>
+                <w:rFonts w:ascii="Calibri" w:hAnsi="Calibri" w:eastAsia="Calibri" w:cs="Calibri"/>
                 <w:color w:val="000000" w:themeColor="text1"/>
                 <w:sz w:val="16"/>
                 <w:szCs w:val="16"/>
@@ -3023,7 +7809,7 @@
             </w:pPr>
             <w:r>
               <w:rPr>
-                <w:rFonts w:ascii="Calibri" w:eastAsia="Calibri" w:hAnsi="Calibri" w:cs="Calibri"/>
+                <w:rFonts w:ascii="Calibri" w:hAnsi="Calibri" w:eastAsia="Calibri" w:cs="Calibri"/>
                 <w:color w:val="000000" w:themeColor="text1"/>
                 <w:sz w:val="16"/>
                 <w:szCs w:val="16"/>
@@ -3041,10 +7827,10 @@
           <w:tcPr>
             <w:tcW w:w="445" w:type="dxa"/>
             <w:tcBorders>
-              <w:top w:val="single" w:sz="6" w:space="0" w:color="auto"/>
-              <w:left w:val="single" w:sz="6" w:space="0" w:color="auto"/>
-              <w:bottom w:val="single" w:sz="6" w:space="0" w:color="auto"/>
-              <w:right w:val="single" w:sz="6" w:space="0" w:color="auto"/>
+              <w:top w:val="single" w:color="auto" w:sz="6" w:space="0"/>
+              <w:left w:val="single" w:color="auto" w:sz="6" w:space="0"/>
+              <w:bottom w:val="single" w:color="auto" w:sz="6" w:space="0"/>
+              <w:right w:val="single" w:color="auto" w:sz="6" w:space="0"/>
             </w:tcBorders>
             <w:tcMar>
               <w:top w:w="60" w:type="dxa"/>
@@ -3058,7 +7844,7 @@
               <w:spacing w:line="274" w:lineRule="auto"/>
               <w:jc w:val="both"/>
               <w:rPr>
-                <w:rFonts w:ascii="Calibri" w:eastAsia="Calibri" w:hAnsi="Calibri" w:cs="Calibri"/>
+                <w:rFonts w:ascii="Calibri" w:hAnsi="Calibri" w:eastAsia="Calibri" w:cs="Calibri"/>
                 <w:color w:val="000000" w:themeColor="text1"/>
                 <w:sz w:val="18"/>
                 <w:szCs w:val="18"/>
@@ -3066,7 +7852,7 @@
             </w:pPr>
             <w:r>
               <w:rPr>
-                <w:rFonts w:ascii="Calibri" w:eastAsia="Calibri" w:hAnsi="Calibri" w:cs="Calibri"/>
+                <w:rFonts w:ascii="Calibri" w:hAnsi="Calibri" w:eastAsia="Calibri" w:cs="Calibri"/>
                 <w:b/>
                 <w:bCs/>
                 <w:color w:val="000000" w:themeColor="text1"/>
@@ -3081,10 +7867,10 @@
           <w:tcPr>
             <w:tcW w:w="1097" w:type="dxa"/>
             <w:tcBorders>
-              <w:top w:val="single" w:sz="6" w:space="0" w:color="auto"/>
-              <w:left w:val="single" w:sz="6" w:space="0" w:color="auto"/>
-              <w:bottom w:val="single" w:sz="6" w:space="0" w:color="auto"/>
-              <w:right w:val="single" w:sz="6" w:space="0" w:color="auto"/>
+              <w:top w:val="single" w:color="auto" w:sz="6" w:space="0"/>
+              <w:left w:val="single" w:color="auto" w:sz="6" w:space="0"/>
+              <w:bottom w:val="single" w:color="auto" w:sz="6" w:space="0"/>
+              <w:right w:val="single" w:color="auto" w:sz="6" w:space="0"/>
             </w:tcBorders>
             <w:tcMar>
               <w:top w:w="60" w:type="dxa"/>
@@ -3098,7 +7884,7 @@
               <w:spacing w:line="274" w:lineRule="auto"/>
               <w:jc w:val="both"/>
               <w:rPr>
-                <w:rFonts w:ascii="Calibri" w:eastAsia="Calibri" w:hAnsi="Calibri" w:cs="Calibri"/>
+                <w:rFonts w:ascii="Calibri" w:hAnsi="Calibri" w:eastAsia="Calibri" w:cs="Calibri"/>
                 <w:color w:val="000000" w:themeColor="text1"/>
                 <w:sz w:val="20"/>
                 <w:szCs w:val="20"/>
@@ -3106,7 +7892,7 @@
             </w:pPr>
             <w:r>
               <w:rPr>
-                <w:rFonts w:ascii="Calibri" w:eastAsia="Calibri" w:hAnsi="Calibri" w:cs="Calibri"/>
+                <w:rFonts w:ascii="Calibri" w:hAnsi="Calibri" w:eastAsia="Calibri" w:cs="Calibri"/>
                 <w:b/>
                 <w:bCs/>
                 <w:color w:val="000000" w:themeColor="text1"/>
@@ -3121,10 +7907,10 @@
           <w:tcPr>
             <w:tcW w:w="1705" w:type="dxa"/>
             <w:tcBorders>
-              <w:top w:val="single" w:sz="6" w:space="0" w:color="auto"/>
-              <w:left w:val="single" w:sz="6" w:space="0" w:color="auto"/>
-              <w:bottom w:val="single" w:sz="6" w:space="0" w:color="auto"/>
-              <w:right w:val="single" w:sz="6" w:space="0" w:color="auto"/>
+              <w:top w:val="single" w:color="auto" w:sz="6" w:space="0"/>
+              <w:left w:val="single" w:color="auto" w:sz="6" w:space="0"/>
+              <w:bottom w:val="single" w:color="auto" w:sz="6" w:space="0"/>
+              <w:right w:val="single" w:color="auto" w:sz="6" w:space="0"/>
             </w:tcBorders>
             <w:tcMar>
               <w:top w:w="60" w:type="dxa"/>
@@ -3138,7 +7924,7 @@
               <w:spacing w:line="274" w:lineRule="auto"/>
               <w:jc w:val="both"/>
               <w:rPr>
-                <w:rFonts w:ascii="Calibri" w:eastAsia="Calibri" w:hAnsi="Calibri" w:cs="Calibri"/>
+                <w:rFonts w:ascii="Calibri" w:hAnsi="Calibri" w:eastAsia="Calibri" w:cs="Calibri"/>
                 <w:color w:val="000000" w:themeColor="text1"/>
                 <w:sz w:val="18"/>
                 <w:szCs w:val="18"/>
@@ -3146,7 +7932,7 @@
             </w:pPr>
             <w:r>
               <w:rPr>
-                <w:rFonts w:ascii="Calibri" w:eastAsia="Calibri" w:hAnsi="Calibri" w:cs="Calibri"/>
+                <w:rFonts w:ascii="Calibri" w:hAnsi="Calibri" w:eastAsia="Calibri" w:cs="Calibri"/>
                 <w:color w:val="000000" w:themeColor="text1"/>
                 <w:sz w:val="18"/>
                 <w:szCs w:val="18"/>
@@ -3159,10 +7945,10 @@
           <w:tcPr>
             <w:tcW w:w="1720" w:type="dxa"/>
             <w:tcBorders>
-              <w:top w:val="single" w:sz="6" w:space="0" w:color="auto"/>
-              <w:left w:val="single" w:sz="6" w:space="0" w:color="auto"/>
-              <w:bottom w:val="single" w:sz="6" w:space="0" w:color="auto"/>
-              <w:right w:val="single" w:sz="6" w:space="0" w:color="auto"/>
+              <w:top w:val="single" w:color="auto" w:sz="6" w:space="0"/>
+              <w:left w:val="single" w:color="auto" w:sz="6" w:space="0"/>
+              <w:bottom w:val="single" w:color="auto" w:sz="6" w:space="0"/>
+              <w:right w:val="single" w:color="auto" w:sz="6" w:space="0"/>
             </w:tcBorders>
             <w:tcMar>
               <w:top w:w="60" w:type="dxa"/>
@@ -3176,7 +7962,7 @@
               <w:spacing w:line="274" w:lineRule="auto"/>
               <w:jc w:val="both"/>
               <w:rPr>
-                <w:rFonts w:ascii="Calibri" w:eastAsia="Calibri" w:hAnsi="Calibri" w:cs="Calibri"/>
+                <w:rFonts w:ascii="Calibri" w:hAnsi="Calibri" w:eastAsia="Calibri" w:cs="Calibri"/>
                 <w:color w:val="000000" w:themeColor="text1"/>
                 <w:sz w:val="18"/>
                 <w:szCs w:val="18"/>
@@ -3184,7 +7970,7 @@
             </w:pPr>
             <w:r>
               <w:rPr>
-                <w:rFonts w:ascii="Calibri" w:eastAsia="Calibri" w:hAnsi="Calibri" w:cs="Calibri"/>
+                <w:rFonts w:ascii="Calibri" w:hAnsi="Calibri" w:eastAsia="Calibri" w:cs="Calibri"/>
                 <w:color w:val="000000" w:themeColor="text1"/>
                 <w:sz w:val="18"/>
                 <w:szCs w:val="18"/>
@@ -3197,10 +7983,10 @@
           <w:tcPr>
             <w:tcW w:w="1942" w:type="dxa"/>
             <w:tcBorders>
-              <w:top w:val="single" w:sz="6" w:space="0" w:color="auto"/>
-              <w:left w:val="single" w:sz="6" w:space="0" w:color="auto"/>
-              <w:bottom w:val="single" w:sz="6" w:space="0" w:color="auto"/>
-              <w:right w:val="single" w:sz="6" w:space="0" w:color="auto"/>
+              <w:top w:val="single" w:color="auto" w:sz="6" w:space="0"/>
+              <w:left w:val="single" w:color="auto" w:sz="6" w:space="0"/>
+              <w:bottom w:val="single" w:color="auto" w:sz="6" w:space="0"/>
+              <w:right w:val="single" w:color="auto" w:sz="6" w:space="0"/>
             </w:tcBorders>
             <w:tcMar>
               <w:top w:w="60" w:type="dxa"/>
@@ -3214,7 +8000,7 @@
               <w:spacing w:line="274" w:lineRule="auto"/>
               <w:jc w:val="both"/>
               <w:rPr>
-                <w:rFonts w:ascii="Calibri" w:eastAsia="Calibri" w:hAnsi="Calibri" w:cs="Calibri"/>
+                <w:rFonts w:ascii="Calibri" w:hAnsi="Calibri" w:eastAsia="Calibri" w:cs="Calibri"/>
                 <w:color w:val="000000" w:themeColor="text1"/>
                 <w:sz w:val="18"/>
                 <w:szCs w:val="18"/>
@@ -3222,7 +8008,7 @@
             </w:pPr>
             <w:r>
               <w:rPr>
-                <w:rFonts w:ascii="Calibri" w:eastAsia="Calibri" w:hAnsi="Calibri" w:cs="Calibri"/>
+                <w:rFonts w:ascii="Calibri" w:hAnsi="Calibri" w:eastAsia="Calibri" w:cs="Calibri"/>
                 <w:color w:val="000000" w:themeColor="text1"/>
                 <w:sz w:val="18"/>
                 <w:szCs w:val="18"/>
@@ -3235,10 +8021,10 @@
           <w:tcPr>
             <w:tcW w:w="2105" w:type="dxa"/>
             <w:tcBorders>
-              <w:top w:val="single" w:sz="6" w:space="0" w:color="auto"/>
-              <w:left w:val="single" w:sz="6" w:space="0" w:color="auto"/>
-              <w:bottom w:val="single" w:sz="6" w:space="0" w:color="auto"/>
-              <w:right w:val="single" w:sz="6" w:space="0" w:color="auto"/>
+              <w:top w:val="single" w:color="auto" w:sz="6" w:space="0"/>
+              <w:left w:val="single" w:color="auto" w:sz="6" w:space="0"/>
+              <w:bottom w:val="single" w:color="auto" w:sz="6" w:space="0"/>
+              <w:right w:val="single" w:color="auto" w:sz="6" w:space="0"/>
             </w:tcBorders>
             <w:tcMar>
               <w:top w:w="60" w:type="dxa"/>
@@ -3252,7 +8038,7 @@
               <w:spacing w:line="274" w:lineRule="auto"/>
               <w:jc w:val="both"/>
               <w:rPr>
-                <w:rFonts w:ascii="Calibri" w:eastAsia="Calibri" w:hAnsi="Calibri" w:cs="Calibri"/>
+                <w:rFonts w:ascii="Calibri" w:hAnsi="Calibri" w:eastAsia="Calibri" w:cs="Calibri"/>
                 <w:color w:val="000000" w:themeColor="text1"/>
                 <w:sz w:val="18"/>
                 <w:szCs w:val="18"/>
@@ -3260,7 +8046,7 @@
             </w:pPr>
             <w:r>
               <w:rPr>
-                <w:rFonts w:ascii="Calibri" w:eastAsia="Calibri" w:hAnsi="Calibri" w:cs="Calibri"/>
+                <w:rFonts w:ascii="Calibri" w:hAnsi="Calibri" w:eastAsia="Calibri" w:cs="Calibri"/>
                 <w:color w:val="000000" w:themeColor="text1"/>
                 <w:sz w:val="18"/>
                 <w:szCs w:val="18"/>
@@ -3278,10 +8064,10 @@
           <w:tcPr>
             <w:tcW w:w="445" w:type="dxa"/>
             <w:tcBorders>
-              <w:top w:val="single" w:sz="6" w:space="0" w:color="auto"/>
-              <w:left w:val="single" w:sz="6" w:space="0" w:color="auto"/>
-              <w:bottom w:val="single" w:sz="6" w:space="0" w:color="auto"/>
-              <w:right w:val="single" w:sz="6" w:space="0" w:color="auto"/>
+              <w:top w:val="single" w:color="auto" w:sz="6" w:space="0"/>
+              <w:left w:val="single" w:color="auto" w:sz="6" w:space="0"/>
+              <w:bottom w:val="single" w:color="auto" w:sz="6" w:space="0"/>
+              <w:right w:val="single" w:color="auto" w:sz="6" w:space="0"/>
             </w:tcBorders>
             <w:tcMar>
               <w:top w:w="60" w:type="dxa"/>
@@ -3295,7 +8081,7 @@
               <w:spacing w:line="274" w:lineRule="auto"/>
               <w:jc w:val="both"/>
               <w:rPr>
-                <w:rFonts w:ascii="Calibri" w:eastAsia="Calibri" w:hAnsi="Calibri" w:cs="Calibri"/>
+                <w:rFonts w:ascii="Calibri" w:hAnsi="Calibri" w:eastAsia="Calibri" w:cs="Calibri"/>
                 <w:b/>
                 <w:bCs/>
                 <w:color w:val="000000" w:themeColor="text1"/>
@@ -3305,7 +8091,7 @@
             </w:pPr>
             <w:r>
               <w:rPr>
-                <w:rFonts w:ascii="Calibri" w:eastAsia="Calibri" w:hAnsi="Calibri" w:cs="Calibri"/>
+                <w:rFonts w:ascii="Calibri" w:hAnsi="Calibri" w:eastAsia="Calibri" w:cs="Calibri"/>
                 <w:b/>
                 <w:bCs/>
                 <w:color w:val="000000" w:themeColor="text1"/>
@@ -3320,10 +8106,10 @@
           <w:tcPr>
             <w:tcW w:w="1097" w:type="dxa"/>
             <w:tcBorders>
-              <w:top w:val="single" w:sz="6" w:space="0" w:color="auto"/>
-              <w:left w:val="single" w:sz="6" w:space="0" w:color="auto"/>
-              <w:bottom w:val="single" w:sz="6" w:space="0" w:color="auto"/>
-              <w:right w:val="single" w:sz="6" w:space="0" w:color="auto"/>
+              <w:top w:val="single" w:color="auto" w:sz="6" w:space="0"/>
+              <w:left w:val="single" w:color="auto" w:sz="6" w:space="0"/>
+              <w:bottom w:val="single" w:color="auto" w:sz="6" w:space="0"/>
+              <w:right w:val="single" w:color="auto" w:sz="6" w:space="0"/>
             </w:tcBorders>
             <w:tcMar>
               <w:top w:w="60" w:type="dxa"/>
@@ -3337,7 +8123,7 @@
               <w:spacing w:line="274" w:lineRule="auto"/>
               <w:jc w:val="both"/>
               <w:rPr>
-                <w:rFonts w:ascii="Calibri" w:eastAsia="Calibri" w:hAnsi="Calibri" w:cs="Calibri"/>
+                <w:rFonts w:ascii="Calibri" w:hAnsi="Calibri" w:eastAsia="Calibri" w:cs="Calibri"/>
                 <w:color w:val="000000" w:themeColor="text1"/>
                 <w:sz w:val="16"/>
                 <w:szCs w:val="16"/>
@@ -3345,7 +8131,7 @@
             </w:pPr>
             <w:r>
               <w:rPr>
-                <w:rFonts w:ascii="Calibri" w:eastAsia="Calibri" w:hAnsi="Calibri" w:cs="Calibri"/>
+                <w:rFonts w:ascii="Calibri" w:hAnsi="Calibri" w:eastAsia="Calibri" w:cs="Calibri"/>
                 <w:b/>
                 <w:bCs/>
                 <w:color w:val="000000" w:themeColor="text1"/>
@@ -3360,10 +8146,10 @@
           <w:tcPr>
             <w:tcW w:w="1705" w:type="dxa"/>
             <w:tcBorders>
-              <w:top w:val="single" w:sz="6" w:space="0" w:color="auto"/>
-              <w:left w:val="single" w:sz="6" w:space="0" w:color="auto"/>
-              <w:bottom w:val="single" w:sz="6" w:space="0" w:color="auto"/>
-              <w:right w:val="single" w:sz="6" w:space="0" w:color="auto"/>
+              <w:top w:val="single" w:color="auto" w:sz="6" w:space="0"/>
+              <w:left w:val="single" w:color="auto" w:sz="6" w:space="0"/>
+              <w:bottom w:val="single" w:color="auto" w:sz="6" w:space="0"/>
+              <w:right w:val="single" w:color="auto" w:sz="6" w:space="0"/>
             </w:tcBorders>
             <w:tcMar>
               <w:top w:w="60" w:type="dxa"/>
@@ -3377,7 +8163,7 @@
               <w:spacing w:line="274" w:lineRule="auto"/>
               <w:jc w:val="both"/>
               <w:rPr>
-                <w:rFonts w:ascii="Calibri" w:eastAsia="Calibri" w:hAnsi="Calibri" w:cs="Calibri"/>
+                <w:rFonts w:ascii="Calibri" w:hAnsi="Calibri" w:eastAsia="Calibri" w:cs="Calibri"/>
                 <w:color w:val="000000" w:themeColor="text1"/>
                 <w:sz w:val="16"/>
                 <w:szCs w:val="16"/>
@@ -3385,7 +8171,7 @@
             </w:pPr>
             <w:r>
               <w:rPr>
-                <w:rFonts w:ascii="Calibri" w:eastAsia="Calibri" w:hAnsi="Calibri" w:cs="Calibri"/>
+                <w:rFonts w:ascii="Calibri" w:hAnsi="Calibri" w:eastAsia="Calibri" w:cs="Calibri"/>
                 <w:color w:val="000000" w:themeColor="text1"/>
                 <w:sz w:val="16"/>
                 <w:szCs w:val="16"/>
@@ -3398,10 +8184,10 @@
           <w:tcPr>
             <w:tcW w:w="1720" w:type="dxa"/>
             <w:tcBorders>
-              <w:top w:val="single" w:sz="6" w:space="0" w:color="auto"/>
-              <w:left w:val="single" w:sz="6" w:space="0" w:color="auto"/>
-              <w:bottom w:val="single" w:sz="6" w:space="0" w:color="auto"/>
-              <w:right w:val="single" w:sz="6" w:space="0" w:color="auto"/>
+              <w:top w:val="single" w:color="auto" w:sz="6" w:space="0"/>
+              <w:left w:val="single" w:color="auto" w:sz="6" w:space="0"/>
+              <w:bottom w:val="single" w:color="auto" w:sz="6" w:space="0"/>
+              <w:right w:val="single" w:color="auto" w:sz="6" w:space="0"/>
             </w:tcBorders>
             <w:tcMar>
               <w:top w:w="60" w:type="dxa"/>
@@ -3415,7 +8201,7 @@
               <w:spacing w:line="274" w:lineRule="auto"/>
               <w:jc w:val="both"/>
               <w:rPr>
-                <w:rFonts w:ascii="Calibri" w:eastAsia="Calibri" w:hAnsi="Calibri" w:cs="Calibri"/>
+                <w:rFonts w:ascii="Calibri" w:hAnsi="Calibri" w:eastAsia="Calibri" w:cs="Calibri"/>
                 <w:color w:val="000000" w:themeColor="text1"/>
                 <w:sz w:val="16"/>
                 <w:szCs w:val="16"/>
@@ -3423,7 +8209,7 @@
             </w:pPr>
             <w:r>
               <w:rPr>
-                <w:rFonts w:ascii="Calibri" w:eastAsia="Calibri" w:hAnsi="Calibri" w:cs="Calibri"/>
+                <w:rFonts w:ascii="Calibri" w:hAnsi="Calibri" w:eastAsia="Calibri" w:cs="Calibri"/>
                 <w:color w:val="000000" w:themeColor="text1"/>
                 <w:sz w:val="16"/>
                 <w:szCs w:val="16"/>
@@ -3436,10 +8222,10 @@
           <w:tcPr>
             <w:tcW w:w="1942" w:type="dxa"/>
             <w:tcBorders>
-              <w:top w:val="single" w:sz="6" w:space="0" w:color="auto"/>
-              <w:left w:val="single" w:sz="6" w:space="0" w:color="auto"/>
-              <w:bottom w:val="single" w:sz="6" w:space="0" w:color="auto"/>
-              <w:right w:val="single" w:sz="6" w:space="0" w:color="auto"/>
+              <w:top w:val="single" w:color="auto" w:sz="6" w:space="0"/>
+              <w:left w:val="single" w:color="auto" w:sz="6" w:space="0"/>
+              <w:bottom w:val="single" w:color="auto" w:sz="6" w:space="0"/>
+              <w:right w:val="single" w:color="auto" w:sz="6" w:space="0"/>
             </w:tcBorders>
             <w:tcMar>
               <w:top w:w="60" w:type="dxa"/>
@@ -3453,7 +8239,7 @@
               <w:spacing w:line="274" w:lineRule="auto"/>
               <w:jc w:val="both"/>
               <w:rPr>
-                <w:rFonts w:ascii="Calibri" w:eastAsia="Calibri" w:hAnsi="Calibri" w:cs="Calibri"/>
+                <w:rFonts w:ascii="Calibri" w:hAnsi="Calibri" w:eastAsia="Calibri" w:cs="Calibri"/>
                 <w:color w:val="000000" w:themeColor="text1"/>
                 <w:sz w:val="16"/>
                 <w:szCs w:val="16"/>
@@ -3461,7 +8247,7 @@
             </w:pPr>
             <w:r>
               <w:rPr>
-                <w:rFonts w:ascii="Calibri" w:eastAsia="Calibri" w:hAnsi="Calibri" w:cs="Calibri"/>
+                <w:rFonts w:ascii="Calibri" w:hAnsi="Calibri" w:eastAsia="Calibri" w:cs="Calibri"/>
                 <w:color w:val="000000" w:themeColor="text1"/>
                 <w:sz w:val="16"/>
                 <w:szCs w:val="16"/>
@@ -3474,10 +8260,10 @@
           <w:tcPr>
             <w:tcW w:w="2105" w:type="dxa"/>
             <w:tcBorders>
-              <w:top w:val="single" w:sz="6" w:space="0" w:color="auto"/>
-              <w:left w:val="single" w:sz="6" w:space="0" w:color="auto"/>
-              <w:bottom w:val="single" w:sz="6" w:space="0" w:color="auto"/>
-              <w:right w:val="single" w:sz="6" w:space="0" w:color="auto"/>
+              <w:top w:val="single" w:color="auto" w:sz="6" w:space="0"/>
+              <w:left w:val="single" w:color="auto" w:sz="6" w:space="0"/>
+              <w:bottom w:val="single" w:color="auto" w:sz="6" w:space="0"/>
+              <w:right w:val="single" w:color="auto" w:sz="6" w:space="0"/>
             </w:tcBorders>
             <w:tcMar>
               <w:top w:w="60" w:type="dxa"/>
@@ -3491,7 +8277,7 @@
               <w:spacing w:line="274" w:lineRule="auto"/>
               <w:jc w:val="both"/>
               <w:rPr>
-                <w:rFonts w:ascii="Calibri" w:eastAsia="Calibri" w:hAnsi="Calibri" w:cs="Calibri"/>
+                <w:rFonts w:ascii="Calibri" w:hAnsi="Calibri" w:eastAsia="Calibri" w:cs="Calibri"/>
                 <w:color w:val="000000" w:themeColor="text1"/>
                 <w:sz w:val="16"/>
                 <w:szCs w:val="16"/>
@@ -3499,7 +8285,7 @@
             </w:pPr>
             <w:r>
               <w:rPr>
-                <w:rFonts w:ascii="Calibri" w:eastAsia="Calibri" w:hAnsi="Calibri" w:cs="Calibri"/>
+                <w:rFonts w:ascii="Calibri" w:hAnsi="Calibri" w:eastAsia="Calibri" w:cs="Calibri"/>
                 <w:color w:val="000000" w:themeColor="text1"/>
                 <w:sz w:val="16"/>
                 <w:szCs w:val="16"/>
@@ -3530,7 +8316,7 @@
       <w:footerReference w:type="default" r:id="rId12"/>
       <w:headerReference w:type="first" r:id="rId13"/>
       <w:footerReference w:type="first" r:id="rId14"/>
-      <w:pgSz w:w="11906" w:h="16838" w:code="9"/>
+      <w:pgSz w:w="11906" w:h="16838" w:orient="portrait" w:code="9"/>
       <w:pgMar w:top="1440" w:right="1800" w:bottom="1440" w:left="1800" w:header="720" w:footer="1008" w:gutter="0"/>
       <w:cols w:space="720"/>
       <w:docGrid w:linePitch="360"/>
@@ -3700,17 +8486,17 @@
 </file>
 
 <file path=word/header1.xml><?xml version="1.0" encoding="utf-8"?>
-<w:hdr xmlns:wpc="http://schemas.microsoft.com/office/word/2010/wordprocessingCanvas" xmlns:cx="http://schemas.microsoft.com/office/drawing/2014/chartex" xmlns:cx1="http://schemas.microsoft.com/office/drawing/2015/9/8/chartex" xmlns:cx2="http://schemas.microsoft.com/office/drawing/2015/10/21/chartex" xmlns:cx3="http://schemas.microsoft.com/office/drawing/2016/5/9/chartex" xmlns:cx4="http://schemas.microsoft.com/office/drawing/2016/5/10/chartex" xmlns:cx5="http://schemas.microsoft.com/office/drawing/2016/5/11/chartex" xmlns:cx6="http://schemas.microsoft.com/office/drawing/2016/5/12/chartex" xmlns:cx7="http://schemas.microsoft.com/office/drawing/2016/5/13/chartex" xmlns:cx8="http://schemas.microsoft.com/office/drawing/2016/5/14/chartex" xmlns:mc="http://schemas.openxmlformats.org/markup-compatibility/2006" xmlns:aink="http://schemas.microsoft.com/office/drawing/2016/ink" xmlns:am3d="http://schemas.microsoft.com/office/drawing/2017/model3d" xmlns:o="urn:schemas-microsoft-com:office:office" xmlns:oel="http://schemas.microsoft.com/office/2019/extlst" xmlns:r="http://schemas.openxmlformats.org/officeDocument/2006/relationships" xmlns:m="http://schemas.openxmlformats.org/officeDocument/2006/math" xmlns:v="urn:schemas-microsoft-com:vml" xmlns:wp14="http://schemas.microsoft.com/office/word/2010/wordprocessingDrawing" xmlns:wp="http://schemas.openxmlformats.org/drawingml/2006/wordprocessingDrawing" xmlns:w10="urn:schemas-microsoft-com:office:word" xmlns:w="http://schemas.openxmlformats.org/wordprocessingml/2006/main" xmlns:w14="http://schemas.microsoft.com/office/word/2010/wordml" xmlns:w15="http://schemas.microsoft.com/office/word/2012/wordml" xmlns:w16cex="http://schemas.microsoft.com/office/word/2018/wordml/cex" xmlns:w16cid="http://schemas.microsoft.com/office/word/2016/wordml/cid" xmlns:w16="http://schemas.microsoft.com/office/word/2018/wordml" xmlns:w16du="http://schemas.microsoft.com/office/word/2023/wordml/word16du" xmlns:w16sdtdh="http://schemas.microsoft.com/office/word/2020/wordml/sdtdatahash" xmlns:w16sdtfl="http://schemas.microsoft.com/office/word/2024/wordml/sdtformatlock" xmlns:w16se="http://schemas.microsoft.com/office/word/2015/wordml/symex" xmlns:wpg="http://schemas.microsoft.com/office/word/2010/wordprocessingGroup" xmlns:wpi="http://schemas.microsoft.com/office/word/2010/wordprocessingInk" xmlns:wne="http://schemas.microsoft.com/office/word/2006/wordml" xmlns:wps="http://schemas.microsoft.com/office/word/2010/wordprocessingShape" mc:Ignorable="w14 w15 w16se w16cid w16 w16cex w16sdtdh w16sdtfl w16du wp14">
+<w:hdr xmlns:wpc="http://schemas.microsoft.com/office/word/2010/wordprocessingCanvas" xmlns:cx="http://schemas.microsoft.com/office/drawing/2014/chartex" xmlns:cx1="http://schemas.microsoft.com/office/drawing/2015/9/8/chartex" xmlns:cx2="http://schemas.microsoft.com/office/drawing/2015/10/21/chartex" xmlns:cx3="http://schemas.microsoft.com/office/drawing/2016/5/9/chartex" xmlns:cx4="http://schemas.microsoft.com/office/drawing/2016/5/10/chartex" xmlns:cx5="http://schemas.microsoft.com/office/drawing/2016/5/11/chartex" xmlns:cx6="http://schemas.microsoft.com/office/drawing/2016/5/12/chartex" xmlns:cx7="http://schemas.microsoft.com/office/drawing/2016/5/13/chartex" xmlns:cx8="http://schemas.microsoft.com/office/drawing/2016/5/14/chartex" xmlns:mc="http://schemas.openxmlformats.org/markup-compatibility/2006" xmlns:aink="http://schemas.microsoft.com/office/drawing/2016/ink" xmlns:am3d="http://schemas.microsoft.com/office/drawing/2017/model3d" xmlns:o="urn:schemas-microsoft-com:office:office" xmlns:oel="http://schemas.microsoft.com/office/2019/extlst" xmlns:r="http://schemas.openxmlformats.org/officeDocument/2006/relationships" xmlns:m="http://schemas.openxmlformats.org/officeDocument/2006/math" xmlns:v="urn:schemas-microsoft-com:vml" xmlns:wp14="http://schemas.microsoft.com/office/word/2010/wordprocessingDrawing" xmlns:wp="http://schemas.openxmlformats.org/drawingml/2006/wordprocessingDrawing" xmlns:w10="urn:schemas-microsoft-com:office:word" xmlns:w="http://schemas.openxmlformats.org/wordprocessingml/2006/main" xmlns:w14="http://schemas.microsoft.com/office/word/2010/wordml" xmlns:w15="http://schemas.microsoft.com/office/word/2012/wordml" xmlns:w16cex="http://schemas.microsoft.com/office/word/2018/wordml/cex" xmlns:w16cid="http://schemas.microsoft.com/office/word/2016/wordml/cid" xmlns:w16="http://schemas.microsoft.com/office/word/2018/wordml" xmlns:w16du="http://schemas.microsoft.com/office/word/2023/wordml/word16du" xmlns:w16sdtdh="http://schemas.microsoft.com/office/word/2020/wordml/sdtdatahash" xmlns:w16sdtfl="http://schemas.microsoft.com/office/word/2024/wordml/sdtformatlock" xmlns:w16se="http://schemas.microsoft.com/office/word/2015/wordml/symex" xmlns:wpg="http://schemas.microsoft.com/office/word/2010/wordprocessingGroup" xmlns:wpi="http://schemas.microsoft.com/office/word/2010/wordprocessingInk" xmlns:wne="http://schemas.microsoft.com/office/word/2006/wordml" xmlns:wps="http://schemas.microsoft.com/office/word/2010/wordprocessingShape" xmlns:a="http://schemas.openxmlformats.org/drawingml/2006/main" xmlns:pic="http://schemas.openxmlformats.org/drawingml/2006/picture" xmlns:a14="http://schemas.microsoft.com/office/drawing/2010/main" mc:Ignorable="w14 w15 w16se w16cid w16 w16cex w16sdtdh w16sdtfl w16du wp14">
   <w:tbl>
     <w:tblPr>
       <w:tblW w:w="0" w:type="auto"/>
       <w:tblBorders>
-        <w:top w:val="none" w:sz="12" w:space="0" w:color="000000" w:themeColor="text1"/>
-        <w:left w:val="none" w:sz="12" w:space="0" w:color="000000" w:themeColor="text1"/>
-        <w:bottom w:val="none" w:sz="12" w:space="0" w:color="000000" w:themeColor="text1"/>
-        <w:right w:val="none" w:sz="12" w:space="0" w:color="000000" w:themeColor="text1"/>
-        <w:insideH w:val="none" w:sz="12" w:space="0" w:color="000000" w:themeColor="text1"/>
-        <w:insideV w:val="none" w:sz="12" w:space="0" w:color="000000" w:themeColor="text1"/>
+        <w:top w:val="none" w:color="000000" w:themeColor="text1" w:sz="12" w:space="0"/>
+        <w:left w:val="none" w:color="000000" w:themeColor="text1" w:sz="12" w:space="0"/>
+        <w:bottom w:val="none" w:color="000000" w:themeColor="text1" w:sz="12" w:space="0"/>
+        <w:right w:val="none" w:color="000000" w:themeColor="text1" w:sz="12" w:space="0"/>
+        <w:insideH w:val="none" w:color="000000" w:themeColor="text1" w:sz="12" w:space="0"/>
+        <w:insideV w:val="none" w:color="000000" w:themeColor="text1" w:sz="12" w:space="0"/>
       </w:tblBorders>
       <w:tblLayout w:type="fixed"/>
       <w:tblLook w:val="06A0" w:firstRow="1" w:lastRow="0" w:firstColumn="1" w:lastColumn="0" w:noHBand="1" w:noVBand="1"/>
@@ -3906,15 +8692,15 @@
 </file>
 
 <file path=word/header2.xml><?xml version="1.0" encoding="utf-8"?>
-<w:hdr xmlns:wpc="http://schemas.microsoft.com/office/word/2010/wordprocessingCanvas" xmlns:cx="http://schemas.microsoft.com/office/drawing/2014/chartex" xmlns:cx1="http://schemas.microsoft.com/office/drawing/2015/9/8/chartex" xmlns:cx2="http://schemas.microsoft.com/office/drawing/2015/10/21/chartex" xmlns:cx3="http://schemas.microsoft.com/office/drawing/2016/5/9/chartex" xmlns:cx4="http://schemas.microsoft.com/office/drawing/2016/5/10/chartex" xmlns:cx5="http://schemas.microsoft.com/office/drawing/2016/5/11/chartex" xmlns:cx6="http://schemas.microsoft.com/office/drawing/2016/5/12/chartex" xmlns:cx7="http://schemas.microsoft.com/office/drawing/2016/5/13/chartex" xmlns:cx8="http://schemas.microsoft.com/office/drawing/2016/5/14/chartex" xmlns:mc="http://schemas.openxmlformats.org/markup-compatibility/2006" xmlns:aink="http://schemas.microsoft.com/office/drawing/2016/ink" xmlns:am3d="http://schemas.microsoft.com/office/drawing/2017/model3d" xmlns:o="urn:schemas-microsoft-com:office:office" xmlns:oel="http://schemas.microsoft.com/office/2019/extlst" xmlns:r="http://schemas.openxmlformats.org/officeDocument/2006/relationships" xmlns:m="http://schemas.openxmlformats.org/officeDocument/2006/math" xmlns:v="urn:schemas-microsoft-com:vml" xmlns:wp14="http://schemas.microsoft.com/office/word/2010/wordprocessingDrawing" xmlns:wp="http://schemas.openxmlformats.org/drawingml/2006/wordprocessingDrawing" xmlns:w10="urn:schemas-microsoft-com:office:word" xmlns:w="http://schemas.openxmlformats.org/wordprocessingml/2006/main" xmlns:w14="http://schemas.microsoft.com/office/word/2010/wordml" xmlns:w15="http://schemas.microsoft.com/office/word/2012/wordml" xmlns:w16cex="http://schemas.microsoft.com/office/word/2018/wordml/cex" xmlns:w16cid="http://schemas.microsoft.com/office/word/2016/wordml/cid" xmlns:w16="http://schemas.microsoft.com/office/word/2018/wordml" xmlns:w16du="http://schemas.microsoft.com/office/word/2023/wordml/word16du" xmlns:w16sdtdh="http://schemas.microsoft.com/office/word/2020/wordml/sdtdatahash" xmlns:w16sdtfl="http://schemas.microsoft.com/office/word/2024/wordml/sdtformatlock" xmlns:w16se="http://schemas.microsoft.com/office/word/2015/wordml/symex" xmlns:wpg="http://schemas.microsoft.com/office/word/2010/wordprocessingGroup" xmlns:wpi="http://schemas.microsoft.com/office/word/2010/wordprocessingInk" xmlns:wne="http://schemas.microsoft.com/office/word/2006/wordml" xmlns:wps="http://schemas.microsoft.com/office/word/2010/wordprocessingShape" mc:Ignorable="w14 w15 w16se w16cid w16 w16cex w16sdtdh w16sdtfl w16du wp14">
+<w:hdr xmlns:wpc="http://schemas.microsoft.com/office/word/2010/wordprocessingCanvas" xmlns:cx="http://schemas.microsoft.com/office/drawing/2014/chartex" xmlns:cx1="http://schemas.microsoft.com/office/drawing/2015/9/8/chartex" xmlns:cx2="http://schemas.microsoft.com/office/drawing/2015/10/21/chartex" xmlns:cx3="http://schemas.microsoft.com/office/drawing/2016/5/9/chartex" xmlns:cx4="http://schemas.microsoft.com/office/drawing/2016/5/10/chartex" xmlns:cx5="http://schemas.microsoft.com/office/drawing/2016/5/11/chartex" xmlns:cx6="http://schemas.microsoft.com/office/drawing/2016/5/12/chartex" xmlns:cx7="http://schemas.microsoft.com/office/drawing/2016/5/13/chartex" xmlns:cx8="http://schemas.microsoft.com/office/drawing/2016/5/14/chartex" xmlns:mc="http://schemas.openxmlformats.org/markup-compatibility/2006" xmlns:aink="http://schemas.microsoft.com/office/drawing/2016/ink" xmlns:am3d="http://schemas.microsoft.com/office/drawing/2017/model3d" xmlns:o="urn:schemas-microsoft-com:office:office" xmlns:oel="http://schemas.microsoft.com/office/2019/extlst" xmlns:r="http://schemas.openxmlformats.org/officeDocument/2006/relationships" xmlns:m="http://schemas.openxmlformats.org/officeDocument/2006/math" xmlns:v="urn:schemas-microsoft-com:vml" xmlns:wp14="http://schemas.microsoft.com/office/word/2010/wordprocessingDrawing" xmlns:wp="http://schemas.openxmlformats.org/drawingml/2006/wordprocessingDrawing" xmlns:w10="urn:schemas-microsoft-com:office:word" xmlns:w="http://schemas.openxmlformats.org/wordprocessingml/2006/main" xmlns:w14="http://schemas.microsoft.com/office/word/2010/wordml" xmlns:w15="http://schemas.microsoft.com/office/word/2012/wordml" xmlns:w16cex="http://schemas.microsoft.com/office/word/2018/wordml/cex" xmlns:w16cid="http://schemas.microsoft.com/office/word/2016/wordml/cid" xmlns:w16="http://schemas.microsoft.com/office/word/2018/wordml" xmlns:w16du="http://schemas.microsoft.com/office/word/2023/wordml/word16du" xmlns:w16sdtdh="http://schemas.microsoft.com/office/word/2020/wordml/sdtdatahash" xmlns:w16sdtfl="http://schemas.microsoft.com/office/word/2024/wordml/sdtformatlock" xmlns:w16se="http://schemas.microsoft.com/office/word/2015/wordml/symex" xmlns:wpg="http://schemas.microsoft.com/office/word/2010/wordprocessingGroup" xmlns:wpi="http://schemas.microsoft.com/office/word/2010/wordprocessingInk" xmlns:wne="http://schemas.microsoft.com/office/word/2006/wordml" xmlns:wps="http://schemas.microsoft.com/office/word/2010/wordprocessingShape" xmlns:a="http://schemas.openxmlformats.org/drawingml/2006/main" xmlns:pic="http://schemas.openxmlformats.org/drawingml/2006/picture" xmlns:a14="http://schemas.microsoft.com/office/drawing/2010/main" mc:Ignorable="w14 w15 w16se w16cid w16 w16cex w16sdtdh w16sdtfl w16du wp14">
   <w:tbl>
     <w:tblPr>
       <w:tblW w:w="0" w:type="auto"/>
       <w:tblBorders>
-        <w:top w:val="single" w:sz="6" w:space="0" w:color="auto"/>
-        <w:left w:val="single" w:sz="6" w:space="0" w:color="auto"/>
-        <w:bottom w:val="single" w:sz="6" w:space="0" w:color="auto"/>
-        <w:right w:val="single" w:sz="6" w:space="0" w:color="auto"/>
+        <w:top w:val="single" w:color="auto" w:sz="6" w:space="0"/>
+        <w:left w:val="single" w:color="auto" w:sz="6" w:space="0"/>
+        <w:bottom w:val="single" w:color="auto" w:sz="6" w:space="0"/>
+        <w:right w:val="single" w:color="auto" w:sz="6" w:space="0"/>
       </w:tblBorders>
       <w:tblLayout w:type="fixed"/>
       <w:tblLook w:val="06A0" w:firstRow="1" w:lastRow="0" w:firstColumn="1" w:lastColumn="0" w:noHBand="1" w:noVBand="1"/>
@@ -4094,8 +8880,467 @@
 </w:hdr>
 </file>
 
+<file path=word/intelligence2.xml><?xml version="1.0" encoding="utf-8"?>
+<int2:intelligence xmlns:int2="http://schemas.microsoft.com/office/intelligence/2020/intelligence">
+  <int2:observations>
+    <int2:textHash int2:hashCode="HuKTKHHwjj5Zg+" int2:id="3OxRMiSN">
+      <int2:state int2:type="spell" int2:value="Rejected"/>
+    </int2:textHash>
+  </int2:observations>
+  <int2:intelligenceSettings/>
+</int2:intelligence>
+</file>
+
 <file path=word/numbering.xml><?xml version="1.0" encoding="utf-8"?>
 <w:numbering xmlns:wpc="http://schemas.microsoft.com/office/word/2010/wordprocessingCanvas" xmlns:cx="http://schemas.microsoft.com/office/drawing/2014/chartex" xmlns:cx1="http://schemas.microsoft.com/office/drawing/2015/9/8/chartex" xmlns:cx2="http://schemas.microsoft.com/office/drawing/2015/10/21/chartex" xmlns:cx3="http://schemas.microsoft.com/office/drawing/2016/5/9/chartex" xmlns:cx4="http://schemas.microsoft.com/office/drawing/2016/5/10/chartex" xmlns:cx5="http://schemas.microsoft.com/office/drawing/2016/5/11/chartex" xmlns:cx6="http://schemas.microsoft.com/office/drawing/2016/5/12/chartex" xmlns:cx7="http://schemas.microsoft.com/office/drawing/2016/5/13/chartex" xmlns:cx8="http://schemas.microsoft.com/office/drawing/2016/5/14/chartex" xmlns:mc="http://schemas.openxmlformats.org/markup-compatibility/2006" xmlns:aink="http://schemas.microsoft.com/office/drawing/2016/ink" xmlns:am3d="http://schemas.microsoft.com/office/drawing/2017/model3d" xmlns:o="urn:schemas-microsoft-com:office:office" xmlns:oel="http://schemas.microsoft.com/office/2019/extlst" xmlns:r="http://schemas.openxmlformats.org/officeDocument/2006/relationships" xmlns:m="http://schemas.openxmlformats.org/officeDocument/2006/math" xmlns:v="urn:schemas-microsoft-com:vml" xmlns:wp14="http://schemas.microsoft.com/office/word/2010/wordprocessingDrawing" xmlns:wp="http://schemas.openxmlformats.org/drawingml/2006/wordprocessingDrawing" xmlns:w10="urn:schemas-microsoft-com:office:word" xmlns:w="http://schemas.openxmlformats.org/wordprocessingml/2006/main" xmlns:w14="http://schemas.microsoft.com/office/word/2010/wordml" xmlns:w15="http://schemas.microsoft.com/office/word/2012/wordml" xmlns:w16cex="http://schemas.microsoft.com/office/word/2018/wordml/cex" xmlns:w16cid="http://schemas.microsoft.com/office/word/2016/wordml/cid" xmlns:w16="http://schemas.microsoft.com/office/word/2018/wordml" xmlns:w16du="http://schemas.microsoft.com/office/word/2023/wordml/word16du" xmlns:w16sdtdh="http://schemas.microsoft.com/office/word/2020/wordml/sdtdatahash" xmlns:w16sdtfl="http://schemas.microsoft.com/office/word/2024/wordml/sdtformatlock" xmlns:w16se="http://schemas.microsoft.com/office/word/2015/wordml/symex" xmlns:wpg="http://schemas.microsoft.com/office/word/2010/wordprocessingGroup" xmlns:wpi="http://schemas.microsoft.com/office/word/2010/wordprocessingInk" xmlns:wne="http://schemas.microsoft.com/office/word/2006/wordml" xmlns:wps="http://schemas.microsoft.com/office/word/2010/wordprocessingShape" mc:Ignorable="w14 w15 w16se w16cid w16 w16cex w16sdtdh w16sdtfl w16du wp14">
+  <w:abstractNum xmlns:w="http://schemas.openxmlformats.org/wordprocessingml/2006/main" w:abstractNumId="27">
+    <w:nsid w:val="2911707f"/>
+    <w:multiLevelType xmlns:w="http://schemas.openxmlformats.org/wordprocessingml/2006/main" w:val="hybridMultilevel"/>
+    <w:lvl xmlns:w="http://schemas.openxmlformats.org/wordprocessingml/2006/main" w:ilvl="0">
+      <w:start w:val="1"/>
+      <w:numFmt w:val="bullet"/>
+      <w:lvlText w:val="-"/>
+      <w:lvlJc w:val="left"/>
+      <w:pPr>
+        <w:ind w:left="720" w:hanging="360"/>
+      </w:pPr>
+      <w:rPr>
+        <w:rFonts w:hint="default" w:ascii="Aptos" w:hAnsi="Aptos"/>
+      </w:rPr>
+    </w:lvl>
+    <w:lvl xmlns:w="http://schemas.openxmlformats.org/wordprocessingml/2006/main" w:ilvl="1">
+      <w:start w:val="1"/>
+      <w:numFmt w:val="bullet"/>
+      <w:lvlText w:val="o"/>
+      <w:lvlJc w:val="left"/>
+      <w:pPr>
+        <w:ind w:left="1440" w:hanging="360"/>
+      </w:pPr>
+      <w:rPr>
+        <w:rFonts w:hint="default" w:ascii="Courier New" w:hAnsi="Courier New"/>
+      </w:rPr>
+    </w:lvl>
+    <w:lvl xmlns:w="http://schemas.openxmlformats.org/wordprocessingml/2006/main" w:ilvl="2">
+      <w:start w:val="1"/>
+      <w:numFmt w:val="bullet"/>
+      <w:lvlText w:val=""/>
+      <w:lvlJc w:val="left"/>
+      <w:pPr>
+        <w:ind w:left="2160" w:hanging="360"/>
+      </w:pPr>
+      <w:rPr>
+        <w:rFonts w:hint="default" w:ascii="Wingdings" w:hAnsi="Wingdings"/>
+      </w:rPr>
+    </w:lvl>
+    <w:lvl xmlns:w="http://schemas.openxmlformats.org/wordprocessingml/2006/main" w:ilvl="3">
+      <w:start w:val="1"/>
+      <w:numFmt w:val="bullet"/>
+      <w:lvlText w:val=""/>
+      <w:lvlJc w:val="left"/>
+      <w:pPr>
+        <w:ind w:left="2880" w:hanging="360"/>
+      </w:pPr>
+      <w:rPr>
+        <w:rFonts w:hint="default" w:ascii="Symbol" w:hAnsi="Symbol"/>
+      </w:rPr>
+    </w:lvl>
+    <w:lvl xmlns:w="http://schemas.openxmlformats.org/wordprocessingml/2006/main" w:ilvl="4">
+      <w:start w:val="1"/>
+      <w:numFmt w:val="bullet"/>
+      <w:lvlText w:val="o"/>
+      <w:lvlJc w:val="left"/>
+      <w:pPr>
+        <w:ind w:left="3600" w:hanging="360"/>
+      </w:pPr>
+      <w:rPr>
+        <w:rFonts w:hint="default" w:ascii="Courier New" w:hAnsi="Courier New"/>
+      </w:rPr>
+    </w:lvl>
+    <w:lvl xmlns:w="http://schemas.openxmlformats.org/wordprocessingml/2006/main" w:ilvl="5">
+      <w:start w:val="1"/>
+      <w:numFmt w:val="bullet"/>
+      <w:lvlText w:val=""/>
+      <w:lvlJc w:val="left"/>
+      <w:pPr>
+        <w:ind w:left="4320" w:hanging="360"/>
+      </w:pPr>
+      <w:rPr>
+        <w:rFonts w:hint="default" w:ascii="Wingdings" w:hAnsi="Wingdings"/>
+      </w:rPr>
+    </w:lvl>
+    <w:lvl xmlns:w="http://schemas.openxmlformats.org/wordprocessingml/2006/main" w:ilvl="6">
+      <w:start w:val="1"/>
+      <w:numFmt w:val="bullet"/>
+      <w:lvlText w:val=""/>
+      <w:lvlJc w:val="left"/>
+      <w:pPr>
+        <w:ind w:left="5040" w:hanging="360"/>
+      </w:pPr>
+      <w:rPr>
+        <w:rFonts w:hint="default" w:ascii="Symbol" w:hAnsi="Symbol"/>
+      </w:rPr>
+    </w:lvl>
+    <w:lvl xmlns:w="http://schemas.openxmlformats.org/wordprocessingml/2006/main" w:ilvl="7">
+      <w:start w:val="1"/>
+      <w:numFmt w:val="bullet"/>
+      <w:lvlText w:val="o"/>
+      <w:lvlJc w:val="left"/>
+      <w:pPr>
+        <w:ind w:left="5760" w:hanging="360"/>
+      </w:pPr>
+      <w:rPr>
+        <w:rFonts w:hint="default" w:ascii="Courier New" w:hAnsi="Courier New"/>
+      </w:rPr>
+    </w:lvl>
+    <w:lvl xmlns:w="http://schemas.openxmlformats.org/wordprocessingml/2006/main" w:ilvl="8">
+      <w:start w:val="1"/>
+      <w:numFmt w:val="bullet"/>
+      <w:lvlText w:val=""/>
+      <w:lvlJc w:val="left"/>
+      <w:pPr>
+        <w:ind w:left="6480" w:hanging="360"/>
+      </w:pPr>
+      <w:rPr>
+        <w:rFonts w:hint="default" w:ascii="Wingdings" w:hAnsi="Wingdings"/>
+      </w:rPr>
+    </w:lvl>
+  </w:abstractNum>
+  <w:abstractNum xmlns:w="http://schemas.openxmlformats.org/wordprocessingml/2006/main" w:abstractNumId="26">
+    <w:nsid w:val="4dbc25ac"/>
+    <w:multiLevelType xmlns:w="http://schemas.openxmlformats.org/wordprocessingml/2006/main" w:val="hybridMultilevel"/>
+    <w:lvl xmlns:w="http://schemas.openxmlformats.org/wordprocessingml/2006/main" w:ilvl="0">
+      <w:start w:val="1"/>
+      <w:numFmt w:val="bullet"/>
+      <w:lvlText w:val="-"/>
+      <w:lvlJc w:val="left"/>
+      <w:pPr>
+        <w:ind w:left="720" w:hanging="360"/>
+      </w:pPr>
+      <w:rPr>
+        <w:rFonts w:hint="default" w:ascii="Aptos" w:hAnsi="Aptos"/>
+      </w:rPr>
+    </w:lvl>
+    <w:lvl xmlns:w="http://schemas.openxmlformats.org/wordprocessingml/2006/main" w:ilvl="1">
+      <w:start w:val="1"/>
+      <w:numFmt w:val="bullet"/>
+      <w:lvlText w:val="o"/>
+      <w:lvlJc w:val="left"/>
+      <w:pPr>
+        <w:ind w:left="1440" w:hanging="360"/>
+      </w:pPr>
+      <w:rPr>
+        <w:rFonts w:hint="default" w:ascii="Courier New" w:hAnsi="Courier New"/>
+      </w:rPr>
+    </w:lvl>
+    <w:lvl xmlns:w="http://schemas.openxmlformats.org/wordprocessingml/2006/main" w:ilvl="2">
+      <w:start w:val="1"/>
+      <w:numFmt w:val="bullet"/>
+      <w:lvlText w:val=""/>
+      <w:lvlJc w:val="left"/>
+      <w:pPr>
+        <w:ind w:left="2160" w:hanging="360"/>
+      </w:pPr>
+      <w:rPr>
+        <w:rFonts w:hint="default" w:ascii="Wingdings" w:hAnsi="Wingdings"/>
+      </w:rPr>
+    </w:lvl>
+    <w:lvl xmlns:w="http://schemas.openxmlformats.org/wordprocessingml/2006/main" w:ilvl="3">
+      <w:start w:val="1"/>
+      <w:numFmt w:val="bullet"/>
+      <w:lvlText w:val=""/>
+      <w:lvlJc w:val="left"/>
+      <w:pPr>
+        <w:ind w:left="2880" w:hanging="360"/>
+      </w:pPr>
+      <w:rPr>
+        <w:rFonts w:hint="default" w:ascii="Symbol" w:hAnsi="Symbol"/>
+      </w:rPr>
+    </w:lvl>
+    <w:lvl xmlns:w="http://schemas.openxmlformats.org/wordprocessingml/2006/main" w:ilvl="4">
+      <w:start w:val="1"/>
+      <w:numFmt w:val="bullet"/>
+      <w:lvlText w:val="o"/>
+      <w:lvlJc w:val="left"/>
+      <w:pPr>
+        <w:ind w:left="3600" w:hanging="360"/>
+      </w:pPr>
+      <w:rPr>
+        <w:rFonts w:hint="default" w:ascii="Courier New" w:hAnsi="Courier New"/>
+      </w:rPr>
+    </w:lvl>
+    <w:lvl xmlns:w="http://schemas.openxmlformats.org/wordprocessingml/2006/main" w:ilvl="5">
+      <w:start w:val="1"/>
+      <w:numFmt w:val="bullet"/>
+      <w:lvlText w:val=""/>
+      <w:lvlJc w:val="left"/>
+      <w:pPr>
+        <w:ind w:left="4320" w:hanging="360"/>
+      </w:pPr>
+      <w:rPr>
+        <w:rFonts w:hint="default" w:ascii="Wingdings" w:hAnsi="Wingdings"/>
+      </w:rPr>
+    </w:lvl>
+    <w:lvl xmlns:w="http://schemas.openxmlformats.org/wordprocessingml/2006/main" w:ilvl="6">
+      <w:start w:val="1"/>
+      <w:numFmt w:val="bullet"/>
+      <w:lvlText w:val=""/>
+      <w:lvlJc w:val="left"/>
+      <w:pPr>
+        <w:ind w:left="5040" w:hanging="360"/>
+      </w:pPr>
+      <w:rPr>
+        <w:rFonts w:hint="default" w:ascii="Symbol" w:hAnsi="Symbol"/>
+      </w:rPr>
+    </w:lvl>
+    <w:lvl xmlns:w="http://schemas.openxmlformats.org/wordprocessingml/2006/main" w:ilvl="7">
+      <w:start w:val="1"/>
+      <w:numFmt w:val="bullet"/>
+      <w:lvlText w:val="o"/>
+      <w:lvlJc w:val="left"/>
+      <w:pPr>
+        <w:ind w:left="5760" w:hanging="360"/>
+      </w:pPr>
+      <w:rPr>
+        <w:rFonts w:hint="default" w:ascii="Courier New" w:hAnsi="Courier New"/>
+      </w:rPr>
+    </w:lvl>
+    <w:lvl xmlns:w="http://schemas.openxmlformats.org/wordprocessingml/2006/main" w:ilvl="8">
+      <w:start w:val="1"/>
+      <w:numFmt w:val="bullet"/>
+      <w:lvlText w:val=""/>
+      <w:lvlJc w:val="left"/>
+      <w:pPr>
+        <w:ind w:left="6480" w:hanging="360"/>
+      </w:pPr>
+      <w:rPr>
+        <w:rFonts w:hint="default" w:ascii="Wingdings" w:hAnsi="Wingdings"/>
+      </w:rPr>
+    </w:lvl>
+  </w:abstractNum>
+  <w:abstractNum xmlns:w="http://schemas.openxmlformats.org/wordprocessingml/2006/main" w:abstractNumId="25">
+    <w:nsid w:val="7bf6a0d9"/>
+    <w:multiLevelType xmlns:w="http://schemas.openxmlformats.org/wordprocessingml/2006/main" w:val="hybridMultilevel"/>
+    <w:lvl xmlns:w="http://schemas.openxmlformats.org/wordprocessingml/2006/main" w:ilvl="0">
+      <w:start w:val="1"/>
+      <w:numFmt w:val="bullet"/>
+      <w:lvlText w:val="-"/>
+      <w:lvlJc w:val="left"/>
+      <w:pPr>
+        <w:ind w:left="720" w:hanging="360"/>
+      </w:pPr>
+      <w:rPr>
+        <w:rFonts w:hint="default" w:ascii="Aptos" w:hAnsi="Aptos"/>
+      </w:rPr>
+    </w:lvl>
+    <w:lvl xmlns:w="http://schemas.openxmlformats.org/wordprocessingml/2006/main" w:ilvl="1">
+      <w:start w:val="1"/>
+      <w:numFmt w:val="bullet"/>
+      <w:lvlText w:val="o"/>
+      <w:lvlJc w:val="left"/>
+      <w:pPr>
+        <w:ind w:left="1440" w:hanging="360"/>
+      </w:pPr>
+      <w:rPr>
+        <w:rFonts w:hint="default" w:ascii="Courier New" w:hAnsi="Courier New"/>
+      </w:rPr>
+    </w:lvl>
+    <w:lvl xmlns:w="http://schemas.openxmlformats.org/wordprocessingml/2006/main" w:ilvl="2">
+      <w:start w:val="1"/>
+      <w:numFmt w:val="bullet"/>
+      <w:lvlText w:val=""/>
+      <w:lvlJc w:val="left"/>
+      <w:pPr>
+        <w:ind w:left="2160" w:hanging="360"/>
+      </w:pPr>
+      <w:rPr>
+        <w:rFonts w:hint="default" w:ascii="Wingdings" w:hAnsi="Wingdings"/>
+      </w:rPr>
+    </w:lvl>
+    <w:lvl xmlns:w="http://schemas.openxmlformats.org/wordprocessingml/2006/main" w:ilvl="3">
+      <w:start w:val="1"/>
+      <w:numFmt w:val="bullet"/>
+      <w:lvlText w:val=""/>
+      <w:lvlJc w:val="left"/>
+      <w:pPr>
+        <w:ind w:left="2880" w:hanging="360"/>
+      </w:pPr>
+      <w:rPr>
+        <w:rFonts w:hint="default" w:ascii="Symbol" w:hAnsi="Symbol"/>
+      </w:rPr>
+    </w:lvl>
+    <w:lvl xmlns:w="http://schemas.openxmlformats.org/wordprocessingml/2006/main" w:ilvl="4">
+      <w:start w:val="1"/>
+      <w:numFmt w:val="bullet"/>
+      <w:lvlText w:val="o"/>
+      <w:lvlJc w:val="left"/>
+      <w:pPr>
+        <w:ind w:left="3600" w:hanging="360"/>
+      </w:pPr>
+      <w:rPr>
+        <w:rFonts w:hint="default" w:ascii="Courier New" w:hAnsi="Courier New"/>
+      </w:rPr>
+    </w:lvl>
+    <w:lvl xmlns:w="http://schemas.openxmlformats.org/wordprocessingml/2006/main" w:ilvl="5">
+      <w:start w:val="1"/>
+      <w:numFmt w:val="bullet"/>
+      <w:lvlText w:val=""/>
+      <w:lvlJc w:val="left"/>
+      <w:pPr>
+        <w:ind w:left="4320" w:hanging="360"/>
+      </w:pPr>
+      <w:rPr>
+        <w:rFonts w:hint="default" w:ascii="Wingdings" w:hAnsi="Wingdings"/>
+      </w:rPr>
+    </w:lvl>
+    <w:lvl xmlns:w="http://schemas.openxmlformats.org/wordprocessingml/2006/main" w:ilvl="6">
+      <w:start w:val="1"/>
+      <w:numFmt w:val="bullet"/>
+      <w:lvlText w:val=""/>
+      <w:lvlJc w:val="left"/>
+      <w:pPr>
+        <w:ind w:left="5040" w:hanging="360"/>
+      </w:pPr>
+      <w:rPr>
+        <w:rFonts w:hint="default" w:ascii="Symbol" w:hAnsi="Symbol"/>
+      </w:rPr>
+    </w:lvl>
+    <w:lvl xmlns:w="http://schemas.openxmlformats.org/wordprocessingml/2006/main" w:ilvl="7">
+      <w:start w:val="1"/>
+      <w:numFmt w:val="bullet"/>
+      <w:lvlText w:val="o"/>
+      <w:lvlJc w:val="left"/>
+      <w:pPr>
+        <w:ind w:left="5760" w:hanging="360"/>
+      </w:pPr>
+      <w:rPr>
+        <w:rFonts w:hint="default" w:ascii="Courier New" w:hAnsi="Courier New"/>
+      </w:rPr>
+    </w:lvl>
+    <w:lvl xmlns:w="http://schemas.openxmlformats.org/wordprocessingml/2006/main" w:ilvl="8">
+      <w:start w:val="1"/>
+      <w:numFmt w:val="bullet"/>
+      <w:lvlText w:val=""/>
+      <w:lvlJc w:val="left"/>
+      <w:pPr>
+        <w:ind w:left="6480" w:hanging="360"/>
+      </w:pPr>
+      <w:rPr>
+        <w:rFonts w:hint="default" w:ascii="Wingdings" w:hAnsi="Wingdings"/>
+      </w:rPr>
+    </w:lvl>
+  </w:abstractNum>
+  <w:abstractNum xmlns:w="http://schemas.openxmlformats.org/wordprocessingml/2006/main" w:abstractNumId="24">
+    <w:nsid w:val="3fb23265"/>
+    <w:multiLevelType xmlns:w="http://schemas.openxmlformats.org/wordprocessingml/2006/main" w:val="hybridMultilevel"/>
+    <w:lvl xmlns:w="http://schemas.openxmlformats.org/wordprocessingml/2006/main" w:ilvl="0">
+      <w:start w:val="1"/>
+      <w:numFmt w:val="bullet"/>
+      <w:lvlText w:val=""/>
+      <w:lvlJc w:val="left"/>
+      <w:pPr>
+        <w:ind w:left="720" w:hanging="360"/>
+      </w:pPr>
+      <w:rPr>
+        <w:rFonts w:hint="default" w:ascii="Symbol" w:hAnsi="Symbol"/>
+      </w:rPr>
+    </w:lvl>
+    <w:lvl xmlns:w="http://schemas.openxmlformats.org/wordprocessingml/2006/main" w:ilvl="1">
+      <w:start w:val="1"/>
+      <w:numFmt w:val="bullet"/>
+      <w:lvlText w:val="o"/>
+      <w:lvlJc w:val="left"/>
+      <w:pPr>
+        <w:ind w:left="1440" w:hanging="360"/>
+      </w:pPr>
+      <w:rPr>
+        <w:rFonts w:hint="default" w:ascii="Courier New" w:hAnsi="Courier New"/>
+      </w:rPr>
+    </w:lvl>
+    <w:lvl xmlns:w="http://schemas.openxmlformats.org/wordprocessingml/2006/main" w:ilvl="2">
+      <w:start w:val="1"/>
+      <w:numFmt w:val="bullet"/>
+      <w:lvlText w:val=""/>
+      <w:lvlJc w:val="left"/>
+      <w:pPr>
+        <w:ind w:left="2160" w:hanging="360"/>
+      </w:pPr>
+      <w:rPr>
+        <w:rFonts w:hint="default" w:ascii="Wingdings" w:hAnsi="Wingdings"/>
+      </w:rPr>
+    </w:lvl>
+    <w:lvl xmlns:w="http://schemas.openxmlformats.org/wordprocessingml/2006/main" w:ilvl="3">
+      <w:start w:val="1"/>
+      <w:numFmt w:val="bullet"/>
+      <w:lvlText w:val=""/>
+      <w:lvlJc w:val="left"/>
+      <w:pPr>
+        <w:ind w:left="2880" w:hanging="360"/>
+      </w:pPr>
+      <w:rPr>
+        <w:rFonts w:hint="default" w:ascii="Symbol" w:hAnsi="Symbol"/>
+      </w:rPr>
+    </w:lvl>
+    <w:lvl xmlns:w="http://schemas.openxmlformats.org/wordprocessingml/2006/main" w:ilvl="4">
+      <w:start w:val="1"/>
+      <w:numFmt w:val="bullet"/>
+      <w:lvlText w:val="o"/>
+      <w:lvlJc w:val="left"/>
+      <w:pPr>
+        <w:ind w:left="3600" w:hanging="360"/>
+      </w:pPr>
+      <w:rPr>
+        <w:rFonts w:hint="default" w:ascii="Courier New" w:hAnsi="Courier New"/>
+      </w:rPr>
+    </w:lvl>
+    <w:lvl xmlns:w="http://schemas.openxmlformats.org/wordprocessingml/2006/main" w:ilvl="5">
+      <w:start w:val="1"/>
+      <w:numFmt w:val="bullet"/>
+      <w:lvlText w:val=""/>
+      <w:lvlJc w:val="left"/>
+      <w:pPr>
+        <w:ind w:left="4320" w:hanging="360"/>
+      </w:pPr>
+      <w:rPr>
+        <w:rFonts w:hint="default" w:ascii="Wingdings" w:hAnsi="Wingdings"/>
+      </w:rPr>
+    </w:lvl>
+    <w:lvl xmlns:w="http://schemas.openxmlformats.org/wordprocessingml/2006/main" w:ilvl="6">
+      <w:start w:val="1"/>
+      <w:numFmt w:val="bullet"/>
+      <w:lvlText w:val=""/>
+      <w:lvlJc w:val="left"/>
+      <w:pPr>
+        <w:ind w:left="5040" w:hanging="360"/>
+      </w:pPr>
+      <w:rPr>
+        <w:rFonts w:hint="default" w:ascii="Symbol" w:hAnsi="Symbol"/>
+      </w:rPr>
+    </w:lvl>
+    <w:lvl xmlns:w="http://schemas.openxmlformats.org/wordprocessingml/2006/main" w:ilvl="7">
+      <w:start w:val="1"/>
+      <w:numFmt w:val="bullet"/>
+      <w:lvlText w:val="o"/>
+      <w:lvlJc w:val="left"/>
+      <w:pPr>
+        <w:ind w:left="5760" w:hanging="360"/>
+      </w:pPr>
+      <w:rPr>
+        <w:rFonts w:hint="default" w:ascii="Courier New" w:hAnsi="Courier New"/>
+      </w:rPr>
+    </w:lvl>
+    <w:lvl xmlns:w="http://schemas.openxmlformats.org/wordprocessingml/2006/main" w:ilvl="8">
+      <w:start w:val="1"/>
+      <w:numFmt w:val="bullet"/>
+      <w:lvlText w:val=""/>
+      <w:lvlJc w:val="left"/>
+      <w:pPr>
+        <w:ind w:left="6480" w:hanging="360"/>
+      </w:pPr>
+      <w:rPr>
+        <w:rFonts w:hint="default" w:ascii="Wingdings" w:hAnsi="Wingdings"/>
+      </w:rPr>
+    </w:lvl>
+  </w:abstractNum>
   <w:abstractNum w:abstractNumId="0" w15:restartNumberingAfterBreak="0">
     <w:nsid w:val="0C443F46"/>
     <w:multiLevelType w:val="hybridMultilevel"/>
@@ -4109,7 +9354,7 @@
         <w:ind w:left="857" w:hanging="361"/>
       </w:pPr>
       <w:rPr>
-        <w:rFonts w:ascii="Times New Roman" w:eastAsia="Times New Roman" w:hAnsi="Times New Roman" w:cs="Times New Roman" w:hint="default"/>
+        <w:rFonts w:hint="default" w:ascii="Times New Roman" w:hAnsi="Times New Roman" w:eastAsia="Times New Roman" w:cs="Times New Roman"/>
         <w:spacing w:val="-7"/>
         <w:w w:val="100"/>
         <w:sz w:val="24"/>
@@ -4203,7 +9448,7 @@
         <w:ind w:left="720" w:hanging="360"/>
       </w:pPr>
       <w:rPr>
-        <w:rFonts w:ascii="Courier New" w:hAnsi="Courier New" w:cs="Courier New" w:hint="default"/>
+        <w:rFonts w:hint="default" w:ascii="Courier New" w:hAnsi="Courier New" w:cs="Courier New"/>
       </w:rPr>
     </w:lvl>
     <w:lvl w:ilvl="1" w:tplc="FFFFFFFF" w:tentative="1">
@@ -4738,7 +9983,7 @@
         <w:ind w:left="651"/>
       </w:pPr>
       <w:rPr>
-        <w:rFonts w:ascii="Cambria" w:eastAsia="Cambria" w:hAnsi="Cambria" w:cs="Cambria"/>
+        <w:rFonts w:ascii="Cambria" w:hAnsi="Cambria" w:eastAsia="Cambria" w:cs="Cambria"/>
         <w:b w:val="0"/>
         <w:i w:val="0"/>
         <w:strike w:val="0"/>
@@ -4747,7 +9992,7 @@
         <w:sz w:val="20"/>
         <w:szCs w:val="20"/>
         <w:u w:val="none" w:color="000000"/>
-        <w:bdr w:val="none" w:sz="0" w:space="0" w:color="auto"/>
+        <w:bdr w:val="none" w:color="auto" w:sz="0" w:space="0"/>
         <w:shd w:val="clear" w:color="auto" w:fill="auto"/>
         <w:vertAlign w:val="baseline"/>
       </w:rPr>
@@ -4761,7 +10006,7 @@
         <w:ind w:left="1546"/>
       </w:pPr>
       <w:rPr>
-        <w:rFonts w:ascii="Cambria" w:eastAsia="Cambria" w:hAnsi="Cambria" w:cs="Cambria"/>
+        <w:rFonts w:ascii="Cambria" w:hAnsi="Cambria" w:eastAsia="Cambria" w:cs="Cambria"/>
         <w:b w:val="0"/>
         <w:i w:val="0"/>
         <w:strike w:val="0"/>
@@ -4770,7 +10015,7 @@
         <w:sz w:val="20"/>
         <w:szCs w:val="20"/>
         <w:u w:val="none" w:color="000000"/>
-        <w:bdr w:val="none" w:sz="0" w:space="0" w:color="auto"/>
+        <w:bdr w:val="none" w:color="auto" w:sz="0" w:space="0"/>
         <w:shd w:val="clear" w:color="auto" w:fill="auto"/>
         <w:vertAlign w:val="baseline"/>
       </w:rPr>
@@ -4784,7 +10029,7 @@
         <w:ind w:left="2266"/>
       </w:pPr>
       <w:rPr>
-        <w:rFonts w:ascii="Cambria" w:eastAsia="Cambria" w:hAnsi="Cambria" w:cs="Cambria"/>
+        <w:rFonts w:ascii="Cambria" w:hAnsi="Cambria" w:eastAsia="Cambria" w:cs="Cambria"/>
         <w:b w:val="0"/>
         <w:i w:val="0"/>
         <w:strike w:val="0"/>
@@ -4793,7 +10038,7 @@
         <w:sz w:val="20"/>
         <w:szCs w:val="20"/>
         <w:u w:val="none" w:color="000000"/>
-        <w:bdr w:val="none" w:sz="0" w:space="0" w:color="auto"/>
+        <w:bdr w:val="none" w:color="auto" w:sz="0" w:space="0"/>
         <w:shd w:val="clear" w:color="auto" w:fill="auto"/>
         <w:vertAlign w:val="baseline"/>
       </w:rPr>
@@ -4807,7 +10052,7 @@
         <w:ind w:left="2986"/>
       </w:pPr>
       <w:rPr>
-        <w:rFonts w:ascii="Cambria" w:eastAsia="Cambria" w:hAnsi="Cambria" w:cs="Cambria"/>
+        <w:rFonts w:ascii="Cambria" w:hAnsi="Cambria" w:eastAsia="Cambria" w:cs="Cambria"/>
         <w:b w:val="0"/>
         <w:i w:val="0"/>
         <w:strike w:val="0"/>
@@ -4816,7 +10061,7 @@
         <w:sz w:val="20"/>
         <w:szCs w:val="20"/>
         <w:u w:val="none" w:color="000000"/>
-        <w:bdr w:val="none" w:sz="0" w:space="0" w:color="auto"/>
+        <w:bdr w:val="none" w:color="auto" w:sz="0" w:space="0"/>
         <w:shd w:val="clear" w:color="auto" w:fill="auto"/>
         <w:vertAlign w:val="baseline"/>
       </w:rPr>
@@ -4830,7 +10075,7 @@
         <w:ind w:left="3706"/>
       </w:pPr>
       <w:rPr>
-        <w:rFonts w:ascii="Cambria" w:eastAsia="Cambria" w:hAnsi="Cambria" w:cs="Cambria"/>
+        <w:rFonts w:ascii="Cambria" w:hAnsi="Cambria" w:eastAsia="Cambria" w:cs="Cambria"/>
         <w:b w:val="0"/>
         <w:i w:val="0"/>
         <w:strike w:val="0"/>
@@ -4839,7 +10084,7 @@
         <w:sz w:val="20"/>
         <w:szCs w:val="20"/>
         <w:u w:val="none" w:color="000000"/>
-        <w:bdr w:val="none" w:sz="0" w:space="0" w:color="auto"/>
+        <w:bdr w:val="none" w:color="auto" w:sz="0" w:space="0"/>
         <w:shd w:val="clear" w:color="auto" w:fill="auto"/>
         <w:vertAlign w:val="baseline"/>
       </w:rPr>
@@ -4853,7 +10098,7 @@
         <w:ind w:left="4426"/>
       </w:pPr>
       <w:rPr>
-        <w:rFonts w:ascii="Cambria" w:eastAsia="Cambria" w:hAnsi="Cambria" w:cs="Cambria"/>
+        <w:rFonts w:ascii="Cambria" w:hAnsi="Cambria" w:eastAsia="Cambria" w:cs="Cambria"/>
         <w:b w:val="0"/>
         <w:i w:val="0"/>
         <w:strike w:val="0"/>
@@ -4862,7 +10107,7 @@
         <w:sz w:val="20"/>
         <w:szCs w:val="20"/>
         <w:u w:val="none" w:color="000000"/>
-        <w:bdr w:val="none" w:sz="0" w:space="0" w:color="auto"/>
+        <w:bdr w:val="none" w:color="auto" w:sz="0" w:space="0"/>
         <w:shd w:val="clear" w:color="auto" w:fill="auto"/>
         <w:vertAlign w:val="baseline"/>
       </w:rPr>
@@ -4876,7 +10121,7 @@
         <w:ind w:left="5146"/>
       </w:pPr>
       <w:rPr>
-        <w:rFonts w:ascii="Cambria" w:eastAsia="Cambria" w:hAnsi="Cambria" w:cs="Cambria"/>
+        <w:rFonts w:ascii="Cambria" w:hAnsi="Cambria" w:eastAsia="Cambria" w:cs="Cambria"/>
         <w:b w:val="0"/>
         <w:i w:val="0"/>
         <w:strike w:val="0"/>
@@ -4885,7 +10130,7 @@
         <w:sz w:val="20"/>
         <w:szCs w:val="20"/>
         <w:u w:val="none" w:color="000000"/>
-        <w:bdr w:val="none" w:sz="0" w:space="0" w:color="auto"/>
+        <w:bdr w:val="none" w:color="auto" w:sz="0" w:space="0"/>
         <w:shd w:val="clear" w:color="auto" w:fill="auto"/>
         <w:vertAlign w:val="baseline"/>
       </w:rPr>
@@ -4899,7 +10144,7 @@
         <w:ind w:left="5866"/>
       </w:pPr>
       <w:rPr>
-        <w:rFonts w:ascii="Cambria" w:eastAsia="Cambria" w:hAnsi="Cambria" w:cs="Cambria"/>
+        <w:rFonts w:ascii="Cambria" w:hAnsi="Cambria" w:eastAsia="Cambria" w:cs="Cambria"/>
         <w:b w:val="0"/>
         <w:i w:val="0"/>
         <w:strike w:val="0"/>
@@ -4908,7 +10153,7 @@
         <w:sz w:val="20"/>
         <w:szCs w:val="20"/>
         <w:u w:val="none" w:color="000000"/>
-        <w:bdr w:val="none" w:sz="0" w:space="0" w:color="auto"/>
+        <w:bdr w:val="none" w:color="auto" w:sz="0" w:space="0"/>
         <w:shd w:val="clear" w:color="auto" w:fill="auto"/>
         <w:vertAlign w:val="baseline"/>
       </w:rPr>
@@ -4922,7 +10167,7 @@
         <w:ind w:left="6586"/>
       </w:pPr>
       <w:rPr>
-        <w:rFonts w:ascii="Cambria" w:eastAsia="Cambria" w:hAnsi="Cambria" w:cs="Cambria"/>
+        <w:rFonts w:ascii="Cambria" w:hAnsi="Cambria" w:eastAsia="Cambria" w:cs="Cambria"/>
         <w:b w:val="0"/>
         <w:i w:val="0"/>
         <w:strike w:val="0"/>
@@ -4931,7 +10176,7 @@
         <w:sz w:val="20"/>
         <w:szCs w:val="20"/>
         <w:u w:val="none" w:color="000000"/>
-        <w:bdr w:val="none" w:sz="0" w:space="0" w:color="auto"/>
+        <w:bdr w:val="none" w:color="auto" w:sz="0" w:space="0"/>
         <w:shd w:val="clear" w:color="auto" w:fill="auto"/>
         <w:vertAlign w:val="baseline"/>
       </w:rPr>
@@ -4950,7 +10195,7 @@
         <w:ind w:left="450" w:hanging="361"/>
       </w:pPr>
       <w:rPr>
-        <w:rFonts w:ascii="Times New Roman" w:eastAsia="Times New Roman" w:hAnsi="Times New Roman" w:cs="Times New Roman" w:hint="default"/>
+        <w:rFonts w:hint="default" w:ascii="Times New Roman" w:hAnsi="Times New Roman" w:eastAsia="Times New Roman" w:cs="Times New Roman"/>
         <w:spacing w:val="-6"/>
         <w:w w:val="100"/>
         <w:sz w:val="24"/>
@@ -4967,7 +10212,7 @@
         <w:ind w:left="1175" w:hanging="360"/>
       </w:pPr>
       <w:rPr>
-        <w:rFonts w:ascii="Times New Roman" w:eastAsia="Times New Roman" w:hAnsi="Times New Roman" w:cs="Times New Roman" w:hint="default"/>
+        <w:rFonts w:hint="default" w:ascii="Times New Roman" w:hAnsi="Times New Roman" w:eastAsia="Times New Roman" w:cs="Times New Roman"/>
         <w:spacing w:val="-6"/>
         <w:w w:val="100"/>
         <w:sz w:val="24"/>
@@ -5248,7 +10493,7 @@
         <w:ind w:left="1141" w:hanging="361"/>
       </w:pPr>
       <w:rPr>
-        <w:rFonts w:ascii="Times New Roman" w:eastAsia="Times New Roman" w:hAnsi="Times New Roman" w:cs="Times New Roman" w:hint="default"/>
+        <w:rFonts w:hint="default" w:ascii="Times New Roman" w:hAnsi="Times New Roman" w:eastAsia="Times New Roman" w:cs="Times New Roman"/>
         <w:spacing w:val="-7"/>
         <w:w w:val="100"/>
         <w:sz w:val="24"/>
@@ -5700,7 +10945,7 @@
         <w:jc w:val="right"/>
       </w:pPr>
       <w:rPr>
-        <w:rFonts w:ascii="Times New Roman" w:eastAsia="Times New Roman" w:hAnsi="Times New Roman" w:cs="Times New Roman" w:hint="default"/>
+        <w:rFonts w:hint="default" w:ascii="Times New Roman" w:hAnsi="Times New Roman" w:eastAsia="Times New Roman" w:cs="Times New Roman"/>
         <w:i/>
         <w:spacing w:val="-3"/>
         <w:w w:val="100"/>
@@ -5718,7 +10963,7 @@
         <w:ind w:left="1141" w:hanging="361"/>
       </w:pPr>
       <w:rPr>
-        <w:rFonts w:ascii="Times New Roman" w:eastAsia="Times New Roman" w:hAnsi="Times New Roman" w:cs="Times New Roman" w:hint="default"/>
+        <w:rFonts w:hint="default" w:ascii="Times New Roman" w:hAnsi="Times New Roman" w:eastAsia="Times New Roman" w:cs="Times New Roman"/>
         <w:spacing w:val="-7"/>
         <w:w w:val="100"/>
         <w:sz w:val="24"/>
@@ -5824,7 +11069,7 @@
         <w:ind w:left="1441" w:hanging="361"/>
       </w:pPr>
       <w:rPr>
-        <w:rFonts w:ascii="Times New Roman" w:eastAsia="Times New Roman" w:hAnsi="Times New Roman" w:cs="Times New Roman" w:hint="default"/>
+        <w:rFonts w:hint="default" w:ascii="Times New Roman" w:hAnsi="Times New Roman" w:eastAsia="Times New Roman" w:cs="Times New Roman"/>
         <w:spacing w:val="-7"/>
         <w:w w:val="100"/>
         <w:sz w:val="24"/>
@@ -6007,7 +11252,7 @@
         <w:ind w:left="780" w:hanging="360"/>
       </w:pPr>
       <w:rPr>
-        <w:rFonts w:ascii="Times New Roman" w:eastAsia="Times New Roman" w:hAnsi="Times New Roman" w:cs="Times New Roman" w:hint="default"/>
+        <w:rFonts w:hint="default" w:ascii="Times New Roman" w:hAnsi="Times New Roman" w:eastAsia="Times New Roman" w:cs="Times New Roman"/>
         <w:spacing w:val="-7"/>
         <w:w w:val="100"/>
         <w:sz w:val="24"/>
@@ -6024,7 +11269,7 @@
         <w:ind w:left="780" w:hanging="360"/>
       </w:pPr>
       <w:rPr>
-        <w:rFonts w:ascii="Times New Roman" w:eastAsia="Times New Roman" w:hAnsi="Times New Roman" w:cs="Times New Roman" w:hint="default"/>
+        <w:rFonts w:hint="default" w:ascii="Times New Roman" w:hAnsi="Times New Roman" w:eastAsia="Times New Roman" w:cs="Times New Roman"/>
         <w:b/>
         <w:bCs/>
         <w:spacing w:val="-3"/>
@@ -6043,7 +11288,7 @@
         <w:ind w:left="1321" w:hanging="360"/>
       </w:pPr>
       <w:rPr>
-        <w:rFonts w:ascii="Times New Roman" w:eastAsia="Times New Roman" w:hAnsi="Times New Roman" w:cs="Times New Roman" w:hint="default"/>
+        <w:rFonts w:hint="default" w:ascii="Times New Roman" w:hAnsi="Times New Roman" w:eastAsia="Times New Roman" w:cs="Times New Roman"/>
         <w:spacing w:val="-6"/>
         <w:w w:val="100"/>
         <w:sz w:val="24"/>
@@ -6226,7 +11471,7 @@
         <w:ind w:left="1141" w:hanging="361"/>
       </w:pPr>
       <w:rPr>
-        <w:rFonts w:ascii="Times New Roman" w:eastAsia="Times New Roman" w:hAnsi="Times New Roman" w:cs="Times New Roman" w:hint="default"/>
+        <w:rFonts w:hint="default" w:ascii="Times New Roman" w:hAnsi="Times New Roman" w:eastAsia="Times New Roman" w:cs="Times New Roman"/>
         <w:spacing w:val="-7"/>
         <w:w w:val="100"/>
         <w:sz w:val="24"/>
@@ -6485,6 +11730,18 @@
       </w:pPr>
     </w:lvl>
   </w:abstractNum>
+  <w:num w:numId="31">
+    <w:abstractNumId w:val="27"/>
+  </w:num>
+  <w:num w:numId="30">
+    <w:abstractNumId w:val="26"/>
+  </w:num>
+  <w:num w:numId="29">
+    <w:abstractNumId w:val="25"/>
+  </w:num>
+  <w:num w:numId="28">
+    <w:abstractNumId w:val="24"/>
+  </w:num>
   <w:num w:numId="1" w16cid:durableId="1832260227">
     <w:abstractNumId w:val="8"/>
     <w:lvlOverride w:ilvl="0">
@@ -6828,11 +12085,11 @@
 </file>
 
 <file path=word/styles.xml><?xml version="1.0" encoding="utf-8"?>
-<w:styles xmlns:mc="http://schemas.openxmlformats.org/markup-compatibility/2006" xmlns:r="http://schemas.openxmlformats.org/officeDocument/2006/relationships" xmlns:w="http://schemas.openxmlformats.org/wordprocessingml/2006/main" xmlns:w14="http://schemas.microsoft.com/office/word/2010/wordml" xmlns:w15="http://schemas.microsoft.com/office/word/2012/wordml" xmlns:w16cex="http://schemas.microsoft.com/office/word/2018/wordml/cex" xmlns:w16cid="http://schemas.microsoft.com/office/word/2016/wordml/cid" xmlns:w16="http://schemas.microsoft.com/office/word/2018/wordml" xmlns:w16du="http://schemas.microsoft.com/office/word/2023/wordml/word16du" xmlns:w16sdtdh="http://schemas.microsoft.com/office/word/2020/wordml/sdtdatahash" xmlns:w16sdtfl="http://schemas.microsoft.com/office/word/2024/wordml/sdtformatlock" xmlns:w16se="http://schemas.microsoft.com/office/word/2015/wordml/symex" mc:Ignorable="w14 w15 w16se w16cid w16 w16cex w16sdtdh w16sdtfl w16du">
+<w:styles xmlns:wp14="http://schemas.microsoft.com/office/word/2010/wordprocessingDrawing" xmlns:mc="http://schemas.openxmlformats.org/markup-compatibility/2006" xmlns:r="http://schemas.openxmlformats.org/officeDocument/2006/relationships" xmlns:w="http://schemas.openxmlformats.org/wordprocessingml/2006/main" xmlns:w14="http://schemas.microsoft.com/office/word/2010/wordml" xmlns:w15="http://schemas.microsoft.com/office/word/2012/wordml" xmlns:w16cex="http://schemas.microsoft.com/office/word/2018/wordml/cex" xmlns:w16cid="http://schemas.microsoft.com/office/word/2016/wordml/cid" xmlns:w16="http://schemas.microsoft.com/office/word/2018/wordml" xmlns:w16du="http://schemas.microsoft.com/office/word/2023/wordml/word16du" xmlns:w16sdtdh="http://schemas.microsoft.com/office/word/2020/wordml/sdtdatahash" xmlns:w16sdtfl="http://schemas.microsoft.com/office/word/2024/wordml/sdtformatlock" xmlns:w16se="http://schemas.microsoft.com/office/word/2015/wordml/symex" mc:Ignorable="w14 w15 w16se w16cid w16 w16cex w16sdtdh w16sdtfl w16du wp14">
   <w:docDefaults>
     <w:rPrDefault>
       <w:rPr>
-        <w:rFonts w:asciiTheme="minorHAnsi" w:eastAsiaTheme="minorHAnsi" w:hAnsiTheme="minorHAnsi" w:cstheme="minorBidi"/>
+        <w:rFonts w:asciiTheme="minorHAnsi" w:hAnsiTheme="minorHAnsi" w:eastAsiaTheme="minorHAnsi" w:cstheme="minorBidi"/>
         <w:sz w:val="24"/>
         <w:szCs w:val="24"/>
         <w:lang w:val="en-US" w:eastAsia="en-US" w:bidi="ar-SA"/>
@@ -6843,14 +12100,14 @@
   <w:latentStyles w:defLockedState="0" w:defUIPriority="99" w:defSemiHidden="0" w:defUnhideWhenUsed="0" w:defQFormat="0" w:count="376">
     <w:lsdException w:name="Normal" w:uiPriority="0" w:qFormat="1"/>
     <w:lsdException w:name="heading 1" w:uiPriority="9" w:qFormat="1"/>
-    <w:lsdException w:name="heading 2" w:semiHidden="1" w:uiPriority="9" w:unhideWhenUsed="1" w:qFormat="1"/>
-    <w:lsdException w:name="heading 3" w:semiHidden="1" w:uiPriority="9" w:unhideWhenUsed="1" w:qFormat="1"/>
-    <w:lsdException w:name="heading 4" w:semiHidden="1" w:uiPriority="1" w:unhideWhenUsed="1" w:qFormat="1"/>
-    <w:lsdException w:name="heading 5" w:semiHidden="1" w:uiPriority="9" w:unhideWhenUsed="1" w:qFormat="1"/>
-    <w:lsdException w:name="heading 6" w:semiHidden="1" w:uiPriority="9" w:unhideWhenUsed="1" w:qFormat="1"/>
-    <w:lsdException w:name="heading 7" w:semiHidden="1" w:uiPriority="9" w:unhideWhenUsed="1" w:qFormat="1"/>
-    <w:lsdException w:name="heading 8" w:semiHidden="1" w:uiPriority="9" w:unhideWhenUsed="1" w:qFormat="1"/>
-    <w:lsdException w:name="heading 9" w:semiHidden="1" w:uiPriority="9" w:unhideWhenUsed="1" w:qFormat="1"/>
+    <w:lsdException w:name="heading 2" w:uiPriority="9" w:semiHidden="1" w:unhideWhenUsed="1" w:qFormat="1"/>
+    <w:lsdException w:name="heading 3" w:uiPriority="9" w:semiHidden="1" w:unhideWhenUsed="1" w:qFormat="1"/>
+    <w:lsdException w:name="heading 4" w:uiPriority="1" w:semiHidden="1" w:unhideWhenUsed="1" w:qFormat="1"/>
+    <w:lsdException w:name="heading 5" w:uiPriority="9" w:semiHidden="1" w:unhideWhenUsed="1" w:qFormat="1"/>
+    <w:lsdException w:name="heading 6" w:uiPriority="9" w:semiHidden="1" w:unhideWhenUsed="1" w:qFormat="1"/>
+    <w:lsdException w:name="heading 7" w:uiPriority="9" w:semiHidden="1" w:unhideWhenUsed="1" w:qFormat="1"/>
+    <w:lsdException w:name="heading 8" w:uiPriority="9" w:semiHidden="1" w:unhideWhenUsed="1" w:qFormat="1"/>
+    <w:lsdException w:name="heading 9" w:uiPriority="9" w:semiHidden="1" w:unhideWhenUsed="1" w:qFormat="1"/>
     <w:lsdException w:name="index 1" w:semiHidden="1" w:unhideWhenUsed="1"/>
     <w:lsdException w:name="index 2" w:semiHidden="1" w:unhideWhenUsed="1"/>
     <w:lsdException w:name="index 3" w:semiHidden="1" w:unhideWhenUsed="1"/>
@@ -6860,22 +12117,22 @@
     <w:lsdException w:name="index 7" w:semiHidden="1" w:unhideWhenUsed="1"/>
     <w:lsdException w:name="index 8" w:semiHidden="1" w:unhideWhenUsed="1"/>
     <w:lsdException w:name="index 9" w:semiHidden="1" w:unhideWhenUsed="1"/>
-    <w:lsdException w:name="toc 1" w:semiHidden="1" w:uiPriority="39" w:unhideWhenUsed="1"/>
-    <w:lsdException w:name="toc 2" w:semiHidden="1" w:uiPriority="39" w:unhideWhenUsed="1"/>
-    <w:lsdException w:name="toc 3" w:semiHidden="1" w:uiPriority="39" w:unhideWhenUsed="1"/>
-    <w:lsdException w:name="toc 4" w:semiHidden="1" w:uiPriority="39" w:unhideWhenUsed="1"/>
-    <w:lsdException w:name="toc 5" w:semiHidden="1" w:uiPriority="39" w:unhideWhenUsed="1"/>
-    <w:lsdException w:name="toc 6" w:semiHidden="1" w:uiPriority="39" w:unhideWhenUsed="1"/>
-    <w:lsdException w:name="toc 7" w:semiHidden="1" w:uiPriority="39" w:unhideWhenUsed="1"/>
-    <w:lsdException w:name="toc 8" w:semiHidden="1" w:uiPriority="39" w:unhideWhenUsed="1"/>
-    <w:lsdException w:name="toc 9" w:semiHidden="1" w:uiPriority="39" w:unhideWhenUsed="1"/>
+    <w:lsdException w:name="toc 1" w:uiPriority="39" w:semiHidden="1" w:unhideWhenUsed="1"/>
+    <w:lsdException w:name="toc 2" w:uiPriority="39" w:semiHidden="1" w:unhideWhenUsed="1"/>
+    <w:lsdException w:name="toc 3" w:uiPriority="39" w:semiHidden="1" w:unhideWhenUsed="1"/>
+    <w:lsdException w:name="toc 4" w:uiPriority="39" w:semiHidden="1" w:unhideWhenUsed="1"/>
+    <w:lsdException w:name="toc 5" w:uiPriority="39" w:semiHidden="1" w:unhideWhenUsed="1"/>
+    <w:lsdException w:name="toc 6" w:uiPriority="39" w:semiHidden="1" w:unhideWhenUsed="1"/>
+    <w:lsdException w:name="toc 7" w:uiPriority="39" w:semiHidden="1" w:unhideWhenUsed="1"/>
+    <w:lsdException w:name="toc 8" w:uiPriority="39" w:semiHidden="1" w:unhideWhenUsed="1"/>
+    <w:lsdException w:name="toc 9" w:uiPriority="39" w:semiHidden="1" w:unhideWhenUsed="1"/>
     <w:lsdException w:name="Normal Indent" w:semiHidden="1" w:unhideWhenUsed="1"/>
     <w:lsdException w:name="footnote text" w:semiHidden="1" w:unhideWhenUsed="1"/>
     <w:lsdException w:name="annotation text" w:semiHidden="1" w:unhideWhenUsed="1"/>
     <w:lsdException w:name="header" w:semiHidden="1" w:unhideWhenUsed="1"/>
     <w:lsdException w:name="footer" w:semiHidden="1" w:unhideWhenUsed="1"/>
     <w:lsdException w:name="index heading" w:semiHidden="1" w:unhideWhenUsed="1"/>
-    <w:lsdException w:name="caption" w:semiHidden="1" w:uiPriority="35" w:unhideWhenUsed="1" w:qFormat="1"/>
+    <w:lsdException w:name="caption" w:uiPriority="35" w:semiHidden="1" w:unhideWhenUsed="1" w:qFormat="1"/>
     <w:lsdException w:name="table of figures" w:semiHidden="1" w:unhideWhenUsed="1"/>
     <w:lsdException w:name="envelope address" w:semiHidden="1" w:unhideWhenUsed="1"/>
     <w:lsdException w:name="envelope return" w:semiHidden="1" w:unhideWhenUsed="1"/>
@@ -6906,7 +12163,7 @@
     <w:lsdException w:name="Title" w:uiPriority="10" w:qFormat="1"/>
     <w:lsdException w:name="Closing" w:semiHidden="1" w:unhideWhenUsed="1"/>
     <w:lsdException w:name="Signature" w:semiHidden="1" w:unhideWhenUsed="1"/>
-    <w:lsdException w:name="Default Paragraph Font" w:semiHidden="1" w:uiPriority="1" w:unhideWhenUsed="1"/>
+    <w:lsdException w:name="Default Paragraph Font" w:uiPriority="1" w:semiHidden="1" w:unhideWhenUsed="1"/>
     <w:lsdException w:name="Body Text" w:semiHidden="1" w:unhideWhenUsed="1"/>
     <w:lsdException w:name="Body Text Indent" w:semiHidden="1" w:unhideWhenUsed="1"/>
     <w:lsdException w:name="List Continue" w:semiHidden="1" w:unhideWhenUsed="1"/>
@@ -7106,8 +12363,8 @@
     <w:lsdException w:name="Subtle Reference" w:uiPriority="31" w:qFormat="1"/>
     <w:lsdException w:name="Intense Reference" w:uiPriority="32" w:qFormat="1"/>
     <w:lsdException w:name="Book Title" w:uiPriority="33" w:qFormat="1"/>
-    <w:lsdException w:name="Bibliography" w:semiHidden="1" w:uiPriority="37" w:unhideWhenUsed="1"/>
-    <w:lsdException w:name="TOC Heading" w:semiHidden="1" w:uiPriority="39" w:unhideWhenUsed="1" w:qFormat="1"/>
+    <w:lsdException w:name="Bibliography" w:uiPriority="37" w:semiHidden="1" w:unhideWhenUsed="1"/>
+    <w:lsdException w:name="TOC Heading" w:uiPriority="39" w:semiHidden="1" w:unhideWhenUsed="1" w:qFormat="1"/>
     <w:lsdException w:name="Plain Table 1" w:uiPriority="41"/>
     <w:lsdException w:name="Plain Table 2" w:uiPriority="42"/>
     <w:lsdException w:name="Plain Table 3" w:uiPriority="43"/>
@@ -7218,7 +12475,7 @@
     <w:lsdException w:name="Unresolved Mention" w:semiHidden="1" w:unhideWhenUsed="1"/>
     <w:lsdException w:name="Smart Link" w:semiHidden="1" w:unhideWhenUsed="1"/>
   </w:latentStyles>
-  <w:style w:type="paragraph" w:default="1" w:styleId="Normal">
+  <w:style w:type="paragraph" w:styleId="Normal" w:default="1">
     <w:name w:val="Normal"/>
     <w:qFormat/>
     <w:rsid w:val="00D34E0D"/>
@@ -7241,7 +12498,7 @@
       <w:outlineLvl w:val="0"/>
     </w:pPr>
     <w:rPr>
-      <w:rFonts w:ascii="Times" w:eastAsiaTheme="majorEastAsia" w:hAnsi="Times" w:cstheme="majorBidi"/>
+      <w:rFonts w:ascii="Times" w:hAnsi="Times" w:eastAsiaTheme="majorEastAsia" w:cstheme="majorBidi"/>
       <w:b/>
       <w:color w:val="672269"/>
       <w:sz w:val="40"/>
@@ -7264,7 +12521,7 @@
       <w:outlineLvl w:val="1"/>
     </w:pPr>
     <w:rPr>
-      <w:rFonts w:ascii="Times" w:eastAsiaTheme="majorEastAsia" w:hAnsi="Times" w:cstheme="majorBidi"/>
+      <w:rFonts w:ascii="Times" w:hAnsi="Times" w:eastAsiaTheme="majorEastAsia" w:cstheme="majorBidi"/>
       <w:b/>
       <w:color w:val="000000" w:themeColor="text1"/>
       <w:sz w:val="28"/>
@@ -7287,7 +12544,7 @@
       <w:outlineLvl w:val="2"/>
     </w:pPr>
     <w:rPr>
-      <w:rFonts w:ascii="Times" w:eastAsiaTheme="majorEastAsia" w:hAnsi="Times" w:cstheme="majorBidi"/>
+      <w:rFonts w:ascii="Times" w:hAnsi="Times" w:eastAsiaTheme="majorEastAsia" w:cstheme="majorBidi"/>
       <w:i/>
       <w:color w:val="000000" w:themeColor="text1"/>
       <w:sz w:val="28"/>
@@ -7310,7 +12567,7 @@
       <w:outlineLvl w:val="3"/>
     </w:pPr>
     <w:rPr>
-      <w:rFonts w:asciiTheme="majorHAnsi" w:eastAsiaTheme="majorEastAsia" w:hAnsiTheme="majorHAnsi" w:cstheme="majorBidi"/>
+      <w:rFonts w:asciiTheme="majorHAnsi" w:hAnsiTheme="majorHAnsi" w:eastAsiaTheme="majorEastAsia" w:cstheme="majorBidi"/>
       <w:i/>
       <w:iCs/>
       <w:color w:val="2F5496" w:themeColor="accent1" w:themeShade="BF"/>
@@ -7332,7 +12589,7 @@
       <w:outlineLvl w:val="4"/>
     </w:pPr>
     <w:rPr>
-      <w:rFonts w:asciiTheme="majorHAnsi" w:eastAsiaTheme="majorEastAsia" w:hAnsiTheme="majorHAnsi" w:cstheme="majorBidi"/>
+      <w:rFonts w:asciiTheme="majorHAnsi" w:hAnsiTheme="majorHAnsi" w:eastAsiaTheme="majorEastAsia" w:cstheme="majorBidi"/>
       <w:color w:val="2F5496" w:themeColor="accent1" w:themeShade="BF"/>
     </w:rPr>
   </w:style>
@@ -7353,16 +12610,16 @@
       <w:outlineLvl w:val="5"/>
     </w:pPr>
     <w:rPr>
-      <w:rFonts w:asciiTheme="majorHAnsi" w:eastAsiaTheme="majorEastAsia" w:hAnsiTheme="majorHAnsi" w:cstheme="majorBidi"/>
+      <w:rFonts w:asciiTheme="majorHAnsi" w:hAnsiTheme="majorHAnsi" w:eastAsiaTheme="majorEastAsia" w:cstheme="majorBidi"/>
       <w:color w:val="1F3763" w:themeColor="accent1" w:themeShade="7F"/>
     </w:rPr>
   </w:style>
-  <w:style w:type="character" w:default="1" w:styleId="DefaultParagraphFont">
+  <w:style w:type="character" w:styleId="DefaultParagraphFont" w:default="1">
     <w:name w:val="Default Paragraph Font"/>
     <w:uiPriority w:val="1"/>
     <w:unhideWhenUsed/>
   </w:style>
-  <w:style w:type="table" w:default="1" w:styleId="TableNormal">
+  <w:style w:type="table" w:styleId="TableNormal" w:default="1">
     <w:name w:val="Normal Table"/>
     <w:uiPriority w:val="99"/>
     <w:semiHidden/>
@@ -7377,79 +12634,79 @@
       </w:tblCellMar>
     </w:tblPr>
   </w:style>
-  <w:style w:type="numbering" w:default="1" w:styleId="NoList">
+  <w:style w:type="numbering" w:styleId="NoList" w:default="1">
     <w:name w:val="No List"/>
     <w:uiPriority w:val="99"/>
     <w:semiHidden/>
     <w:unhideWhenUsed/>
   </w:style>
-  <w:style w:type="character" w:customStyle="1" w:styleId="Heading1Char">
+  <w:style w:type="character" w:styleId="Heading1Char" w:customStyle="1">
     <w:name w:val="Heading 1 Char"/>
     <w:basedOn w:val="DefaultParagraphFont"/>
     <w:link w:val="Heading1"/>
     <w:uiPriority w:val="9"/>
     <w:rsid w:val="001F2B4C"/>
     <w:rPr>
-      <w:rFonts w:ascii="Times" w:eastAsiaTheme="majorEastAsia" w:hAnsi="Times" w:cstheme="majorBidi"/>
+      <w:rFonts w:ascii="Times" w:hAnsi="Times" w:eastAsiaTheme="majorEastAsia" w:cstheme="majorBidi"/>
       <w:b/>
       <w:color w:val="672269"/>
       <w:sz w:val="40"/>
       <w:szCs w:val="32"/>
     </w:rPr>
   </w:style>
-  <w:style w:type="character" w:customStyle="1" w:styleId="Heading2Char">
+  <w:style w:type="character" w:styleId="Heading2Char" w:customStyle="1">
     <w:name w:val="Heading 2 Char"/>
     <w:basedOn w:val="DefaultParagraphFont"/>
     <w:link w:val="Heading2"/>
     <w:uiPriority w:val="9"/>
     <w:rsid w:val="006106C5"/>
     <w:rPr>
-      <w:rFonts w:ascii="Times" w:eastAsiaTheme="majorEastAsia" w:hAnsi="Times" w:cstheme="majorBidi"/>
+      <w:rFonts w:ascii="Times" w:hAnsi="Times" w:eastAsiaTheme="majorEastAsia" w:cstheme="majorBidi"/>
       <w:b/>
       <w:color w:val="000000" w:themeColor="text1"/>
       <w:sz w:val="28"/>
       <w:szCs w:val="26"/>
     </w:rPr>
   </w:style>
-  <w:style w:type="character" w:customStyle="1" w:styleId="Heading3Char">
+  <w:style w:type="character" w:styleId="Heading3Char" w:customStyle="1">
     <w:name w:val="Heading 3 Char"/>
     <w:basedOn w:val="DefaultParagraphFont"/>
     <w:link w:val="Heading3"/>
     <w:uiPriority w:val="9"/>
     <w:rsid w:val="006050BA"/>
     <w:rPr>
-      <w:rFonts w:ascii="Times" w:eastAsiaTheme="majorEastAsia" w:hAnsi="Times" w:cstheme="majorBidi"/>
+      <w:rFonts w:ascii="Times" w:hAnsi="Times" w:eastAsiaTheme="majorEastAsia" w:cstheme="majorBidi"/>
       <w:i/>
       <w:color w:val="000000" w:themeColor="text1"/>
       <w:sz w:val="28"/>
       <w:szCs w:val="28"/>
     </w:rPr>
   </w:style>
-  <w:style w:type="character" w:customStyle="1" w:styleId="Heading4Char">
+  <w:style w:type="character" w:styleId="Heading4Char" w:customStyle="1">
     <w:name w:val="Heading 4 Char"/>
     <w:basedOn w:val="DefaultParagraphFont"/>
     <w:link w:val="Heading4"/>
     <w:uiPriority w:val="1"/>
     <w:rsid w:val="00300880"/>
     <w:rPr>
-      <w:rFonts w:asciiTheme="majorHAnsi" w:eastAsiaTheme="majorEastAsia" w:hAnsiTheme="majorHAnsi" w:cstheme="majorBidi"/>
+      <w:rFonts w:asciiTheme="majorHAnsi" w:hAnsiTheme="majorHAnsi" w:eastAsiaTheme="majorEastAsia" w:cstheme="majorBidi"/>
       <w:i/>
       <w:iCs/>
       <w:color w:val="2F5496" w:themeColor="accent1" w:themeShade="BF"/>
     </w:rPr>
   </w:style>
-  <w:style w:type="character" w:customStyle="1" w:styleId="Heading5Char">
+  <w:style w:type="character" w:styleId="Heading5Char" w:customStyle="1">
     <w:name w:val="Heading 5 Char"/>
     <w:basedOn w:val="DefaultParagraphFont"/>
     <w:link w:val="Heading5"/>
     <w:uiPriority w:val="9"/>
     <w:rsid w:val="006649F6"/>
     <w:rPr>
-      <w:rFonts w:asciiTheme="majorHAnsi" w:eastAsiaTheme="majorEastAsia" w:hAnsiTheme="majorHAnsi" w:cstheme="majorBidi"/>
+      <w:rFonts w:asciiTheme="majorHAnsi" w:hAnsiTheme="majorHAnsi" w:eastAsiaTheme="majorEastAsia" w:cstheme="majorBidi"/>
       <w:color w:val="2F5496" w:themeColor="accent1" w:themeShade="BF"/>
     </w:rPr>
   </w:style>
-  <w:style w:type="character" w:customStyle="1" w:styleId="Heading6Char">
+  <w:style w:type="character" w:styleId="Heading6Char" w:customStyle="1">
     <w:name w:val="Heading 6 Char"/>
     <w:basedOn w:val="DefaultParagraphFont"/>
     <w:link w:val="Heading6"/>
@@ -7457,7 +12714,7 @@
     <w:semiHidden/>
     <w:rsid w:val="005448DE"/>
     <w:rPr>
-      <w:rFonts w:asciiTheme="majorHAnsi" w:eastAsiaTheme="majorEastAsia" w:hAnsiTheme="majorHAnsi" w:cstheme="majorBidi"/>
+      <w:rFonts w:asciiTheme="majorHAnsi" w:hAnsiTheme="majorHAnsi" w:eastAsiaTheme="majorEastAsia" w:cstheme="majorBidi"/>
       <w:color w:val="1F3763" w:themeColor="accent1" w:themeShade="7F"/>
     </w:rPr>
   </w:style>
@@ -7474,7 +12731,7 @@
       <w:lang w:eastAsia="zh-CN"/>
     </w:rPr>
   </w:style>
-  <w:style w:type="character" w:customStyle="1" w:styleId="NoSpacingChar">
+  <w:style w:type="character" w:styleId="NoSpacingChar" w:customStyle="1">
     <w:name w:val="No Spacing Char"/>
     <w:basedOn w:val="DefaultParagraphFont"/>
     <w:link w:val="NoSpacing"/>
@@ -7494,12 +12751,12 @@
     <w:rsid w:val="00B13750"/>
     <w:tblPr>
       <w:tblBorders>
-        <w:top w:val="single" w:sz="4" w:space="0" w:color="auto"/>
-        <w:left w:val="single" w:sz="4" w:space="0" w:color="auto"/>
-        <w:bottom w:val="single" w:sz="4" w:space="0" w:color="auto"/>
-        <w:right w:val="single" w:sz="4" w:space="0" w:color="auto"/>
-        <w:insideH w:val="single" w:sz="4" w:space="0" w:color="auto"/>
-        <w:insideV w:val="single" w:sz="4" w:space="0" w:color="auto"/>
+        <w:top w:val="single" w:color="auto" w:sz="4" w:space="0"/>
+        <w:left w:val="single" w:color="auto" w:sz="4" w:space="0"/>
+        <w:bottom w:val="single" w:color="auto" w:sz="4" w:space="0"/>
+        <w:right w:val="single" w:color="auto" w:sz="4" w:space="0"/>
+        <w:insideH w:val="single" w:color="auto" w:sz="4" w:space="0"/>
+        <w:insideV w:val="single" w:color="auto" w:sz="4" w:space="0"/>
       </w:tblBorders>
     </w:tblPr>
   </w:style>
@@ -7532,7 +12789,7 @@
     <w:rsid w:val="0013085A"/>
     <w:pPr>
       <w:pBdr>
-        <w:bottom w:val="single" w:sz="18" w:space="1" w:color="auto"/>
+        <w:bottom w:val="single" w:color="auto" w:sz="18" w:space="1"/>
       </w:pBdr>
       <w:shd w:val="clear" w:color="auto" w:fill="D9D9D9" w:themeFill="background1" w:themeFillShade="D9"/>
       <w:spacing w:before="120" w:after="120"/>
@@ -7578,7 +12835,7 @@
       <w:sz w:val="20"/>
     </w:rPr>
   </w:style>
-  <w:style w:type="paragraph" w:customStyle="1" w:styleId="Style1NormalText">
+  <w:style w:type="paragraph" w:styleId="Style1NormalText" w:customStyle="1">
     <w:name w:val="Style1 Normal Text"/>
     <w:basedOn w:val="Normal"/>
     <w:autoRedefine/>
@@ -7734,7 +12991,7 @@
       </w:tabs>
     </w:pPr>
   </w:style>
-  <w:style w:type="character" w:customStyle="1" w:styleId="HeaderChar">
+  <w:style w:type="character" w:styleId="HeaderChar" w:customStyle="1">
     <w:name w:val="Header Char"/>
     <w:basedOn w:val="DefaultParagraphFont"/>
     <w:link w:val="Header"/>
@@ -7763,7 +13020,7 @@
       </w:tabs>
     </w:pPr>
   </w:style>
-  <w:style w:type="character" w:customStyle="1" w:styleId="FooterChar">
+  <w:style w:type="character" w:styleId="FooterChar" w:customStyle="1">
     <w:name w:val="Footer Char"/>
     <w:basedOn w:val="DefaultParagraphFont"/>
     <w:link w:val="Footer"/>
@@ -7782,7 +13039,7 @@
     </w:pPr>
   </w:style>
   <w:style w:type="character" w:styleId="CommentReference">
-    <w:name w:val="annotation reference"/>
+    <w:name w:val="Comment Reference"/>
     <w:basedOn w:val="DefaultParagraphFont"/>
     <w:uiPriority w:val="99"/>
     <w:semiHidden/>
@@ -7794,7 +13051,7 @@
     </w:rPr>
   </w:style>
   <w:style w:type="paragraph" w:styleId="CommentText">
-    <w:name w:val="annotation text"/>
+    <w:name w:val="Comment Text"/>
     <w:basedOn w:val="Normal"/>
     <w:link w:val="CommentTextChar"/>
     <w:uiPriority w:val="99"/>
@@ -7806,7 +13063,7 @@
       <w:szCs w:val="20"/>
     </w:rPr>
   </w:style>
-  <w:style w:type="character" w:customStyle="1" w:styleId="CommentTextChar">
+  <w:style w:type="character" w:styleId="CommentTextChar" w:customStyle="1">
     <w:name w:val="Comment Text Char"/>
     <w:basedOn w:val="DefaultParagraphFont"/>
     <w:link w:val="CommentText"/>
@@ -7819,7 +13076,7 @@
     </w:rPr>
   </w:style>
   <w:style w:type="paragraph" w:styleId="CommentSubject">
-    <w:name w:val="annotation subject"/>
+    <w:name w:val="Comment Subject"/>
     <w:basedOn w:val="CommentText"/>
     <w:next w:val="CommentText"/>
     <w:link w:val="CommentSubjectChar"/>
@@ -7832,7 +13089,7 @@
       <w:bCs/>
     </w:rPr>
   </w:style>
-  <w:style w:type="character" w:customStyle="1" w:styleId="CommentSubjectChar">
+  <w:style w:type="character" w:styleId="CommentSubjectChar" w:customStyle="1">
     <w:name w:val="Comment Subject Char"/>
     <w:basedOn w:val="CommentTextChar"/>
     <w:link w:val="CommentSubject"/>
@@ -7860,7 +13117,7 @@
       <w:szCs w:val="18"/>
     </w:rPr>
   </w:style>
-  <w:style w:type="character" w:customStyle="1" w:styleId="BalloonTextChar">
+  <w:style w:type="character" w:styleId="BalloonTextChar" w:customStyle="1">
     <w:name w:val="Balloon Text Char"/>
     <w:basedOn w:val="DefaultParagraphFont"/>
     <w:link w:val="BalloonText"/>
@@ -7886,7 +13143,7 @@
       <w:szCs w:val="20"/>
     </w:rPr>
   </w:style>
-  <w:style w:type="character" w:customStyle="1" w:styleId="FootnoteTextChar">
+  <w:style w:type="character" w:styleId="FootnoteTextChar" w:customStyle="1">
     <w:name w:val="Footnote Text Char"/>
     <w:basedOn w:val="DefaultParagraphFont"/>
     <w:link w:val="FootnoteText"/>
@@ -7936,18 +13193,18 @@
       <w:szCs w:val="20"/>
     </w:rPr>
   </w:style>
-  <w:style w:type="character" w:customStyle="1" w:styleId="BodyTextChar">
+  <w:style w:type="character" w:styleId="BodyTextChar" w:customStyle="1">
     <w:name w:val="Body Text Char"/>
     <w:basedOn w:val="DefaultParagraphFont"/>
     <w:link w:val="BodyText"/>
     <w:uiPriority w:val="99"/>
     <w:rsid w:val="000C7C19"/>
     <w:rPr>
-      <w:rFonts w:ascii="Times New Roman" w:eastAsia="Times New Roman" w:hAnsi="Times New Roman" w:cs="Times New Roman"/>
+      <w:rFonts w:ascii="Times New Roman" w:hAnsi="Times New Roman" w:eastAsia="Times New Roman" w:cs="Times New Roman"/>
       <w:szCs w:val="20"/>
     </w:rPr>
   </w:style>
-  <w:style w:type="paragraph" w:customStyle="1" w:styleId="Style8Code">
+  <w:style w:type="paragraph" w:styleId="Style8Code" w:customStyle="1">
     <w:name w:val="Style8 Code"/>
     <w:basedOn w:val="Normal"/>
     <w:autoRedefine/>
@@ -7956,12 +13213,12 @@
       <w:ind w:left="900"/>
     </w:pPr>
     <w:rPr>
-      <w:rFonts w:ascii="Courier New" w:eastAsia="Times New Roman" w:hAnsi="Courier New" w:cs="Times New Roman"/>
+      <w:rFonts w:ascii="Courier New" w:hAnsi="Courier New" w:eastAsia="Times New Roman" w:cs="Times New Roman"/>
       <w:sz w:val="18"/>
       <w:szCs w:val="20"/>
     </w:rPr>
   </w:style>
-  <w:style w:type="character" w:customStyle="1" w:styleId="UnresolvedMention1">
+  <w:style w:type="character" w:styleId="UnresolvedMention1" w:customStyle="1">
     <w:name w:val="Unresolved Mention1"/>
     <w:basedOn w:val="DefaultParagraphFont"/>
     <w:uiPriority w:val="99"/>
@@ -8002,7 +13259,7 @@
       <w:u w:val="single"/>
     </w:rPr>
   </w:style>
-  <w:style w:type="paragraph" w:customStyle="1" w:styleId="TableParagraph">
+  <w:style w:type="paragraph" w:styleId="TableParagraph" w:customStyle="1">
     <w:name w:val="Table Paragraph"/>
     <w:basedOn w:val="Normal"/>
     <w:uiPriority w:val="1"/>
@@ -8020,12 +13277,12 @@
       <w:lang w:bidi="en-US"/>
     </w:rPr>
   </w:style>
-  <w:style w:type="character" w:customStyle="1" w:styleId="invert">
+  <w:style w:type="character" w:styleId="invert" w:customStyle="1">
     <w:name w:val="invert"/>
     <w:basedOn w:val="DefaultParagraphFont"/>
     <w:rsid w:val="00DA0539"/>
   </w:style>
-  <w:style w:type="table" w:customStyle="1" w:styleId="TableGrid1">
+  <w:style w:type="table" w:styleId="TableGrid1" w:customStyle="1">
     <w:name w:val="Table Grid1"/>
     <w:basedOn w:val="TableNormal"/>
     <w:next w:val="TableGrid"/>
@@ -8033,16 +13290,16 @@
     <w:rsid w:val="00F40333"/>
     <w:tblPr>
       <w:tblBorders>
-        <w:top w:val="single" w:sz="4" w:space="0" w:color="auto"/>
-        <w:left w:val="single" w:sz="4" w:space="0" w:color="auto"/>
-        <w:bottom w:val="single" w:sz="4" w:space="0" w:color="auto"/>
-        <w:right w:val="single" w:sz="4" w:space="0" w:color="auto"/>
-        <w:insideH w:val="single" w:sz="4" w:space="0" w:color="auto"/>
-        <w:insideV w:val="single" w:sz="4" w:space="0" w:color="auto"/>
+        <w:top w:val="single" w:color="auto" w:sz="4" w:space="0"/>
+        <w:left w:val="single" w:color="auto" w:sz="4" w:space="0"/>
+        <w:bottom w:val="single" w:color="auto" w:sz="4" w:space="0"/>
+        <w:right w:val="single" w:color="auto" w:sz="4" w:space="0"/>
+        <w:insideH w:val="single" w:color="auto" w:sz="4" w:space="0"/>
+        <w:insideV w:val="single" w:color="auto" w:sz="4" w:space="0"/>
       </w:tblBorders>
     </w:tblPr>
   </w:style>
-  <w:style w:type="table" w:customStyle="1" w:styleId="TableGrid2">
+  <w:style w:type="table" w:styleId="TableGrid2" w:customStyle="1">
     <w:name w:val="Table Grid2"/>
     <w:basedOn w:val="TableNormal"/>
     <w:next w:val="TableGrid"/>
@@ -8050,12 +13307,12 @@
     <w:rsid w:val="00F40333"/>
     <w:tblPr>
       <w:tblBorders>
-        <w:top w:val="single" w:sz="4" w:space="0" w:color="auto"/>
-        <w:left w:val="single" w:sz="4" w:space="0" w:color="auto"/>
-        <w:bottom w:val="single" w:sz="4" w:space="0" w:color="auto"/>
-        <w:right w:val="single" w:sz="4" w:space="0" w:color="auto"/>
-        <w:insideH w:val="single" w:sz="4" w:space="0" w:color="auto"/>
-        <w:insideV w:val="single" w:sz="4" w:space="0" w:color="auto"/>
+        <w:top w:val="single" w:color="auto" w:sz="4" w:space="0"/>
+        <w:left w:val="single" w:color="auto" w:sz="4" w:space="0"/>
+        <w:bottom w:val="single" w:color="auto" w:sz="4" w:space="0"/>
+        <w:right w:val="single" w:color="auto" w:sz="4" w:space="0"/>
+        <w:insideH w:val="single" w:color="auto" w:sz="4" w:space="0"/>
+        <w:insideV w:val="single" w:color="auto" w:sz="4" w:space="0"/>
       </w:tblBorders>
     </w:tblPr>
   </w:style>
@@ -8069,7 +13326,7 @@
       <w:color w:val="808080"/>
     </w:rPr>
   </w:style>
-  <w:style w:type="paragraph" w:customStyle="1" w:styleId="rtejustify">
+  <w:style w:type="paragraph" w:styleId="rtejustify" w:customStyle="1">
     <w:name w:val="rtejustify"/>
     <w:basedOn w:val="Normal"/>
     <w:uiPriority w:val="99"/>
@@ -8092,7 +13349,7 @@
       <w:bCs/>
     </w:rPr>
   </w:style>
-  <w:style w:type="table" w:customStyle="1" w:styleId="TableGrid0">
+  <w:style w:type="table" w:styleId="TableGrid0" w:customStyle="1">
     <w:name w:val="TableGrid"/>
     <w:rsid w:val="004F6282"/>
     <w:rPr>
@@ -8109,12 +13366,12 @@
       </w:tblCellMar>
     </w:tblPr>
   </w:style>
-  <w:style w:type="character" w:customStyle="1" w:styleId="textlayer--absolute">
+  <w:style w:type="character" w:styleId="textlayer--absolute" w:customStyle="1">
     <w:name w:val="textlayer--absolute"/>
     <w:basedOn w:val="DefaultParagraphFont"/>
     <w:rsid w:val="000A3B4A"/>
   </w:style>
-  <w:style w:type="paragraph" w:customStyle="1" w:styleId="Default">
+  <w:style w:type="paragraph" w:styleId="Default" w:customStyle="1">
     <w:name w:val="Default"/>
     <w:rsid w:val="006A4DFC"/>
     <w:pPr>
@@ -8123,7 +13380,7 @@
       <w:adjustRightInd w:val="0"/>
     </w:pPr>
     <w:rPr>
-      <w:rFonts w:ascii="Times New Roman" w:eastAsia="Calibri" w:hAnsi="Times New Roman" w:cs="Times New Roman"/>
+      <w:rFonts w:ascii="Times New Roman" w:hAnsi="Times New Roman" w:eastAsia="Calibri" w:cs="Times New Roman"/>
       <w:color w:val="000000"/>
     </w:rPr>
   </w:style>
@@ -8131,7 +13388,7 @@
 </file>
 
 <file path=word/theme/theme1.xml><?xml version="1.0" encoding="utf-8"?>
-<a:theme xmlns:a="http://schemas.openxmlformats.org/drawingml/2006/main" name="Office Theme">
+<a:theme xmlns:a="http://schemas.openxmlformats.org/drawingml/2006/main" xmlns:thm15="http://schemas.microsoft.com/office/thememl/2012/main" name="Office Theme">
   <a:themeElements>
     <a:clrScheme name="Office">
       <a:dk1>
